--- a/docs/dev/getting-started.docx
+++ b/docs/dev/getting-started.docx
@@ -529,7 +529,7 @@
         <w:spacing w:after="120"/>
       </w:pPr>
       <w:r>
-        <w:t xml:space="preserve">Local builds use ad hoc signing and need no paid developer account. Normal public distribution requires Developer ID certificates and notarization. Do not treat a locally verified installer as a notarized release.</w:t>
+        <w:t xml:space="preserve">Local builds use ad hoc signing and need no paid developer account. Public direct downloads require Developer ID certificates and notarization; Store distribution uses its own signing and review workflow. Do not treat a locally verified installer as a notarized release.</w:t>
       </w:r>
     </w:p>
     <w:p>
@@ -563,7 +563,7 @@
         <w:t xml:space="preserve">~/Documents/GitHub/Mail-Filter</w:t>
       </w:r>
       <w:r>
-        <w:t xml:space="preserve">. There is no Xcode project to open: native targets are assembled by </w:t>
+        <w:t xml:space="preserve">. Direct-distribution targets are assembled by </w:t>
       </w:r>
       <w:r>
         <w:rPr>
@@ -585,7 +585,29 @@
         <w:t xml:space="preserve">Package.swift</w:t>
       </w:r>
       <w:r>
-        <w:t xml:space="preserve"> describes the engineering CLI.</w:t>
+        <w:t xml:space="preserve"> describes the engineering CLI. The Store host and extension have a separate Xcode project at </w:t>
+      </w:r>
+      <w:r>
+        <w:rPr>
+          <w:rFonts w:ascii="Courier New" w:hAnsi="Courier New" w:cs="Courier New"/>
+          <w:sz w:val="19"/>
+          <w:shd w:val="clear" w:color="auto" w:fill="F2F2F2"/>
+        </w:rPr>
+        <w:t xml:space="preserve">MacApp/Store/Mail-Filter.xcodeproj</w:t>
+      </w:r>
+      <w:r>
+        <w:t xml:space="preserve">; its source lists are generated by </w:t>
+      </w:r>
+      <w:r>
+        <w:rPr>
+          <w:rFonts w:ascii="Courier New" w:hAnsi="Courier New" w:cs="Courier New"/>
+          <w:sz w:val="19"/>
+          <w:shd w:val="clear" w:color="auto" w:fill="F2F2F2"/>
+        </w:rPr>
+        <w:t xml:space="preserve">MacApp/Store/generate-project.py</w:t>
+      </w:r>
+      <w:r>
+        <w:t xml:space="preserve">.</w:t>
       </w:r>
     </w:p>
     <w:tbl>
@@ -865,10 +887,25 @@
     </w:p>
     <w:p>
       <w:pPr>
-        <w:spacing w:after="120"/>
-      </w:pPr>
-      <w:r>
-        <w:t xml:space="preserve">Use the maintained scripts as the build contract. They supply compile lists, target architecture, language modes, bundle IDs, entitlements, resource copies, signing order and verification.</w:t>
+        <w:pStyle w:val="Heading2"/>
+        <w:keepNext/>
+        <w:spacing w:before="240" w:after="80"/>
+      </w:pPr>
+      <w:r>
+        <w:rPr>
+          <w:b/>
+          <w:sz w:val="26"/>
+          <w:color w:val="000000"/>
+        </w:rPr>
+        <w:t xml:space="preserve">Compile the app inside Xcode</w:t>
+      </w:r>
+    </w:p>
+    <w:p>
+      <w:pPr>
+        <w:spacing w:after="120"/>
+      </w:pPr>
+      <w:r>
+        <w:t xml:space="preserve">Open the existing project from Finder or Terminal:</w:t>
       </w:r>
     </w:p>
     <w:tbl>
@@ -898,19 +935,7 @@
                 <w:rFonts w:ascii="Courier New" w:hAnsi="Courier New" w:cs="Courier New"/>
                 <w:sz w:val="18"/>
               </w:rPr>
-              <w:t xml:space="preserve">./MacApp/build.sh local</w:t>
-            </w:r>
-          </w:p>
-          <w:p>
-            <w:pPr>
-              <w:spacing w:after="0" w:line="240" w:lineRule="auto"/>
-            </w:pPr>
-            <w:r>
-              <w:rPr>
-                <w:rFonts w:ascii="Courier New" w:hAnsi="Courier New" w:cs="Courier New"/>
-                <w:sz w:val="18"/>
-              </w:rPr>
-              <w:t xml:space="preserve">./build.sh</w:t>
+              <w:t xml:space="preserve">open MacApp/Store/Mail-Filter.xcodeproj</w:t>
             </w:r>
           </w:p>
         </w:tc>
@@ -922,147 +947,140 @@
         <w:spacing w:after="120"/>
       </w:pPr>
       <w:r>
-        <w:t xml:space="preserve">The native build creates </w:t>
-      </w:r>
-      <w:r>
-        <w:rPr>
-          <w:rFonts w:ascii="Courier New" w:hAnsi="Courier New" w:cs="Courier New"/>
-          <w:sz w:val="19"/>
-          <w:shd w:val="clear" w:color="auto" w:fill="F2F2F2"/>
-        </w:rPr>
-        <w:t xml:space="preserve">.build/mac-app/Mail-Filter.app</w:t>
-      </w:r>
-      <w:r>
-        <w:t xml:space="preserve">, its embedded </w:t>
-      </w:r>
-      <w:r>
-        <w:rPr>
-          <w:rFonts w:ascii="Courier New" w:hAnsi="Courier New" w:cs="Courier New"/>
-          <w:sz w:val="19"/>
-          <w:shd w:val="clear" w:color="auto" w:fill="F2F2F2"/>
-        </w:rPr>
-        <w:t xml:space="preserve">Contents/PlugIns/Mail-Filter.appex</w:t>
-      </w:r>
-      <w:r>
-        <w:t xml:space="preserve">, and </w:t>
-      </w:r>
-      <w:r>
-        <w:rPr>
-          <w:rFonts w:ascii="Courier New" w:hAnsi="Courier New" w:cs="Courier New"/>
-          <w:sz w:val="19"/>
-          <w:shd w:val="clear" w:color="auto" w:fill="F2F2F2"/>
-        </w:rPr>
-        <w:t xml:space="preserve">.build/mac-app/Uninstall Mail-Filter.app</w:t>
-      </w:r>
-      <w:r>
-        <w:t xml:space="preserve">. It also compiles and embeds the engineering CLI under </w:t>
-      </w:r>
-      <w:r>
-        <w:rPr>
-          <w:rFonts w:ascii="Courier New" w:hAnsi="Courier New" w:cs="Courier New"/>
-          <w:sz w:val="19"/>
-          <w:shd w:val="clear" w:color="auto" w:fill="F2F2F2"/>
-        </w:rPr>
-        <w:t xml:space="preserve">Contents/Resources/DeveloperTools/</w:t>
-      </w:r>
-      <w:r>
-        <w:t xml:space="preserve">. The root build creates </w:t>
-      </w:r>
-      <w:r>
-        <w:rPr>
-          <w:rFonts w:ascii="Courier New" w:hAnsi="Courier New" w:cs="Courier New"/>
-          <w:sz w:val="19"/>
-          <w:shd w:val="clear" w:color="auto" w:fill="F2F2F2"/>
-        </w:rPr>
-        <w:t xml:space="preserve">.build/release/mail-filter</w:t>
-      </w:r>
-      <w:r>
-        <w:t xml:space="preserve"> through Swift Package Manager. Neither command installs apps, reads messages, enables extensions or requests Junk actions.</w:t>
-      </w:r>
-    </w:p>
-    <w:p>
-      <w:pPr>
-        <w:spacing w:after="120"/>
-      </w:pPr>
-      <w:r>
-        <w:t xml:space="preserve">Both build scripts first regenerate the registered Word documents from Markdown. Python 3 and successful conversion are required; a documentation failure stops the build before compilation. Packaging uses the native build and inherits this step.</w:t>
-      </w:r>
-    </w:p>
-    <w:p>
-      <w:pPr>
-        <w:spacing w:after="120"/>
-      </w:pPr>
-      <w:r>
-        <w:t xml:space="preserve">When adding a Swift source file, update every native target or test compilation that needs it. A file under the root package's target directory may be discovered by SwiftPM while still being absent from the explicit native lists. Inspect both build paths when changing shared code.</w:t>
-      </w:r>
-    </w:p>
-    <w:p>
-      <w:pPr>
-        <w:pStyle w:val="Heading1"/>
-        <w:keepNext/>
-        <w:spacing w:before="240" w:after="80"/>
-      </w:pPr>
+        <w:t xml:space="preserve">Open this project file explicitly. Opening the repository folder instead loads the command-line Swift package, which has its own scheme list. The native project contains </w:t>
+      </w:r>
+      <w:r>
+        <w:rPr>
+          <w:rFonts w:ascii="Courier New" w:hAnsi="Courier New" w:cs="Courier New"/>
+          <w:sz w:val="19"/>
+          <w:shd w:val="clear" w:color="auto" w:fill="F2F2F2"/>
+        </w:rPr>
+        <w:t xml:space="preserve">MailFilter</w:t>
+      </w:r>
+      <w:r>
+        <w:t xml:space="preserve"> for the settings app and </w:t>
+      </w:r>
+      <w:r>
+        <w:rPr>
+          <w:rFonts w:ascii="Courier New" w:hAnsi="Courier New" w:cs="Courier New"/>
+          <w:sz w:val="19"/>
+          <w:shd w:val="clear" w:color="auto" w:fill="F2F2F2"/>
+        </w:rPr>
+        <w:t xml:space="preserve">MailFilterExtension</w:t>
+      </w:r>
+      <w:r>
+        <w:t xml:space="preserve"> for the embedded MailKit extension. Building the host builds and embeds its extension. A separate helper target packages the direct local installer.</w:t>
+      </w:r>
+    </w:p>
+    <w:p>
+      <w:pPr>
+        <w:spacing w:after="120"/>
+      </w:pPr>
+      <w:r>
+        <w:t xml:space="preserve">Expand </w:t>
+      </w:r>
       <w:r>
         <w:rPr>
           <w:b/>
-          <w:sz w:val="32"/>
-          <w:color w:val="000000"/>
-        </w:rPr>
-        <w:t xml:space="preserve">4 Run meaningful checks</w:t>
-      </w:r>
-    </w:p>
-    <w:tbl>
-      <w:tblPr>
-        <w:tblW w:w="0" w:type="auto"/>
-        <w:tblBorders>
-          <w:top w:val="single" w:sz="4" w:space="0" w:color="D0D0D0"/>
-          <w:left w:val="single" w:sz="4" w:space="0" w:color="D0D0D0"/>
-          <w:bottom w:val="single" w:sz="4" w:space="0" w:color="D0D0D0"/>
-          <w:right w:val="single" w:sz="4" w:space="0" w:color="D0D0D0"/>
-        </w:tblBorders>
-      </w:tblPr>
-      <w:tr>
-        <w:trPr>
-          <w:cantSplit/>
-        </w:trPr>
-        <w:tc>
-          <w:tcPr>
-            <w:shd w:val="clear" w:color="auto" w:fill="F5F5F5"/>
-          </w:tcPr>
-          <w:p>
-            <w:pPr>
-              <w:spacing w:after="0" w:line="240" w:lineRule="auto"/>
-            </w:pPr>
-            <w:r>
-              <w:rPr>
-                <w:rFonts w:ascii="Courier New" w:hAnsi="Courier New" w:cs="Courier New"/>
-                <w:sz w:val="18"/>
-              </w:rPr>
-              <w:t xml:space="preserve">./MacApp/test.sh</w:t>
-            </w:r>
-          </w:p>
-          <w:p>
-            <w:pPr>
-              <w:spacing w:after="0" w:line="240" w:lineRule="auto"/>
-            </w:pPr>
-            <w:r>
-              <w:rPr>
-                <w:rFonts w:ascii="Courier New" w:hAnsi="Courier New" w:cs="Courier New"/>
-                <w:sz w:val="18"/>
-              </w:rPr>
-              <w:t xml:space="preserve">swift test</w:t>
-            </w:r>
-          </w:p>
-        </w:tc>
-      </w:tr>
-    </w:tbl>
-    <w:p/>
-    <w:p>
-      <w:pPr>
-        <w:spacing w:after="120"/>
-      </w:pPr>
-      <w:r>
-        <w:t xml:space="preserve">Native checks compile small Swift executables and use synthetic messages and temporary stores. They cover configuration, own-sender guards, MIME extraction, scheduling, deadlines, retries, evidence, recovery protection, migration, activity/export privacy and uninstall/PATH planning. The Swift package tests cover CLI options, parsing, evidence and state behavior. Python packaging checks verify the narrowly scoped PATH scripts against fixtures.</w:t>
+        </w:rPr>
+        <w:t xml:space="preserve">Repository</w:t>
+      </w:r>
+      <w:r>
+        <w:t xml:space="preserve"> to browse source, tests, scripts, prompts and docs in their existing folders. Xcode groups and file references point to the original checkout; no symlinks, copies or file moves are involved. Navigation uses Git's public file inventory, omitting ignored private settings and generated outputs. Target membership remains in the generator's explicit compile lists. Regenerate after adding files.</w:t>
+      </w:r>
+    </w:p>
+    <w:p>
+      <w:pPr>
+        <w:spacing w:after="40"/>
+        <w:ind w:left="360" w:hanging="360"/>
+      </w:pPr>
+      <w:r>
+        <w:t xml:space="preserve">1.  </w:t>
+      </w:r>
+      <w:r>
+        <w:t xml:space="preserve">Select the </w:t>
+      </w:r>
+      <w:r>
+        <w:rPr>
+          <w:b/>
+        </w:rPr>
+        <w:t xml:space="preserve">Mail-Filter Build Check</w:t>
+      </w:r>
+      <w:r>
+        <w:t xml:space="preserve"> scheme in the toolbar.</w:t>
+      </w:r>
+    </w:p>
+    <w:p>
+      <w:pPr>
+        <w:spacing w:after="40"/>
+        <w:ind w:left="360" w:hanging="360"/>
+      </w:pPr>
+      <w:r>
+        <w:t xml:space="preserve">2.  </w:t>
+      </w:r>
+      <w:r>
+        <w:t xml:space="preserve">Select </w:t>
+      </w:r>
+      <w:r>
+        <w:rPr>
+          <w:b/>
+        </w:rPr>
+        <w:t xml:space="preserve">My Mac</w:t>
+      </w:r>
+      <w:r>
+        <w:t xml:space="preserve"> as the destination.</w:t>
+      </w:r>
+    </w:p>
+    <w:p>
+      <w:pPr>
+        <w:spacing w:after="40"/>
+        <w:ind w:left="360" w:hanging="360"/>
+      </w:pPr>
+      <w:r>
+        <w:t xml:space="preserve">3.  </w:t>
+      </w:r>
+      <w:r>
+        <w:t xml:space="preserve">Choose </w:t>
+      </w:r>
+      <w:r>
+        <w:rPr>
+          <w:b/>
+        </w:rPr>
+        <w:t xml:space="preserve">Product &gt; Build</w:t>
+      </w:r>
+      <w:r>
+        <w:t xml:space="preserve">, or press Command-B.</w:t>
+      </w:r>
+    </w:p>
+    <w:p>
+      <w:pPr>
+        <w:spacing w:after="40"/>
+        <w:ind w:left="360" w:hanging="360"/>
+      </w:pPr>
+      <w:r>
+        <w:t xml:space="preserve">4.  </w:t>
+      </w:r>
+      <w:r>
+        <w:t xml:space="preserve">Open the Issue navigator with Command-5 to inspect compiler errors.</w:t>
+      </w:r>
+    </w:p>
+    <w:p>
+      <w:pPr>
+        <w:spacing w:after="120"/>
+      </w:pPr>
+      <w:r>
+        <w:t xml:space="preserve">The </w:t>
+      </w:r>
+      <w:r>
+        <w:rPr>
+          <w:rFonts w:ascii="Courier New" w:hAnsi="Courier New" w:cs="Courier New"/>
+          <w:sz w:val="19"/>
+          <w:shd w:val="clear" w:color="auto" w:fill="F2F2F2"/>
+        </w:rPr>
+        <w:t xml:space="preserve">BuildCheck</w:t>
+      </w:r>
+      <w:r>
+        <w:t xml:space="preserve"> configuration disables code signing and needs no Apple Account, certificates or paid membership. It uses the isolated development identifiers. Its scheme has no runnable executable and disables archive/profile builds. Compile with Command-B; use a signed development build for runtime qualification. Building does not install the app, enable a Mail extension or change filtering settings. Xcode records app build products with Launch Services, so unsigned checks use development identities to avoid the working app's identity.</w:t>
       </w:r>
     </w:p>
     <w:tbl>
@@ -1108,7 +1126,7 @@
               <w:rPr>
                 <w:b/>
               </w:rPr>
-              <w:t xml:space="preserve">Change area</w:t>
+              <w:t xml:space="preserve">Scheme</w:t>
             </w:r>
           </w:p>
         </w:tc>
@@ -1126,7 +1144,7 @@
               <w:rPr>
                 <w:b/>
               </w:rPr>
-              <w:t xml:space="preserve">Checks to prioritize</w:t>
+              <w:t xml:space="preserve">Configuration and purpose</w:t>
             </w:r>
           </w:p>
         </w:tc>
@@ -1145,7 +1163,7 @@
               <w:spacing w:after="0"/>
             </w:pPr>
             <w:r>
-              <w:t xml:space="preserve">Policy or evidence</w:t>
+              <w:t xml:space="preserve">Mail-Filter Build Check</w:t>
             </w:r>
           </w:p>
         </w:tc>
@@ -1159,7 +1177,7 @@
               <w:spacing w:after="0"/>
             </w:pPr>
             <w:r>
-              <w:t xml:space="preserve">Shared filtering and model-request checks; private model comparison with positive and negative controls.</w:t>
+              <w:t xml:space="preserve">BuildCheck; unsigned app and extension compilation.</w:t>
             </w:r>
           </w:p>
         </w:tc>
@@ -1178,7 +1196,7 @@
               <w:spacing w:after="0"/>
             </w:pPr>
             <w:r>
-              <w:t xml:space="preserve">MIME extraction</w:t>
+              <w:t xml:space="preserve">Mail-Filter Local Installer</w:t>
             </w:r>
           </w:p>
         </w:tc>
@@ -1192,7 +1210,7 @@
               <w:spacing w:after="0"/>
             </w:pPr>
             <w:r>
-              <w:t xml:space="preserve">MIME checks, including malformed alternatives and size/depth limits.</w:t>
+              <w:t xml:space="preserve">BuildCheck helper; rebuild and verify the direct local installer.</w:t>
             </w:r>
           </w:p>
         </w:tc>
@@ -1211,7 +1229,7 @@
               <w:spacing w:after="0"/>
             </w:pPr>
             <w:r>
-              <w:t xml:space="preserve">Retry or scheduler</w:t>
+              <w:t xml:space="preserve">Mail-Filter using Run</w:t>
             </w:r>
           </w:p>
         </w:tc>
@@ -1225,7 +1243,7 @@
               <w:spacing w:after="0"/>
             </w:pPr>
             <w:r>
-              <w:t xml:space="preserve">Retry, deadline and burst checks; exhaustion and late-result behavior.</w:t>
+              <w:t xml:space="preserve">Development; signed sandboxed debugging after team access is available.</w:t>
             </w:r>
           </w:p>
         </w:tc>
@@ -1244,7 +1262,7 @@
               <w:spacing w:after="0"/>
             </w:pPr>
             <w:r>
-              <w:t xml:space="preserve">Settings or recovery</w:t>
+              <w:t xml:space="preserve">Mail-Filter using Archive</w:t>
             </w:r>
           </w:p>
         </w:tc>
@@ -1258,73 +1276,7 @@
               <w:spacing w:after="0"/>
             </w:pPr>
             <w:r>
-              <w:t xml:space="preserve">Native and Junk protection checks; stale revisions, corrupt state and imports.</w:t>
-            </w:r>
-          </w:p>
-        </w:tc>
-      </w:tr>
-      <w:tr>
-        <w:trPr>
-          <w:cantSplit/>
-        </w:trPr>
-        <w:tc>
-          <w:tcPr>
-            <w:tcW w:w="3557" w:type="dxa"/>
-            <w:vAlign w:val="center"/>
-          </w:tcPr>
-          <w:p>
-            <w:pPr>
-              <w:spacing w:after="0"/>
-            </w:pPr>
-            <w:r>
-              <w:t xml:space="preserve">UI diagnostics or exports</w:t>
-            </w:r>
-          </w:p>
-        </w:tc>
-        <w:tc>
-          <w:tcPr>
-            <w:tcW w:w="5803" w:type="dxa"/>
-            <w:vAlign w:val="center"/>
-          </w:tcPr>
-          <w:p>
-            <w:pPr>
-              <w:spacing w:after="0"/>
-            </w:pPr>
-            <w:r>
-              <w:t xml:space="preserve">Native/diagnostic checks and explicit installed-app copy/export validation.</w:t>
-            </w:r>
-          </w:p>
-        </w:tc>
-      </w:tr>
-      <w:tr>
-        <w:trPr>
-          <w:cantSplit/>
-        </w:trPr>
-        <w:tc>
-          <w:tcPr>
-            <w:tcW w:w="3557" w:type="dxa"/>
-            <w:vAlign w:val="center"/>
-          </w:tcPr>
-          <w:p>
-            <w:pPr>
-              <w:spacing w:after="0"/>
-            </w:pPr>
-            <w:r>
-              <w:t xml:space="preserve">Installer or PATH</w:t>
-            </w:r>
-          </w:p>
-        </w:tc>
-        <w:tc>
-          <w:tcPr>
-            <w:tcW w:w="5803" w:type="dxa"/>
-            <w:vAlign w:val="center"/>
-          </w:tcPr>
-          <w:p>
-            <w:pPr>
-              <w:spacing w:after="0"/>
-            </w:pPr>
-            <w:r>
-              <w:t xml:space="preserve">Packaging fixtures, bundle/package verification and controlled install/update/remove checks.</w:t>
+              <w:t xml:space="preserve">Store; distribution signing and an App Store archive.</w:t>
             </w:r>
           </w:p>
         </w:tc>
@@ -1336,22 +1288,275 @@
         <w:spacing w:after="120"/>
       </w:pPr>
       <w:r>
-        <w:t xml:space="preserve">Synthetic tests do not generate real model responses or prove MailKit delivered an action. A successful build also does not prove extension activation, Automation permission or shared storage access in a real session. Run the affected checks, then broaden only if new failures or changes justify it.</w:t>
-      </w:r>
-    </w:p>
-    <w:p>
-      <w:pPr>
-        <w:pStyle w:val="Heading1"/>
+        <w:t xml:space="preserve">Xcode may also show an automatic </w:t>
+      </w:r>
+      <w:r>
+        <w:rPr>
+          <w:b/>
+        </w:rPr>
+        <w:t xml:space="preserve">MailFilterExtension</w:t>
+      </w:r>
+      <w:r>
+        <w:t xml:space="preserve"> scheme for component development/debugging. It selects development signing and requires a configured team. You do not need it to build the complete app or installer; use Build Check to compile both components without signing.</w:t>
+      </w:r>
+    </w:p>
+    <w:p>
+      <w:pPr>
+        <w:spacing w:after="120"/>
+      </w:pPr>
+      <w:r>
+        <w:t xml:space="preserve">The </w:t>
+      </w:r>
+      <w:r>
+        <w:rPr>
+          <w:b/>
+        </w:rPr>
+        <w:t xml:space="preserve">Build Configuration</w:t>
+      </w:r>
+      <w:r>
+        <w:t xml:space="preserve"> navigator group contains the configuration files and the detailed Store build guide. The engineering CLI remains in the root Swift package. The app and Store archive targets exclude the CLI and uninstaller; the Local Installer helper packages them through the existing direct-build scripts.</w:t>
+      </w:r>
+    </w:p>
+    <w:p>
+      <w:pPr>
+        <w:pStyle w:val="Heading2"/>
         <w:keepNext/>
         <w:spacing w:before="240" w:after="80"/>
       </w:pPr>
       <w:r>
         <w:rPr>
           <w:b/>
-          <w:sz w:val="32"/>
+          <w:sz w:val="26"/>
           <w:color w:val="000000"/>
         </w:rPr>
-        <w:t xml:space="preserve">5 Package and install a local build</w:t>
+        <w:t xml:space="preserve">Create a local installer inside Xcode</w:t>
+      </w:r>
+    </w:p>
+    <w:p>
+      <w:pPr>
+        <w:spacing w:after="120"/>
+      </w:pPr>
+      <w:r>
+        <w:t xml:space="preserve">Select the </w:t>
+      </w:r>
+      <w:r>
+        <w:rPr>
+          <w:b/>
+        </w:rPr>
+        <w:t xml:space="preserve">Mail-Filter Local Installer</w:t>
+      </w:r>
+      <w:r>
+        <w:t xml:space="preserve"> scheme, then choose </w:t>
+      </w:r>
+      <w:r>
+        <w:rPr>
+          <w:b/>
+        </w:rPr>
+        <w:t xml:space="preserve">Product &gt; Build</w:t>
+      </w:r>
+      <w:r>
+        <w:t xml:space="preserve"> or press Command-B. Wait for </w:t>
+      </w:r>
+      <w:r>
+        <w:rPr>
+          <w:b/>
+        </w:rPr>
+        <w:t xml:space="preserve">Build Succeeded</w:t>
+      </w:r>
+      <w:r>
+        <w:t xml:space="preserve">. This invokes </w:t>
+      </w:r>
+      <w:r>
+        <w:rPr>
+          <w:rFonts w:ascii="Courier New" w:hAnsi="Courier New" w:cs="Courier New"/>
+          <w:sz w:val="19"/>
+          <w:shd w:val="clear" w:color="auto" w:fill="F2F2F2"/>
+        </w:rPr>
+        <w:t xml:space="preserve">MacApp/package.sh local</w:t>
+      </w:r>
+      <w:r>
+        <w:t xml:space="preserve">, regenerates Word documentation, rebuilds the direct app and extension, embeds the engineering CLI, builds the uninstaller, applies ad hoc signing and verifies the package.</w:t>
+      </w:r>
+    </w:p>
+    <w:p>
+      <w:pPr>
+        <w:spacing w:after="120"/>
+      </w:pPr>
+      <w:r>
+        <w:t xml:space="preserve">The output is </w:t>
+      </w:r>
+      <w:r>
+        <w:rPr>
+          <w:rFonts w:ascii="Courier New" w:hAnsi="Courier New" w:cs="Courier New"/>
+          <w:sz w:val="19"/>
+          <w:shd w:val="clear" w:color="auto" w:fill="F2F2F2"/>
+        </w:rPr>
+        <w:t xml:space="preserve">outputs/Mail-Filter Installer.pkg</w:t>
+      </w:r>
+      <w:r>
+        <w:t xml:space="preserve"> in the repository. The packager maintains a Desktop shortcut to that same file and leaves unrelated Desktop items untouched. Open the package yourself when you intend to install it; building the helper never starts Installer or changes installed apps, filtering settings, PATH entries or extension activation. No paid developer membership is needed for this local package.</w:t>
+      </w:r>
+    </w:p>
+    <w:p>
+      <w:pPr>
+        <w:spacing w:after="120"/>
+      </w:pPr>
+      <w:r>
+        <w:t xml:space="preserve">Each explicit build of the helper reruns packaging. Use </w:t>
+      </w:r>
+      <w:r>
+        <w:rPr>
+          <w:b/>
+        </w:rPr>
+        <w:t xml:space="preserve">Mail-Filter Build Check</w:t>
+      </w:r>
+      <w:r>
+        <w:t xml:space="preserve"> for faster compilation while editing. The helper has no dependency on the sandboxed app targets. Only this helper disables Xcode's script sandbox to allow the maintained packager to write repo outputs and its Desktop shortcut; the native app and extension retain their sandbox settings. The local installer is a test artifact and is separate from an App Store archive or a notarized public release.</w:t>
+      </w:r>
+    </w:p>
+    <w:p>
+      <w:pPr>
+        <w:pStyle w:val="Heading2"/>
+        <w:keepNext/>
+        <w:spacing w:before="240" w:after="80"/>
+      </w:pPr>
+      <w:r>
+        <w:rPr>
+          <w:b/>
+          <w:sz w:val="26"/>
+          <w:color w:val="000000"/>
+        </w:rPr>
+        <w:t xml:space="preserve">Configure signed Xcode builds</w:t>
+      </w:r>
+    </w:p>
+    <w:p>
+      <w:pPr>
+        <w:spacing w:after="120"/>
+      </w:pPr>
+      <w:r>
+        <w:t xml:space="preserve">After the paid developer team is active, register the app, extension and shared group identifiers listed in </w:t>
+      </w:r>
+      <w:r>
+        <w:rPr>
+          <w:rFonts w:ascii="Courier New" w:hAnsi="Courier New" w:cs="Courier New"/>
+          <w:sz w:val="19"/>
+          <w:shd w:val="clear" w:color="auto" w:fill="F2F2F2"/>
+        </w:rPr>
+        <w:t xml:space="preserve">MacApp/Store/README.md</w:t>
+      </w:r>
+      <w:r>
+        <w:t xml:space="preserve">. In Xcode Settings under Apple Accounts, sign in and create or download the required signing assets. Keep automatic signing enabled for both targets.</w:t>
+      </w:r>
+    </w:p>
+    <w:p>
+      <w:pPr>
+        <w:spacing w:after="120"/>
+      </w:pPr>
+      <w:r>
+        <w:t xml:space="preserve">Copy </w:t>
+      </w:r>
+      <w:r>
+        <w:rPr>
+          <w:rFonts w:ascii="Courier New" w:hAnsi="Courier New" w:cs="Courier New"/>
+          <w:sz w:val="19"/>
+          <w:shd w:val="clear" w:color="auto" w:fill="F2F2F2"/>
+        </w:rPr>
+        <w:t xml:space="preserve">MacApp/Store/Signing.example.xcconfig</w:t>
+      </w:r>
+      <w:r>
+        <w:t xml:space="preserve"> to </w:t>
+      </w:r>
+      <w:r>
+        <w:rPr>
+          <w:rFonts w:ascii="Courier New" w:hAnsi="Courier New" w:cs="Courier New"/>
+          <w:sz w:val="19"/>
+          <w:shd w:val="clear" w:color="auto" w:fill="F2F2F2"/>
+        </w:rPr>
+        <w:t xml:space="preserve">Signing.local.xcconfig</w:t>
+      </w:r>
+      <w:r>
+        <w:t xml:space="preserve"> in the same directory. Set </w:t>
+      </w:r>
+      <w:r>
+        <w:rPr>
+          <w:rFonts w:ascii="Courier New" w:hAnsi="Courier New" w:cs="Courier New"/>
+          <w:sz w:val="19"/>
+          <w:shd w:val="clear" w:color="auto" w:fill="F2F2F2"/>
+        </w:rPr>
+        <w:t xml:space="preserve">DEVELOPMENT_TEAM</w:t>
+      </w:r>
+      <w:r>
+        <w:t xml:space="preserve"> in that local file to the actual ten-character paid developer Team ID. Both signed configurations and targets read it. Git ignores this file; avoid adding team overrides to the generated project, because regeneration would overwrite them. The Build Check configuration continues to disable signing even after the local file exists.</w:t>
+      </w:r>
+    </w:p>
+    <w:p>
+      <w:pPr>
+        <w:spacing w:after="120"/>
+      </w:pPr>
+      <w:r>
+        <w:t xml:space="preserve">Select the </w:t>
+      </w:r>
+      <w:r>
+        <w:rPr>
+          <w:b/>
+        </w:rPr>
+        <w:t xml:space="preserve">Mail-Filter</w:t>
+      </w:r>
+      <w:r>
+        <w:t xml:space="preserve"> scheme for signed Run or Archive. Before enabling its development extension, qualify App Group storage, import and permissions in an isolated test setup. Do not enable both filtering extensions against the same working inbox. Signed runtime and App Review remain separate checks from successful compilation.</w:t>
+      </w:r>
+    </w:p>
+    <w:p>
+      <w:pPr>
+        <w:spacing w:after="120"/>
+      </w:pPr>
+      <w:r>
+        <w:t xml:space="preserve">When adding files to the Xcode targets, update </w:t>
+      </w:r>
+      <w:r>
+        <w:rPr>
+          <w:rFonts w:ascii="Courier New" w:hAnsi="Courier New" w:cs="Courier New"/>
+          <w:sz w:val="19"/>
+          <w:shd w:val="clear" w:color="auto" w:fill="F2F2F2"/>
+        </w:rPr>
+        <w:t xml:space="preserve">MacApp/Store/generate-project.py</w:t>
+      </w:r>
+      <w:r>
+        <w:t xml:space="preserve">, regenerate with Python 3, and run it with </w:t>
+      </w:r>
+      <w:r>
+        <w:rPr>
+          <w:rFonts w:ascii="Courier New" w:hAnsi="Courier New" w:cs="Courier New"/>
+          <w:sz w:val="19"/>
+          <w:shd w:val="clear" w:color="auto" w:fill="F2F2F2"/>
+        </w:rPr>
+        <w:t xml:space="preserve">--check</w:t>
+      </w:r>
+      <w:r>
+        <w:t xml:space="preserve"> to detect drift. The project and shared schemes are reproducible outputs. Development checks allow Xcode's debug and preview libraries; the production Store verifier still requires the release executable alone.</w:t>
+      </w:r>
+    </w:p>
+    <w:p>
+      <w:pPr>
+        <w:pStyle w:val="Heading2"/>
+        <w:keepNext/>
+        <w:spacing w:before="240" w:after="80"/>
+      </w:pPr>
+      <w:r>
+        <w:rPr>
+          <w:b/>
+          <w:sz w:val="26"/>
+          <w:color w:val="000000"/>
+        </w:rPr>
+        <w:t xml:space="preserve">Build the direct app and engineering tools</w:t>
+      </w:r>
+    </w:p>
+    <w:p>
+      <w:pPr>
+        <w:spacing w:after="120"/>
+      </w:pPr>
+      <w:r>
+        <w:t xml:space="preserve">Use the maintained scripts as the direct build contract. They supply compile lists, target architecture, language modes, bundle IDs, entitlements, resource copies, signing order and verification.</w:t>
       </w:r>
     </w:p>
     <w:tbl>
@@ -1381,7 +1586,19 @@
                 <w:rFonts w:ascii="Courier New" w:hAnsi="Courier New" w:cs="Courier New"/>
                 <w:sz w:val="18"/>
               </w:rPr>
-              <w:t xml:space="preserve">./MacApp/package.sh local</w:t>
+              <w:t xml:space="preserve">./MacApp/build.sh local</w:t>
+            </w:r>
+          </w:p>
+          <w:p>
+            <w:pPr>
+              <w:spacing w:after="0" w:line="240" w:lineRule="auto"/>
+            </w:pPr>
+            <w:r>
+              <w:rPr>
+                <w:rFonts w:ascii="Courier New" w:hAnsi="Courier New" w:cs="Courier New"/>
+                <w:sz w:val="18"/>
+              </w:rPr>
+              <w:t xml:space="preserve">./build.sh</w:t>
             </w:r>
           </w:p>
         </w:tc>
@@ -1393,115 +1610,108 @@
         <w:spacing w:after="120"/>
       </w:pPr>
       <w:r>
-        <w:t xml:space="preserve">Packaging rebuilds the native product, verifies signatures and bundle identities, constructs the installer choices, expands/verifies the payload, and writes </w:t>
-      </w:r>
-      <w:r>
-        <w:rPr>
-          <w:rFonts w:ascii="Courier New" w:hAnsi="Courier New" w:cs="Courier New"/>
-          <w:sz w:val="19"/>
-          <w:shd w:val="clear" w:color="auto" w:fill="F2F2F2"/>
-        </w:rPr>
-        <w:t xml:space="preserve">outputs/Mail-Filter Installer.pkg</w:t>
-      </w:r>
-      <w:r>
-        <w:t xml:space="preserve">. It creates a Desktop symbolic-link shortcut to that same package. </w:t>
-      </w:r>
-      <w:r>
-        <w:rPr>
-          <w:rFonts w:ascii="Courier New" w:hAnsi="Courier New" w:cs="Courier New"/>
-          <w:sz w:val="19"/>
-          <w:shd w:val="clear" w:color="auto" w:fill="F2F2F2"/>
-        </w:rPr>
-        <w:t xml:space="preserve">.build/</w:t>
-      </w:r>
-      <w:r>
-        <w:t xml:space="preserve"> and </w:t>
-      </w:r>
-      <w:r>
-        <w:rPr>
-          <w:rFonts w:ascii="Courier New" w:hAnsi="Courier New" w:cs="Courier New"/>
-          <w:sz w:val="19"/>
-          <w:shd w:val="clear" w:color="auto" w:fill="F2F2F2"/>
-        </w:rPr>
-        <w:t xml:space="preserve">outputs/</w:t>
-      </w:r>
-      <w:r>
-        <w:t xml:space="preserve"> are ignored; generated developer </w:t>
-      </w:r>
-      <w:r>
-        <w:rPr>
-          <w:rFonts w:ascii="Courier New" w:hAnsi="Courier New" w:cs="Courier New"/>
-          <w:sz w:val="19"/>
-          <w:shd w:val="clear" w:color="auto" w:fill="F2F2F2"/>
-        </w:rPr>
-        <w:t xml:space="preserve">.docx</w:t>
-      </w:r>
-      <w:r>
-        <w:t xml:space="preserve"> files are retained with their Markdown sources.</w:t>
-      </w:r>
-    </w:p>
-    <w:p>
-      <w:pPr>
-        <w:spacing w:after="120"/>
-      </w:pPr>
-      <w:r>
-        <w:t xml:space="preserve">Open the package to install the apps into </w:t>
-      </w:r>
-      <w:r>
-        <w:rPr>
-          <w:rFonts w:ascii="Courier New" w:hAnsi="Courier New" w:cs="Courier New"/>
-          <w:sz w:val="19"/>
-          <w:shd w:val="clear" w:color="auto" w:fill="F2F2F2"/>
-        </w:rPr>
-        <w:t xml:space="preserve">/Applications</w:t>
-      </w:r>
-      <w:r>
-        <w:t xml:space="preserve">. Compatible private settings, activity and protection survive updates. The optional </w:t>
-      </w:r>
-      <w:r>
-        <w:rPr>
-          <w:b/>
-        </w:rPr>
-        <w:t xml:space="preserve">Add command-line tool to PATH</w:t>
-      </w:r>
-      <w:r>
-        <w:t xml:space="preserve"> choice adds only the dedicated </w:t>
-      </w:r>
-      <w:r>
-        <w:rPr>
-          <w:rFonts w:ascii="Courier New" w:hAnsi="Courier New" w:cs="Courier New"/>
-          <w:sz w:val="19"/>
-          <w:shd w:val="clear" w:color="auto" w:fill="F2F2F2"/>
-        </w:rPr>
-        <w:t xml:space="preserve">/etc/paths.d/org.mail-filter.command-line</w:t>
-      </w:r>
-      <w:r>
-        <w:t xml:space="preserve"> entry. Unchecking it removes only a matching installer-owned entry. Open a new Terminal window for PATH changes to take effect; shell dotfiles are not edited.</w:t>
-      </w:r>
-    </w:p>
-    <w:p>
-      <w:pPr>
-        <w:spacing w:after="120"/>
-      </w:pPr>
-      <w:r>
-        <w:t xml:space="preserve">Quit and reopen Mail-Filter and Mail after replacing the installed app. Confirm host and installed extension builds in the diagnostic report, check the extension in Mail Settings, and confirm saved account selection, </w:t>
-      </w:r>
-      <w:r>
-        <w:rPr>
-          <w:b/>
-        </w:rPr>
-        <w:t xml:space="preserve">Enable filtering</w:t>
-      </w:r>
-      <w:r>
-        <w:t xml:space="preserve">, Preview and model readiness. Keeping an old process alive can mask a successful rebuild. The settings window can then close; Mail must stay running.</w:t>
-      </w:r>
-    </w:p>
-    <w:p>
-      <w:pPr>
-        <w:spacing w:after="120"/>
-      </w:pPr>
-      <w:r>
-        <w:t xml:space="preserve">A fresh native setup defaults to apply mode once configured. Use Preview for initial validation and keep it saved while testing. Updating does not automatically scan older Inbox messages. Own-sender mail is protected, so sending to yourself can exercise callback delivery but is not a positive-classification test.</w:t>
+        <w:t xml:space="preserve">The native build creates </w:t>
+      </w:r>
+      <w:r>
+        <w:rPr>
+          <w:rFonts w:ascii="Courier New" w:hAnsi="Courier New" w:cs="Courier New"/>
+          <w:sz w:val="19"/>
+          <w:shd w:val="clear" w:color="auto" w:fill="F2F2F2"/>
+        </w:rPr>
+        <w:t xml:space="preserve">.build/mac-app/Mail-Filter.app</w:t>
+      </w:r>
+      <w:r>
+        <w:t xml:space="preserve">, its embedded </w:t>
+      </w:r>
+      <w:r>
+        <w:rPr>
+          <w:rFonts w:ascii="Courier New" w:hAnsi="Courier New" w:cs="Courier New"/>
+          <w:sz w:val="19"/>
+          <w:shd w:val="clear" w:color="auto" w:fill="F2F2F2"/>
+        </w:rPr>
+        <w:t xml:space="preserve">Contents/PlugIns/Mail-Filter.appex</w:t>
+      </w:r>
+      <w:r>
+        <w:t xml:space="preserve">, and </w:t>
+      </w:r>
+      <w:r>
+        <w:rPr>
+          <w:rFonts w:ascii="Courier New" w:hAnsi="Courier New" w:cs="Courier New"/>
+          <w:sz w:val="19"/>
+          <w:shd w:val="clear" w:color="auto" w:fill="F2F2F2"/>
+        </w:rPr>
+        <w:t xml:space="preserve">.build/mac-app/Uninstall Mail-Filter.app</w:t>
+      </w:r>
+      <w:r>
+        <w:t xml:space="preserve">. It also compiles and embeds the engineering CLI under </w:t>
+      </w:r>
+      <w:r>
+        <w:rPr>
+          <w:rFonts w:ascii="Courier New" w:hAnsi="Courier New" w:cs="Courier New"/>
+          <w:sz w:val="19"/>
+          <w:shd w:val="clear" w:color="auto" w:fill="F2F2F2"/>
+        </w:rPr>
+        <w:t xml:space="preserve">Contents/Resources/DeveloperTools/</w:t>
+      </w:r>
+      <w:r>
+        <w:t xml:space="preserve">. The root build creates </w:t>
+      </w:r>
+      <w:r>
+        <w:rPr>
+          <w:rFonts w:ascii="Courier New" w:hAnsi="Courier New" w:cs="Courier New"/>
+          <w:sz w:val="19"/>
+          <w:shd w:val="clear" w:color="auto" w:fill="F2F2F2"/>
+        </w:rPr>
+        <w:t xml:space="preserve">.build/release/mail-filter</w:t>
+      </w:r>
+      <w:r>
+        <w:t xml:space="preserve"> through Swift Package Manager. Neither command installs apps, reads messages, enables extensions or requests Junk actions.</w:t>
+      </w:r>
+    </w:p>
+    <w:p>
+      <w:pPr>
+        <w:spacing w:after="120"/>
+      </w:pPr>
+      <w:r>
+        <w:t xml:space="preserve">Both build scripts first regenerate the registered Word documents from Markdown. Python 3 and successful conversion are required; a documentation failure stops the build before compilation. Packaging uses the native build and inherits this step.</w:t>
+      </w:r>
+    </w:p>
+    <w:p>
+      <w:pPr>
+        <w:spacing w:after="120"/>
+      </w:pPr>
+      <w:r>
+        <w:t xml:space="preserve">The Store shell entry point, </w:t>
+      </w:r>
+      <w:r>
+        <w:rPr>
+          <w:rFonts w:ascii="Courier New" w:hAnsi="Courier New" w:cs="Courier New"/>
+          <w:sz w:val="19"/>
+          <w:shd w:val="clear" w:color="auto" w:fill="F2F2F2"/>
+        </w:rPr>
+        <w:t xml:space="preserve">MacApp/store-build.sh</w:t>
+      </w:r>
+      <w:r>
+        <w:t xml:space="preserve">, also regenerates Word documentation, as does the Xcode Local Installer helper. Xcode's Build Check and signed app schemes compile the app and extension only; after editing Markdown while using those schemes, run </w:t>
+      </w:r>
+      <w:r>
+        <w:rPr>
+          <w:rFonts w:ascii="Courier New" w:hAnsi="Courier New" w:cs="Courier New"/>
+          <w:sz w:val="19"/>
+          <w:shd w:val="clear" w:color="auto" w:fill="F2F2F2"/>
+        </w:rPr>
+        <w:t xml:space="preserve">python3 docs/build-docx.py</w:t>
+      </w:r>
+      <w:r>
+        <w:t xml:space="preserve"> before committing the source and generated Word files together.</w:t>
+      </w:r>
+    </w:p>
+    <w:p>
+      <w:pPr>
+        <w:spacing w:after="120"/>
+      </w:pPr>
+      <w:r>
+        <w:t xml:space="preserve">When adding a Swift source file, update every native target or test compilation that needs it. A file under the root package's target directory may be discovered by SwiftPM while still being absent from the explicit native lists. Inspect both build paths when changing shared code.</w:t>
       </w:r>
     </w:p>
     <w:p>
@@ -1516,99 +1726,61 @@
           <w:sz w:val="32"/>
           <w:color w:val="000000"/>
         </w:rPr>
-        <w:t xml:space="preserve">6 Investigate a missed email</w:t>
-      </w:r>
-    </w:p>
-    <w:p>
-      <w:pPr>
-        <w:spacing w:after="120"/>
-      </w:pPr>
-      <w:r>
-        <w:t xml:space="preserve">Start with the exact email, its diagnostic key, installed builds and retained automatic history. Separate four questions: Did Mail deliver usable content? Did the model return a valid label? Did a positive pass evidence verification? Did the extension request Junk? A current Analyze result is a new classification under current policy, not a record of the original decision.</w:t>
-      </w:r>
-    </w:p>
-    <w:p>
-      <w:pPr>
-        <w:spacing w:after="40"/>
-        <w:ind w:left="360" w:hanging="360"/>
-      </w:pPr>
-      <w:r>
-        <w:t xml:space="preserve">1.  </w:t>
-      </w:r>
-      <w:r>
-        <w:t xml:space="preserve">Select exactly one message in Mail. In Activity, use </w:t>
-      </w:r>
-      <w:r>
-        <w:rPr>
-          <w:b/>
-        </w:rPr>
-        <w:t xml:space="preserve">Analyze selected email</w:t>
-      </w:r>
-      <w:r>
-        <w:t xml:space="preserve"> for a read-only result, then </w:t>
-      </w:r>
-      <w:r>
-        <w:rPr>
-          <w:b/>
-        </w:rPr>
-        <w:t xml:space="preserve">Copy analysis result</w:t>
-      </w:r>
-      <w:r>
-        <w:t xml:space="preserve"> if needed.</w:t>
-      </w:r>
-    </w:p>
-    <w:p>
-      <w:pPr>
-        <w:spacing w:after="40"/>
-        <w:ind w:left="360" w:hanging="360"/>
-      </w:pPr>
-      <w:r>
-        <w:t xml:space="preserve">2.  </w:t>
-      </w:r>
-      <w:r>
-        <w:t xml:space="preserve">Use </w:t>
-      </w:r>
-      <w:r>
-        <w:rPr>
-          <w:b/>
-        </w:rPr>
-        <w:t xml:space="preserve">Export selected email report</w:t>
-      </w:r>
-      <w:r>
-        <w:t xml:space="preserve"> to save its JSON source, decoded excerpt, current policy and retained history. Export does not move the email or require analysis first.</w:t>
-      </w:r>
-    </w:p>
-    <w:p>
-      <w:pPr>
-        <w:spacing w:after="40"/>
-        <w:ind w:left="360" w:hanging="360"/>
-      </w:pPr>
-      <w:r>
-        <w:t xml:space="preserve">3.  </w:t>
-      </w:r>
-      <w:r>
-        <w:t xml:space="preserve">Use the separate </w:t>
-      </w:r>
-      <w:r>
-        <w:rPr>
-          <w:b/>
-        </w:rPr>
-        <w:t xml:space="preserve">Copy diagnostic report</w:t>
-      </w:r>
-      <w:r>
-        <w:t xml:space="preserve"> control for application state and content-free logs. It does not copy the selected-email result.</w:t>
-      </w:r>
-    </w:p>
-    <w:p>
-      <w:pPr>
-        <w:spacing w:after="40"/>
-        <w:ind w:left="360" w:hanging="360"/>
-      </w:pPr>
-      <w:r>
-        <w:t xml:space="preserve">4.  </w:t>
-      </w:r>
-      <w:r>
-        <w:t xml:space="preserve">Match the opaque key across body requests, queue admission, analysis attempts, labels and final outcomes. Missing retained history can reflect retention or storage failure.</w:t>
+        <w:t xml:space="preserve">4 Run meaningful checks</w:t>
+      </w:r>
+    </w:p>
+    <w:tbl>
+      <w:tblPr>
+        <w:tblW w:w="0" w:type="auto"/>
+        <w:tblBorders>
+          <w:top w:val="single" w:sz="4" w:space="0" w:color="D0D0D0"/>
+          <w:left w:val="single" w:sz="4" w:space="0" w:color="D0D0D0"/>
+          <w:bottom w:val="single" w:sz="4" w:space="0" w:color="D0D0D0"/>
+          <w:right w:val="single" w:sz="4" w:space="0" w:color="D0D0D0"/>
+        </w:tblBorders>
+      </w:tblPr>
+      <w:tr>
+        <w:trPr>
+          <w:cantSplit/>
+        </w:trPr>
+        <w:tc>
+          <w:tcPr>
+            <w:shd w:val="clear" w:color="auto" w:fill="F5F5F5"/>
+          </w:tcPr>
+          <w:p>
+            <w:pPr>
+              <w:spacing w:after="0" w:line="240" w:lineRule="auto"/>
+            </w:pPr>
+            <w:r>
+              <w:rPr>
+                <w:rFonts w:ascii="Courier New" w:hAnsi="Courier New" w:cs="Courier New"/>
+                <w:sz w:val="18"/>
+              </w:rPr>
+              <w:t xml:space="preserve">./MacApp/test.sh</w:t>
+            </w:r>
+          </w:p>
+          <w:p>
+            <w:pPr>
+              <w:spacing w:after="0" w:line="240" w:lineRule="auto"/>
+            </w:pPr>
+            <w:r>
+              <w:rPr>
+                <w:rFonts w:ascii="Courier New" w:hAnsi="Courier New" w:cs="Courier New"/>
+                <w:sz w:val="18"/>
+              </w:rPr>
+              <w:t xml:space="preserve">swift test</w:t>
+            </w:r>
+          </w:p>
+        </w:tc>
+      </w:tr>
+    </w:tbl>
+    <w:p/>
+    <w:p>
+      <w:pPr>
+        <w:spacing w:after="120"/>
+      </w:pPr>
+      <w:r>
+        <w:t xml:space="preserve">Native checks compile small Swift executables and use synthetic messages and temporary stores. They cover configuration, own-sender guards, MIME extraction, scheduling, deadlines, retries, evidence, recovery protection, migration, activity/export privacy and uninstall/PATH planning. The Swift package tests cover CLI options, parsing, evidence and state behavior. Python packaging checks verify the narrowly scoped PATH scripts against fixtures.</w:t>
       </w:r>
     </w:p>
     <w:tbl>
@@ -1654,7 +1826,7 @@
               <w:rPr>
                 <w:b/>
               </w:rPr>
-              <w:t xml:space="preserve">Observed stage</w:t>
+              <w:t xml:space="preserve">Change area</w:t>
             </w:r>
           </w:p>
         </w:tc>
@@ -1672,7 +1844,7 @@
               <w:rPr>
                 <w:b/>
               </w:rPr>
-              <w:t xml:space="preserve">Investigation</w:t>
+              <w:t xml:space="preserve">Checks to prioritize</w:t>
             </w:r>
           </w:p>
         </w:tc>
@@ -1691,7 +1863,7 @@
               <w:spacing w:after="0"/>
             </w:pPr>
             <w:r>
-              <w:t xml:space="preserve">No usable body callback</w:t>
+              <w:t xml:space="preserve">Policy or evidence</w:t>
             </w:r>
           </w:p>
         </w:tc>
@@ -1705,18 +1877,7 @@
               <w:spacing w:after="0"/>
             </w:pPr>
             <w:r>
-              <w:t xml:space="preserve">Extension enablement/registration, raw-body delivery and </w:t>
-            </w:r>
-            <w:r>
-              <w:rPr>
-                <w:rFonts w:ascii="Courier New" w:hAnsi="Courier New" w:cs="Courier New"/>
-                <w:sz w:val="19"/>
-                <w:shd w:val="clear" w:color="auto" w:fill="F2F2F2"/>
-              </w:rPr>
-              <w:t xml:space="preserve">bodyUnavailable</w:t>
-            </w:r>
-            <w:r>
-              <w:t xml:space="preserve">; a restart alone is not a classification test.</w:t>
+              <w:t xml:space="preserve">Shared filtering and model-request checks; private model comparison with positive and negative controls.</w:t>
             </w:r>
           </w:p>
         </w:tc>
@@ -1735,7 +1896,7 @@
               <w:spacing w:after="0"/>
             </w:pPr>
             <w:r>
-              <w:t xml:space="preserve">MIME review category</w:t>
+              <w:t xml:space="preserve">MIME extraction</w:t>
             </w:r>
           </w:p>
         </w:tc>
@@ -1749,7 +1910,7 @@
               <w:spacing w:after="0"/>
             </w:pPr>
             <w:r>
-              <w:t xml:space="preserve">Decode the private exported source and inspect the bounded extractor.</w:t>
+              <w:t xml:space="preserve">MIME checks, including malformed alternatives and size/depth limits.</w:t>
             </w:r>
           </w:p>
         </w:tc>
@@ -1768,7 +1929,7 @@
               <w:spacing w:after="0"/>
             </w:pPr>
             <w:r>
-              <w:t xml:space="preserve">Skip or protection</w:t>
+              <w:t xml:space="preserve">Retry or scheduler</w:t>
             </w:r>
           </w:p>
         </w:tc>
@@ -1782,7 +1943,7 @@
               <w:spacing w:after="0"/>
             </w:pPr>
             <w:r>
-              <w:t xml:space="preserve">Check selected delivery recipients, own-sender addresses and persisted identity.</w:t>
+              <w:t xml:space="preserve">Retry, deadline and burst checks; exhaustion and late-result behavior.</w:t>
             </w:r>
           </w:p>
         </w:tc>
@@ -1801,15 +1962,7 @@
               <w:spacing w:after="0"/>
             </w:pPr>
             <w:r>
-              <w:rPr>
-                <w:rFonts w:ascii="Courier New" w:hAnsi="Courier New" w:cs="Courier New"/>
-                <w:sz w:val="19"/>
-                <w:shd w:val="clear" w:color="auto" w:fill="F2F2F2"/>
-              </w:rPr>
-              <w:t xml:space="preserve">queueFull</w:t>
-            </w:r>
-            <w:r>
-              <w:t xml:space="preserve"> or model failure</w:t>
+              <w:t xml:space="preserve">Settings or recovery</w:t>
             </w:r>
           </w:p>
         </w:tc>
@@ -1823,7 +1976,7 @@
               <w:spacing w:after="0"/>
             </w:pPr>
             <w:r>
-              <w:t xml:space="preserve">Inspect admission, failure category, retry attempts and deadlines.</w:t>
+              <w:t xml:space="preserve">Native and Junk protection checks; stale revisions, corrupt state and imports.</w:t>
             </w:r>
           </w:p>
         </w:tc>
@@ -1842,12 +1995,7 @@
               <w:spacing w:after="0"/>
             </w:pPr>
             <w:r>
-              <w:rPr>
-                <w:rFonts w:ascii="Courier New" w:hAnsi="Courier New" w:cs="Courier New"/>
-                <w:sz w:val="19"/>
-                <w:shd w:val="clear" w:color="auto" w:fill="F2F2F2"/>
-              </w:rPr>
-              <w:t xml:space="preserve">modelNotPolitical</w:t>
+              <w:t xml:space="preserve">UI diagnostics or exports</w:t>
             </w:r>
           </w:p>
         </w:tc>
@@ -1861,7 +2009,7 @@
               <w:spacing w:after="0"/>
             </w:pPr>
             <w:r>
-              <w:t xml:space="preserve">Compare the actual extracted excerpt and saved policy; keyword presence cannot override a negative.</w:t>
+              <w:t xml:space="preserve">Native/diagnostic checks and explicit installed-app copy/export validation.</w:t>
             </w:r>
           </w:p>
         </w:tc>
@@ -1880,7 +2028,7 @@
               <w:spacing w:after="0"/>
             </w:pPr>
             <w:r>
-              <w:t xml:space="preserve">Positive without Junk request</w:t>
+              <w:t xml:space="preserve">Installer or PATH</w:t>
             </w:r>
           </w:p>
         </w:tc>
@@ -1894,45 +2042,7 @@
               <w:spacing w:after="0"/>
             </w:pPr>
             <w:r>
-              <w:t xml:space="preserve">Evidence rejection, Preview, pause/revision changes or protection/storage errors.</w:t>
-            </w:r>
-          </w:p>
-        </w:tc>
-      </w:tr>
-      <w:tr>
-        <w:trPr>
-          <w:cantSplit/>
-        </w:trPr>
-        <w:tc>
-          <w:tcPr>
-            <w:tcW w:w="3557" w:type="dxa"/>
-            <w:vAlign w:val="center"/>
-          </w:tcPr>
-          <w:p>
-            <w:pPr>
-              <w:spacing w:after="0"/>
-            </w:pPr>
-            <w:r>
-              <w:rPr>
-                <w:rFonts w:ascii="Courier New" w:hAnsi="Courier New" w:cs="Courier New"/>
-                <w:sz w:val="19"/>
-                <w:shd w:val="clear" w:color="auto" w:fill="F2F2F2"/>
-              </w:rPr>
-              <w:t xml:space="preserve">junkRequested</w:t>
-            </w:r>
-          </w:p>
-        </w:tc>
-        <w:tc>
-          <w:tcPr>
-            <w:tcW w:w="5803" w:type="dxa"/>
-            <w:vAlign w:val="center"/>
-          </w:tcPr>
-          <w:p>
-            <w:pPr>
-              <w:spacing w:after="0"/>
-            </w:pPr>
-            <w:r>
-              <w:t xml:space="preserve">Check Mail's Junk mailbox and synchronization; the record is a request, not a move confirmation.</w:t>
+              <w:t xml:space="preserve">Packaging fixtures, bundle/package verification and controlled install/update/remove checks.</w:t>
             </w:r>
           </w:p>
         </w:tc>
@@ -1944,7 +2054,22 @@
         <w:spacing w:after="120"/>
       </w:pPr>
       <w:r>
-        <w:t xml:space="preserve">For read-only model reproduction from a normal Terminal session:</w:t>
+        <w:t xml:space="preserve">Synthetic tests do not generate real model responses or prove MailKit delivered an action. A successful build also does not prove extension activation, Automation permission or shared storage access in a real session. Run the affected checks, then broaden only if new failures or changes justify it.</w:t>
+      </w:r>
+    </w:p>
+    <w:p>
+      <w:pPr>
+        <w:pStyle w:val="Heading1"/>
+        <w:keepNext/>
+        <w:spacing w:before="240" w:after="80"/>
+      </w:pPr>
+      <w:r>
+        <w:rPr>
+          <w:b/>
+          <w:sz w:val="32"/>
+          <w:color w:val="000000"/>
+        </w:rPr>
+        <w:t xml:space="preserve">5 Package and install a local build</w:t>
       </w:r>
     </w:p>
     <w:tbl>
@@ -1974,19 +2099,7 @@
                 <w:rFonts w:ascii="Courier New" w:hAnsi="Courier New" w:cs="Courier New"/>
                 <w:sz w:val="18"/>
               </w:rPr>
-              <w:t xml:space="preserve">./MacApp/probe-model.sh --verify-supported-path</w:t>
-            </w:r>
-          </w:p>
-          <w:p>
-            <w:pPr>
-              <w:spacing w:after="0" w:line="240" w:lineRule="auto"/>
-            </w:pPr>
-            <w:r>
-              <w:rPr>
-                <w:rFonts w:ascii="Courier New" w:hAnsi="Courier New" w:cs="Courier New"/>
-                <w:sz w:val="18"/>
-              </w:rPr>
-              <w:t xml:space="preserve">./MacApp/probe-model.sh --investigate-refusal</w:t>
+              <w:t xml:space="preserve">./MacApp/package.sh local</w:t>
             </w:r>
           </w:p>
         </w:tc>
@@ -1998,15 +2111,558 @@
         <w:spacing w:after="120"/>
       </w:pPr>
       <w:r>
-        <w:t xml:space="preserve">These read exported reports from Desktop, or accept explicit export paths. They test the current string interface with synthetic receipt/campaign controls; the second command adds historical guided/tagging comparisons and hostname-only link experiments. They do not access Mail, move messages or write filtering settings. Outputs contain private diagnostic data and belong outside the repository. A sandboxed execution service may fail to access Apple's model even when the user's Terminal works.</w:t>
-      </w:r>
-    </w:p>
-    <w:p>
-      <w:pPr>
-        <w:spacing w:after="120"/>
-      </w:pPr>
-      <w:r>
-        <w:t xml:space="preserve">The shared CLI provides further engineering entry points:</w:t>
+        <w:t xml:space="preserve">Packaging rebuilds the native product, verifies signatures and bundle identities, constructs the installer choices, expands/verifies the payload, and writes </w:t>
+      </w:r>
+      <w:r>
+        <w:rPr>
+          <w:rFonts w:ascii="Courier New" w:hAnsi="Courier New" w:cs="Courier New"/>
+          <w:sz w:val="19"/>
+          <w:shd w:val="clear" w:color="auto" w:fill="F2F2F2"/>
+        </w:rPr>
+        <w:t xml:space="preserve">outputs/Mail-Filter Installer.pkg</w:t>
+      </w:r>
+      <w:r>
+        <w:t xml:space="preserve">. It creates a Desktop symbolic-link shortcut to that same package. </w:t>
+      </w:r>
+      <w:r>
+        <w:rPr>
+          <w:rFonts w:ascii="Courier New" w:hAnsi="Courier New" w:cs="Courier New"/>
+          <w:sz w:val="19"/>
+          <w:shd w:val="clear" w:color="auto" w:fill="F2F2F2"/>
+        </w:rPr>
+        <w:t xml:space="preserve">.build/</w:t>
+      </w:r>
+      <w:r>
+        <w:t xml:space="preserve"> and </w:t>
+      </w:r>
+      <w:r>
+        <w:rPr>
+          <w:rFonts w:ascii="Courier New" w:hAnsi="Courier New" w:cs="Courier New"/>
+          <w:sz w:val="19"/>
+          <w:shd w:val="clear" w:color="auto" w:fill="F2F2F2"/>
+        </w:rPr>
+        <w:t xml:space="preserve">outputs/</w:t>
+      </w:r>
+      <w:r>
+        <w:t xml:space="preserve"> are ignored; generated developer </w:t>
+      </w:r>
+      <w:r>
+        <w:rPr>
+          <w:rFonts w:ascii="Courier New" w:hAnsi="Courier New" w:cs="Courier New"/>
+          <w:sz w:val="19"/>
+          <w:shd w:val="clear" w:color="auto" w:fill="F2F2F2"/>
+        </w:rPr>
+        <w:t xml:space="preserve">.docx</w:t>
+      </w:r>
+      <w:r>
+        <w:t xml:space="preserve"> files are retained with their Markdown sources.</w:t>
+      </w:r>
+    </w:p>
+    <w:p>
+      <w:pPr>
+        <w:spacing w:after="120"/>
+      </w:pPr>
+      <w:r>
+        <w:t xml:space="preserve">Open the package to install the apps into </w:t>
+      </w:r>
+      <w:r>
+        <w:rPr>
+          <w:rFonts w:ascii="Courier New" w:hAnsi="Courier New" w:cs="Courier New"/>
+          <w:sz w:val="19"/>
+          <w:shd w:val="clear" w:color="auto" w:fill="F2F2F2"/>
+        </w:rPr>
+        <w:t xml:space="preserve">/Applications</w:t>
+      </w:r>
+      <w:r>
+        <w:t xml:space="preserve">. Compatible private settings, activity and protection survive updates. The optional </w:t>
+      </w:r>
+      <w:r>
+        <w:rPr>
+          <w:b/>
+        </w:rPr>
+        <w:t xml:space="preserve">Add command-line tool to PATH</w:t>
+      </w:r>
+      <w:r>
+        <w:t xml:space="preserve"> choice adds only the dedicated </w:t>
+      </w:r>
+      <w:r>
+        <w:rPr>
+          <w:rFonts w:ascii="Courier New" w:hAnsi="Courier New" w:cs="Courier New"/>
+          <w:sz w:val="19"/>
+          <w:shd w:val="clear" w:color="auto" w:fill="F2F2F2"/>
+        </w:rPr>
+        <w:t xml:space="preserve">/etc/paths.d/org.mail-filter.command-line</w:t>
+      </w:r>
+      <w:r>
+        <w:t xml:space="preserve"> entry. Unchecking it removes only a matching installer-owned entry. Open a new Terminal window for PATH changes to take effect; shell dotfiles are not edited.</w:t>
+      </w:r>
+    </w:p>
+    <w:p>
+      <w:pPr>
+        <w:spacing w:after="120"/>
+      </w:pPr>
+      <w:r>
+        <w:t xml:space="preserve">Quit and reopen Mail-Filter and Mail after replacing the installed app. Confirm host and installed extension builds in the diagnostic report, check the extension in Mail Settings, and confirm saved account selection, </w:t>
+      </w:r>
+      <w:r>
+        <w:rPr>
+          <w:b/>
+        </w:rPr>
+        <w:t xml:space="preserve">Enable filtering</w:t>
+      </w:r>
+      <w:r>
+        <w:t xml:space="preserve">, Preview and model readiness. Keeping an old process alive can mask a successful rebuild. The settings window can then close; Mail must stay running.</w:t>
+      </w:r>
+    </w:p>
+    <w:p>
+      <w:pPr>
+        <w:spacing w:after="120"/>
+      </w:pPr>
+      <w:r>
+        <w:t xml:space="preserve">A fresh native setup defaults to apply mode once configured. Use Preview for initial validation and keep it saved while testing. Updating does not automatically scan older Inbox messages. Own-sender mail is protected, so sending to yourself can exercise callback delivery but is not a positive-classification test.</w:t>
+      </w:r>
+    </w:p>
+    <w:p>
+      <w:pPr>
+        <w:pStyle w:val="Heading1"/>
+        <w:keepNext/>
+        <w:spacing w:before="240" w:after="80"/>
+      </w:pPr>
+      <w:r>
+        <w:rPr>
+          <w:b/>
+          <w:sz w:val="32"/>
+          <w:color w:val="000000"/>
+        </w:rPr>
+        <w:t xml:space="preserve">6 Investigate a missed email</w:t>
+      </w:r>
+    </w:p>
+    <w:p>
+      <w:pPr>
+        <w:spacing w:after="120"/>
+      </w:pPr>
+      <w:r>
+        <w:t xml:space="preserve">Start with the exact email, its diagnostic key, installed builds and retained automatic history. Separate four questions: Did Mail deliver usable content? Did the model return a valid label? Did a positive pass evidence verification? Did the extension request Junk? A current Analyze result is a new classification under current policy, not a record of the original decision.</w:t>
+      </w:r>
+    </w:p>
+    <w:p>
+      <w:pPr>
+        <w:spacing w:after="40"/>
+        <w:ind w:left="360" w:hanging="360"/>
+      </w:pPr>
+      <w:r>
+        <w:t xml:space="preserve">1.  </w:t>
+      </w:r>
+      <w:r>
+        <w:t xml:space="preserve">Select exactly one message in Mail. In Activity, use </w:t>
+      </w:r>
+      <w:r>
+        <w:rPr>
+          <w:b/>
+        </w:rPr>
+        <w:t xml:space="preserve">Analyze selected email</w:t>
+      </w:r>
+      <w:r>
+        <w:t xml:space="preserve"> for a read-only result, then </w:t>
+      </w:r>
+      <w:r>
+        <w:rPr>
+          <w:b/>
+        </w:rPr>
+        <w:t xml:space="preserve">Copy analysis result</w:t>
+      </w:r>
+      <w:r>
+        <w:t xml:space="preserve"> if needed.</w:t>
+      </w:r>
+    </w:p>
+    <w:p>
+      <w:pPr>
+        <w:spacing w:after="40"/>
+        <w:ind w:left="360" w:hanging="360"/>
+      </w:pPr>
+      <w:r>
+        <w:t xml:space="preserve">2.  </w:t>
+      </w:r>
+      <w:r>
+        <w:t xml:space="preserve">Use </w:t>
+      </w:r>
+      <w:r>
+        <w:rPr>
+          <w:b/>
+        </w:rPr>
+        <w:t xml:space="preserve">Export selected email report</w:t>
+      </w:r>
+      <w:r>
+        <w:t xml:space="preserve"> to save its JSON source, decoded excerpt, current policy and retained history. Export does not move the email or require analysis first.</w:t>
+      </w:r>
+    </w:p>
+    <w:p>
+      <w:pPr>
+        <w:spacing w:after="40"/>
+        <w:ind w:left="360" w:hanging="360"/>
+      </w:pPr>
+      <w:r>
+        <w:t xml:space="preserve">3.  </w:t>
+      </w:r>
+      <w:r>
+        <w:t xml:space="preserve">Use the separate </w:t>
+      </w:r>
+      <w:r>
+        <w:rPr>
+          <w:b/>
+        </w:rPr>
+        <w:t xml:space="preserve">Copy diagnostic report</w:t>
+      </w:r>
+      <w:r>
+        <w:t xml:space="preserve"> control for application state and content-free logs. It does not copy the selected-email result.</w:t>
+      </w:r>
+    </w:p>
+    <w:p>
+      <w:pPr>
+        <w:spacing w:after="40"/>
+        <w:ind w:left="360" w:hanging="360"/>
+      </w:pPr>
+      <w:r>
+        <w:t xml:space="preserve">4.  </w:t>
+      </w:r>
+      <w:r>
+        <w:t xml:space="preserve">Match the opaque key across body requests, queue admission, analysis attempts, labels and final outcomes. Missing retained history can reflect retention or storage failure.</w:t>
+      </w:r>
+    </w:p>
+    <w:tbl>
+      <w:tblPr>
+        <w:tblW w:w="9360" w:type="dxa"/>
+        <w:tblLayout w:type="fixed"/>
+        <w:tblCellMar>
+          <w:top w:w="90" w:type="dxa"/>
+          <w:bottom w:w="90" w:type="dxa"/>
+          <w:left w:w="120" w:type="dxa"/>
+          <w:right w:w="120" w:type="dxa"/>
+        </w:tblCellMar>
+        <w:tblBorders>
+          <w:top w:val="single" w:sz="4" w:space="0" w:color="D9D9D9"/>
+          <w:left w:val="single" w:sz="4" w:space="0" w:color="D9D9D9"/>
+          <w:bottom w:val="single" w:sz="4" w:space="0" w:color="D9D9D9"/>
+          <w:right w:val="single" w:sz="4" w:space="0" w:color="D9D9D9"/>
+          <w:insideH w:val="single" w:sz="4" w:space="0" w:color="D9D9D9"/>
+          <w:insideV w:val="single" w:sz="4" w:space="0" w:color="D9D9D9"/>
+        </w:tblBorders>
+        <w:tblLook w:val="04A0" w:firstRow="1" w:lastRow="0" w:firstColumn="0" w:lastColumn="0" w:noHBand="0" w:noVBand="1"/>
+      </w:tblPr>
+      <w:tblGrid>
+        <w:gridCol w:w="3557"/>
+        <w:gridCol w:w="5803"/>
+      </w:tblGrid>
+      <w:tr>
+        <w:trPr>
+          <w:cantSplit/>
+          <w:tblHeader/>
+        </w:trPr>
+        <w:tc>
+          <w:tcPr>
+            <w:tcW w:w="3557" w:type="dxa"/>
+            <w:vAlign w:val="center"/>
+            <w:shd w:val="clear" w:color="auto" w:fill="D9E2F3"/>
+          </w:tcPr>
+          <w:p>
+            <w:pPr>
+              <w:spacing w:after="0"/>
+            </w:pPr>
+            <w:r>
+              <w:rPr>
+                <w:b/>
+              </w:rPr>
+              <w:t xml:space="preserve">Observed stage</w:t>
+            </w:r>
+          </w:p>
+        </w:tc>
+        <w:tc>
+          <w:tcPr>
+            <w:tcW w:w="5803" w:type="dxa"/>
+            <w:vAlign w:val="center"/>
+            <w:shd w:val="clear" w:color="auto" w:fill="D9E2F3"/>
+          </w:tcPr>
+          <w:p>
+            <w:pPr>
+              <w:spacing w:after="0"/>
+            </w:pPr>
+            <w:r>
+              <w:rPr>
+                <w:b/>
+              </w:rPr>
+              <w:t xml:space="preserve">Investigation</w:t>
+            </w:r>
+          </w:p>
+        </w:tc>
+      </w:tr>
+      <w:tr>
+        <w:trPr>
+          <w:cantSplit/>
+        </w:trPr>
+        <w:tc>
+          <w:tcPr>
+            <w:tcW w:w="3557" w:type="dxa"/>
+            <w:vAlign w:val="center"/>
+          </w:tcPr>
+          <w:p>
+            <w:pPr>
+              <w:spacing w:after="0"/>
+            </w:pPr>
+            <w:r>
+              <w:t xml:space="preserve">No usable body callback</w:t>
+            </w:r>
+          </w:p>
+        </w:tc>
+        <w:tc>
+          <w:tcPr>
+            <w:tcW w:w="5803" w:type="dxa"/>
+            <w:vAlign w:val="center"/>
+          </w:tcPr>
+          <w:p>
+            <w:pPr>
+              <w:spacing w:after="0"/>
+            </w:pPr>
+            <w:r>
+              <w:t xml:space="preserve">Extension enablement/registration, raw-body delivery and </w:t>
+            </w:r>
+            <w:r>
+              <w:rPr>
+                <w:rFonts w:ascii="Courier New" w:hAnsi="Courier New" w:cs="Courier New"/>
+                <w:sz w:val="19"/>
+                <w:shd w:val="clear" w:color="auto" w:fill="F2F2F2"/>
+              </w:rPr>
+              <w:t xml:space="preserve">bodyUnavailable</w:t>
+            </w:r>
+            <w:r>
+              <w:t xml:space="preserve">; a restart alone is not a classification test.</w:t>
+            </w:r>
+          </w:p>
+        </w:tc>
+      </w:tr>
+      <w:tr>
+        <w:trPr>
+          <w:cantSplit/>
+        </w:trPr>
+        <w:tc>
+          <w:tcPr>
+            <w:tcW w:w="3557" w:type="dxa"/>
+            <w:vAlign w:val="center"/>
+          </w:tcPr>
+          <w:p>
+            <w:pPr>
+              <w:spacing w:after="0"/>
+            </w:pPr>
+            <w:r>
+              <w:t xml:space="preserve">MIME review category</w:t>
+            </w:r>
+          </w:p>
+        </w:tc>
+        <w:tc>
+          <w:tcPr>
+            <w:tcW w:w="5803" w:type="dxa"/>
+            <w:vAlign w:val="center"/>
+          </w:tcPr>
+          <w:p>
+            <w:pPr>
+              <w:spacing w:after="0"/>
+            </w:pPr>
+            <w:r>
+              <w:t xml:space="preserve">Decode the private exported source and inspect the bounded extractor.</w:t>
+            </w:r>
+          </w:p>
+        </w:tc>
+      </w:tr>
+      <w:tr>
+        <w:trPr>
+          <w:cantSplit/>
+        </w:trPr>
+        <w:tc>
+          <w:tcPr>
+            <w:tcW w:w="3557" w:type="dxa"/>
+            <w:vAlign w:val="center"/>
+          </w:tcPr>
+          <w:p>
+            <w:pPr>
+              <w:spacing w:after="0"/>
+            </w:pPr>
+            <w:r>
+              <w:t xml:space="preserve">Skip or protection</w:t>
+            </w:r>
+          </w:p>
+        </w:tc>
+        <w:tc>
+          <w:tcPr>
+            <w:tcW w:w="5803" w:type="dxa"/>
+            <w:vAlign w:val="center"/>
+          </w:tcPr>
+          <w:p>
+            <w:pPr>
+              <w:spacing w:after="0"/>
+            </w:pPr>
+            <w:r>
+              <w:t xml:space="preserve">Check selected delivery recipients, own-sender addresses and persisted identity.</w:t>
+            </w:r>
+          </w:p>
+        </w:tc>
+      </w:tr>
+      <w:tr>
+        <w:trPr>
+          <w:cantSplit/>
+        </w:trPr>
+        <w:tc>
+          <w:tcPr>
+            <w:tcW w:w="3557" w:type="dxa"/>
+            <w:vAlign w:val="center"/>
+          </w:tcPr>
+          <w:p>
+            <w:pPr>
+              <w:spacing w:after="0"/>
+            </w:pPr>
+            <w:r>
+              <w:rPr>
+                <w:rFonts w:ascii="Courier New" w:hAnsi="Courier New" w:cs="Courier New"/>
+                <w:sz w:val="19"/>
+                <w:shd w:val="clear" w:color="auto" w:fill="F2F2F2"/>
+              </w:rPr>
+              <w:t xml:space="preserve">queueFull</w:t>
+            </w:r>
+            <w:r>
+              <w:t xml:space="preserve"> or model failure</w:t>
+            </w:r>
+          </w:p>
+        </w:tc>
+        <w:tc>
+          <w:tcPr>
+            <w:tcW w:w="5803" w:type="dxa"/>
+            <w:vAlign w:val="center"/>
+          </w:tcPr>
+          <w:p>
+            <w:pPr>
+              <w:spacing w:after="0"/>
+            </w:pPr>
+            <w:r>
+              <w:t xml:space="preserve">Inspect admission, failure category, retry attempts and deadlines.</w:t>
+            </w:r>
+          </w:p>
+        </w:tc>
+      </w:tr>
+      <w:tr>
+        <w:trPr>
+          <w:cantSplit/>
+        </w:trPr>
+        <w:tc>
+          <w:tcPr>
+            <w:tcW w:w="3557" w:type="dxa"/>
+            <w:vAlign w:val="center"/>
+          </w:tcPr>
+          <w:p>
+            <w:pPr>
+              <w:spacing w:after="0"/>
+            </w:pPr>
+            <w:r>
+              <w:rPr>
+                <w:rFonts w:ascii="Courier New" w:hAnsi="Courier New" w:cs="Courier New"/>
+                <w:sz w:val="19"/>
+                <w:shd w:val="clear" w:color="auto" w:fill="F2F2F2"/>
+              </w:rPr>
+              <w:t xml:space="preserve">modelNotPolitical</w:t>
+            </w:r>
+          </w:p>
+        </w:tc>
+        <w:tc>
+          <w:tcPr>
+            <w:tcW w:w="5803" w:type="dxa"/>
+            <w:vAlign w:val="center"/>
+          </w:tcPr>
+          <w:p>
+            <w:pPr>
+              <w:spacing w:after="0"/>
+            </w:pPr>
+            <w:r>
+              <w:t xml:space="preserve">Compare the actual extracted excerpt and saved policy; keyword presence cannot override a negative.</w:t>
+            </w:r>
+          </w:p>
+        </w:tc>
+      </w:tr>
+      <w:tr>
+        <w:trPr>
+          <w:cantSplit/>
+        </w:trPr>
+        <w:tc>
+          <w:tcPr>
+            <w:tcW w:w="3557" w:type="dxa"/>
+            <w:vAlign w:val="center"/>
+          </w:tcPr>
+          <w:p>
+            <w:pPr>
+              <w:spacing w:after="0"/>
+            </w:pPr>
+            <w:r>
+              <w:t xml:space="preserve">Positive without Junk request</w:t>
+            </w:r>
+          </w:p>
+        </w:tc>
+        <w:tc>
+          <w:tcPr>
+            <w:tcW w:w="5803" w:type="dxa"/>
+            <w:vAlign w:val="center"/>
+          </w:tcPr>
+          <w:p>
+            <w:pPr>
+              <w:spacing w:after="0"/>
+            </w:pPr>
+            <w:r>
+              <w:t xml:space="preserve">Evidence rejection, Preview, pause/revision changes or protection/storage errors.</w:t>
+            </w:r>
+          </w:p>
+        </w:tc>
+      </w:tr>
+      <w:tr>
+        <w:trPr>
+          <w:cantSplit/>
+        </w:trPr>
+        <w:tc>
+          <w:tcPr>
+            <w:tcW w:w="3557" w:type="dxa"/>
+            <w:vAlign w:val="center"/>
+          </w:tcPr>
+          <w:p>
+            <w:pPr>
+              <w:spacing w:after="0"/>
+            </w:pPr>
+            <w:r>
+              <w:rPr>
+                <w:rFonts w:ascii="Courier New" w:hAnsi="Courier New" w:cs="Courier New"/>
+                <w:sz w:val="19"/>
+                <w:shd w:val="clear" w:color="auto" w:fill="F2F2F2"/>
+              </w:rPr>
+              <w:t xml:space="preserve">junkRequested</w:t>
+            </w:r>
+          </w:p>
+        </w:tc>
+        <w:tc>
+          <w:tcPr>
+            <w:tcW w:w="5803" w:type="dxa"/>
+            <w:vAlign w:val="center"/>
+          </w:tcPr>
+          <w:p>
+            <w:pPr>
+              <w:spacing w:after="0"/>
+            </w:pPr>
+            <w:r>
+              <w:t xml:space="preserve">Check Mail's Junk mailbox and synchronization; the record is a request, not a move confirmation.</w:t>
+            </w:r>
+          </w:p>
+        </w:tc>
+      </w:tr>
+    </w:tbl>
+    <w:p/>
+    <w:p>
+      <w:pPr>
+        <w:spacing w:after="120"/>
+      </w:pPr>
+      <w:r>
+        <w:t xml:space="preserve">For read-only model reproduction from a normal Terminal session:</w:t>
       </w:r>
     </w:p>
     <w:tbl>
@@ -2036,7 +2692,7 @@
                 <w:rFonts w:ascii="Courier New" w:hAnsi="Courier New" w:cs="Courier New"/>
                 <w:sz w:val="18"/>
               </w:rPr>
-              <w:t xml:space="preserve">.build/release/mail-filter --check</w:t>
+              <w:t xml:space="preserve">./MacApp/probe-model.sh --verify-supported-path</w:t>
             </w:r>
           </w:p>
           <w:p>
@@ -2048,19 +2704,7 @@
                 <w:rFonts w:ascii="Courier New" w:hAnsi="Courier New" w:cs="Courier New"/>
                 <w:sz w:val="18"/>
               </w:rPr>
-              <w:t xml:space="preserve">.build/release/mail-filter --fixture fixtures/sample.json</w:t>
-            </w:r>
-          </w:p>
-          <w:p>
-            <w:pPr>
-              <w:spacing w:after="0" w:line="240" w:lineRule="auto"/>
-            </w:pPr>
-            <w:r>
-              <w:rPr>
-                <w:rFonts w:ascii="Courier New" w:hAnsi="Courier New" w:cs="Courier New"/>
-                <w:sz w:val="18"/>
-              </w:rPr>
-              <w:t xml:space="preserve">.build/release/mail-filter --account 'example.org' --dry-run --limit 2</w:t>
+              <w:t xml:space="preserve">./MacApp/probe-model.sh --investigate-refusal</w:t>
             </w:r>
           </w:p>
         </w:tc>
@@ -2072,91 +2716,15 @@
         <w:spacing w:after="120"/>
       </w:pPr>
       <w:r>
-        <w:t xml:space="preserve">The last command reads real mail but explicitly disables moves. Use your actual account privately. A normal CLI run without diagnostic or </w:t>
-      </w:r>
-      <w:r>
-        <w:rPr>
-          <w:rFonts w:ascii="Courier New" w:hAnsi="Courier New" w:cs="Courier New"/>
-          <w:sz w:val="19"/>
-          <w:shd w:val="clear" w:color="auto" w:fill="F2F2F2"/>
-        </w:rPr>
-        <w:t xml:space="preserve">--dry-run</w:t>
-      </w:r>
-      <w:r>
-        <w:t xml:space="preserve"> arguments applies verified matches by default; do not use it as a read-only test. The fixture path never accesses Mail. Full CLI flags, state semantics and development timer commands are in </w:t>
-      </w:r>
-      <w:r>
-        <w:rPr>
-          <w:rFonts w:ascii="Courier New" w:hAnsi="Courier New" w:cs="Courier New"/>
-          <w:sz w:val="19"/>
-          <w:shd w:val="clear" w:color="auto" w:fill="F2F2F2"/>
-        </w:rPr>
-        <w:t xml:space="preserve">README-DEVELOPER.md</w:t>
-      </w:r>
-      <w:r>
-        <w:t xml:space="preserve">.</w:t>
-      </w:r>
-    </w:p>
-    <w:p>
-      <w:pPr>
-        <w:pStyle w:val="Heading1"/>
-        <w:keepNext/>
-        <w:spacing w:before="240" w:after="80"/>
-      </w:pPr>
-      <w:r>
-        <w:rPr>
-          <w:b/>
-          <w:sz w:val="32"/>
-          <w:color w:val="000000"/>
-        </w:rPr>
-        <w:t xml:space="preserve">7 Validate a change before release</w:t>
-      </w:r>
-    </w:p>
-    <w:p>
-      <w:pPr>
-        <w:spacing w:after="120"/>
-      </w:pPr>
-      <w:r>
-        <w:t xml:space="preserve">Keep a private reproduction for each reported failure and pair it with an ordinary negative control. Test extraction, label validity, political accuracy and verified evidence separately. Never commit real mail exports, account files, email addresses, local settings or raw MIME as public fixtures. Convert regression cases into synthetic examples that preserve the relevant structure.</w:t>
-      </w:r>
-    </w:p>
-    <w:p>
-      <w:pPr>
-        <w:spacing w:after="120"/>
-      </w:pPr>
-      <w:r>
-        <w:t xml:space="preserve">For action testing, use a controlled account or a separate macOS user and explicitly verify the mailbox outcome. Check Preview makes no action/reservation, pause or policy changes invalidate an in-flight result, and a message manually restored from Junk stays protected after restart. Exercise update, custom-policy retention, migration and optional PATH removal. Do not reset the working user's recovery data or force old Inbox messages through production filtering to obtain a test result.</w:t>
-      </w:r>
-    </w:p>
-    <w:p>
-      <w:pPr>
-        <w:spacing w:after="120"/>
-      </w:pPr>
-      <w:r>
-        <w:t xml:space="preserve">Local checks can establish code contracts; actual model behavior and Mail delivery require installed-app evidence. Document those separately in change descriptions. A few successful model controls do not establish accuracy on every email, and there is no guaranteed retry of callbacks dropped by Mail or queue overflow.</w:t>
-      </w:r>
-    </w:p>
-    <w:p>
-      <w:pPr>
-        <w:pStyle w:val="Heading1"/>
-        <w:keepNext/>
-        <w:spacing w:before="240" w:after="80"/>
-      </w:pPr>
-      <w:r>
-        <w:rPr>
-          <w:b/>
-          <w:sz w:val="32"/>
-          <w:color w:val="000000"/>
-        </w:rPr>
-        <w:t xml:space="preserve">8 Release signing and distribution</w:t>
-      </w:r>
-    </w:p>
-    <w:p>
-      <w:pPr>
-        <w:spacing w:after="120"/>
-      </w:pPr>
-      <w:r>
-        <w:t xml:space="preserve">Use a Developer ID Application identity, Developer ID Installer identity and team ID supplied through the existing environment variables:</w:t>
+        <w:t xml:space="preserve">These read exported reports from Desktop, or accept explicit export paths. They test the current string interface with synthetic receipt/campaign controls; the second command adds historical guided/tagging comparisons and hostname-only link experiments. They do not access Mail, move messages or write filtering settings. Outputs contain private diagnostic data and belong outside the repository. A sandboxed execution service may fail to access Apple's model even when the user's Terminal works.</w:t>
+      </w:r>
+    </w:p>
+    <w:p>
+      <w:pPr>
+        <w:spacing w:after="120"/>
+      </w:pPr>
+      <w:r>
+        <w:t xml:space="preserve">The shared CLI provides further engineering entry points:</w:t>
       </w:r>
     </w:p>
     <w:tbl>
@@ -2186,7 +2754,7 @@
                 <w:rFonts w:ascii="Courier New" w:hAnsi="Courier New" w:cs="Courier New"/>
                 <w:sz w:val="18"/>
               </w:rPr>
-              <w:t xml:space="preserve">export MAIL_FILTER_TEAM_ID='YOURTEAMID'</w:t>
+              <w:t xml:space="preserve">.build/release/mail-filter --check</w:t>
             </w:r>
           </w:p>
           <w:p>
@@ -2198,7 +2766,7 @@
                 <w:rFonts w:ascii="Courier New" w:hAnsi="Courier New" w:cs="Courier New"/>
                 <w:sz w:val="18"/>
               </w:rPr>
-              <w:t xml:space="preserve">export MAIL_FILTER_SIGN_IDENTITY='Developer ID Application: Example (YOURTEAMID)'</w:t>
+              <w:t xml:space="preserve">.build/release/mail-filter --fixture fixtures/sample.json</w:t>
             </w:r>
           </w:p>
           <w:p>
@@ -2210,43 +2778,7 @@
                 <w:rFonts w:ascii="Courier New" w:hAnsi="Courier New" w:cs="Courier New"/>
                 <w:sz w:val="18"/>
               </w:rPr>
-              <w:t xml:space="preserve">export MAIL_FILTER_INSTALLER_IDENTITY='Developer ID Installer: Example (YOURTEAMID)'</w:t>
-            </w:r>
-          </w:p>
-          <w:p>
-            <w:pPr>
-              <w:spacing w:after="0" w:line="240" w:lineRule="auto"/>
-            </w:pPr>
-            <w:r>
-              <w:rPr>
-                <w:rFonts w:ascii="Courier New" w:hAnsi="Courier New" w:cs="Courier New"/>
-                <w:sz w:val="18"/>
-              </w:rPr>
-              <w:t xml:space="preserve">./MacApp/package.sh release</w:t>
-            </w:r>
-          </w:p>
-          <w:p>
-            <w:pPr>
-              <w:spacing w:after="0" w:line="240" w:lineRule="auto"/>
-            </w:pPr>
-            <w:r>
-              <w:rPr>
-                <w:rFonts w:ascii="Courier New" w:hAnsi="Courier New" w:cs="Courier New"/>
-                <w:sz w:val="18"/>
-              </w:rPr>
-              <w:t xml:space="preserve">export MAIL_FILTER_NOTARY_PROFILE='mail-filter-notary'</w:t>
-            </w:r>
-          </w:p>
-          <w:p>
-            <w:pPr>
-              <w:spacing w:after="0" w:line="240" w:lineRule="auto"/>
-            </w:pPr>
-            <w:r>
-              <w:rPr>
-                <w:rFonts w:ascii="Courier New" w:hAnsi="Courier New" w:cs="Courier New"/>
-                <w:sz w:val="18"/>
-              </w:rPr>
-              <w:t xml:space="preserve">./MacApp/notarize.sh</w:t>
+              <w:t xml:space="preserve">.build/release/mail-filter --account 'example.org' --dry-run --limit 2</w:t>
             </w:r>
           </w:p>
         </w:tc>
@@ -2258,7 +2790,29 @@
         <w:spacing w:after="120"/>
       </w:pPr>
       <w:r>
-        <w:t xml:space="preserve">Configure the named notarytool Keychain profile separately; credentials do not belong in source or documentation. Release scripts require matching team/group entitlements, hardened runtime and valid signing identities. They submit, staple and assess the installer through the existing notarization workflow. Test the signed product's App Group access and clean-Mac installation before publishing. Release storage differs from local test storage, so preserve and explicitly import existing settings/protection when migrating.</w:t>
+        <w:t xml:space="preserve">The last command reads real mail but explicitly disables moves. Use your actual account privately. A normal CLI run without diagnostic or </w:t>
+      </w:r>
+      <w:r>
+        <w:rPr>
+          <w:rFonts w:ascii="Courier New" w:hAnsi="Courier New" w:cs="Courier New"/>
+          <w:sz w:val="19"/>
+          <w:shd w:val="clear" w:color="auto" w:fill="F2F2F2"/>
+        </w:rPr>
+        <w:t xml:space="preserve">--dry-run</w:t>
+      </w:r>
+      <w:r>
+        <w:t xml:space="preserve"> arguments applies verified matches by default; do not use it as a read-only test. The fixture path never accesses Mail. Full CLI flags, state semantics and development timer commands are in </w:t>
+      </w:r>
+      <w:r>
+        <w:rPr>
+          <w:rFonts w:ascii="Courier New" w:hAnsi="Courier New" w:cs="Courier New"/>
+          <w:sz w:val="19"/>
+          <w:shd w:val="clear" w:color="auto" w:fill="F2F2F2"/>
+        </w:rPr>
+        <w:t xml:space="preserve">README-DEVELOPER.md</w:t>
+      </w:r>
+      <w:r>
+        <w:t xml:space="preserve">.</w:t>
       </w:r>
     </w:p>
     <w:p>
@@ -2273,26 +2827,54 @@
           <w:sz w:val="32"/>
           <w:color w:val="000000"/>
         </w:rPr>
-        <w:t xml:space="preserve">9 Keep documentation synchronized</w:t>
-      </w:r>
-    </w:p>
-    <w:p>
-      <w:pPr>
-        <w:spacing w:after="120"/>
-      </w:pPr>
-      <w:r>
-        <w:t xml:space="preserve">The documentation follows Photo-Archival's split: architecture records durable design and invariants; getting-started records the repeatable developer workflow. Keep user instructions in </w:t>
-      </w:r>
-      <w:r>
-        <w:rPr>
-          <w:rFonts w:ascii="Courier New" w:hAnsi="Courier New" w:cs="Courier New"/>
-          <w:sz w:val="19"/>
-          <w:shd w:val="clear" w:color="auto" w:fill="F2F2F2"/>
-        </w:rPr>
-        <w:t xml:space="preserve">README.md</w:t>
-      </w:r>
-      <w:r>
-        <w:t xml:space="preserve"> and engineering details in developer docs. Avoid turning the architecture guide into a chronological troubleshooting log.</w:t>
+        <w:t xml:space="preserve">7 Validate a change before release</w:t>
+      </w:r>
+    </w:p>
+    <w:p>
+      <w:pPr>
+        <w:spacing w:after="120"/>
+      </w:pPr>
+      <w:r>
+        <w:t xml:space="preserve">Keep a private reproduction for each reported failure and pair it with an ordinary negative control. Test extraction, label validity, political accuracy and verified evidence separately. Never commit real mail exports, account files, email addresses, local settings or raw MIME as public fixtures. Convert regression cases into synthetic examples that preserve the relevant structure.</w:t>
+      </w:r>
+    </w:p>
+    <w:p>
+      <w:pPr>
+        <w:spacing w:after="120"/>
+      </w:pPr>
+      <w:r>
+        <w:t xml:space="preserve">For action testing, use a controlled account or a separate macOS user and explicitly verify the mailbox outcome. Check Preview makes no action/reservation, pause or policy changes invalidate an in-flight result, and a message manually restored from Junk stays protected after restart. Exercise update, custom-policy retention, migration and optional PATH removal. Do not reset the working user's recovery data or force old Inbox messages through production filtering to obtain a test result.</w:t>
+      </w:r>
+    </w:p>
+    <w:p>
+      <w:pPr>
+        <w:spacing w:after="120"/>
+      </w:pPr>
+      <w:r>
+        <w:t xml:space="preserve">Local checks can establish code contracts; actual model behavior and Mail delivery require installed-app evidence. Document those separately in change descriptions. A few successful model controls do not establish accuracy on every email, and there is no guaranteed retry of callbacks dropped by Mail or queue overflow.</w:t>
+      </w:r>
+    </w:p>
+    <w:p>
+      <w:pPr>
+        <w:pStyle w:val="Heading1"/>
+        <w:keepNext/>
+        <w:spacing w:before="240" w:after="80"/>
+      </w:pPr>
+      <w:r>
+        <w:rPr>
+          <w:b/>
+          <w:sz w:val="32"/>
+          <w:color w:val="000000"/>
+        </w:rPr>
+        <w:t xml:space="preserve">8 Release signing and distribution</w:t>
+      </w:r>
+    </w:p>
+    <w:p>
+      <w:pPr>
+        <w:spacing w:after="120"/>
+      </w:pPr>
+      <w:r>
+        <w:t xml:space="preserve">Use a Developer ID Application identity, Developer ID Installer identity and team ID supplied through the existing environment variables:</w:t>
       </w:r>
     </w:p>
     <w:tbl>
@@ -2322,7 +2904,7 @@
                 <w:rFonts w:ascii="Courier New" w:hAnsi="Courier New" w:cs="Courier New"/>
                 <w:sz w:val="18"/>
               </w:rPr>
-              <w:t xml:space="preserve">python3 docs/build-docx.py</w:t>
+              <w:t xml:space="preserve">export MAIL_FILTER_TEAM_ID='YOURTEAMID'</w:t>
             </w:r>
           </w:p>
           <w:p>
@@ -2334,7 +2916,7 @@
                 <w:rFonts w:ascii="Courier New" w:hAnsi="Courier New" w:cs="Courier New"/>
                 <w:sz w:val="18"/>
               </w:rPr>
-              <w:t xml:space="preserve">python3 docs/build-docx.py IN.md OUT.docx</w:t>
+              <w:t xml:space="preserve">export MAIL_FILTER_SIGN_IDENTITY='Developer ID Application: Example (YOURTEAMID)'</w:t>
             </w:r>
           </w:p>
           <w:p>
@@ -2346,7 +2928,43 @@
                 <w:rFonts w:ascii="Courier New" w:hAnsi="Courier New" w:cs="Courier New"/>
                 <w:sz w:val="18"/>
               </w:rPr>
-              <w:t xml:space="preserve">python3 docs/build-docx.py --check</w:t>
+              <w:t xml:space="preserve">export MAIL_FILTER_INSTALLER_IDENTITY='Developer ID Installer: Example (YOURTEAMID)'</w:t>
+            </w:r>
+          </w:p>
+          <w:p>
+            <w:pPr>
+              <w:spacing w:after="0" w:line="240" w:lineRule="auto"/>
+            </w:pPr>
+            <w:r>
+              <w:rPr>
+                <w:rFonts w:ascii="Courier New" w:hAnsi="Courier New" w:cs="Courier New"/>
+                <w:sz w:val="18"/>
+              </w:rPr>
+              <w:t xml:space="preserve">./MacApp/package.sh release</w:t>
+            </w:r>
+          </w:p>
+          <w:p>
+            <w:pPr>
+              <w:spacing w:after="0" w:line="240" w:lineRule="auto"/>
+            </w:pPr>
+            <w:r>
+              <w:rPr>
+                <w:rFonts w:ascii="Courier New" w:hAnsi="Courier New" w:cs="Courier New"/>
+                <w:sz w:val="18"/>
+              </w:rPr>
+              <w:t xml:space="preserve">export MAIL_FILTER_NOTARY_PROFILE='mail-filter-notary'</w:t>
+            </w:r>
+          </w:p>
+          <w:p>
+            <w:pPr>
+              <w:spacing w:after="0" w:line="240" w:lineRule="auto"/>
+            </w:pPr>
+            <w:r>
+              <w:rPr>
+                <w:rFonts w:ascii="Courier New" w:hAnsi="Courier New" w:cs="Courier New"/>
+                <w:sz w:val="18"/>
+              </w:rPr>
+              <w:t xml:space="preserve">./MacApp/notarize.sh</w:t>
             </w:r>
           </w:p>
         </w:tc>
@@ -2358,48 +2976,7 @@
         <w:spacing w:after="120"/>
       </w:pPr>
       <w:r>
-        <w:t xml:space="preserve">The local converter is adapted from Photo-Archival's standard-library OOXML generator. A bare run rebuilds both registered Word files; a two-path invocation converts one source; </w:t>
-      </w:r>
-      <w:r>
-        <w:rPr>
-          <w:rFonts w:ascii="Courier New" w:hAnsi="Courier New" w:cs="Courier New"/>
-          <w:sz w:val="19"/>
-          <w:shd w:val="clear" w:color="auto" w:fill="F2F2F2"/>
-        </w:rPr>
-        <w:t xml:space="preserve">--check</w:t>
-      </w:r>
-      <w:r>
-        <w:t xml:space="preserve"> detects missing or stale registered outputs without writing. No Pandoc or third-party Python package is required. ZIP timestamps are fixed so unchanged inputs produce identical bytes.</w:t>
-      </w:r>
-    </w:p>
-    <w:p>
-      <w:pPr>
-        <w:spacing w:after="120"/>
-      </w:pPr>
-      <w:r>
-        <w:t xml:space="preserve">Edit Markdown only, regenerate, validate the package/XML and check Word rendering before committing the </w:t>
-      </w:r>
-      <w:r>
-        <w:rPr>
-          <w:rFonts w:ascii="Courier New" w:hAnsi="Courier New" w:cs="Courier New"/>
-          <w:sz w:val="19"/>
-          <w:shd w:val="clear" w:color="auto" w:fill="F2F2F2"/>
-        </w:rPr>
-        <w:t xml:space="preserve">.md</w:t>
-      </w:r>
-      <w:r>
-        <w:t xml:space="preserve"> and </w:t>
-      </w:r>
-      <w:r>
-        <w:rPr>
-          <w:rFonts w:ascii="Courier New" w:hAnsi="Courier New" w:cs="Courier New"/>
-          <w:sz w:val="19"/>
-          <w:shd w:val="clear" w:color="auto" w:fill="F2F2F2"/>
-        </w:rPr>
-        <w:t xml:space="preserve">.docx</w:t>
-      </w:r>
-      <w:r>
-        <w:t xml:space="preserve"> together. Headings, prose, inline emphasis/code/links, lists, pipe tables and fenced code diagrams are supported. Keep diagram and command lines short enough for the page. If introducing unsupported Markdown, extend the converter in the same change. Normal builds regenerate the Word files automatically; a documentation-only edit can use the converter directly without rebuilding or installing the app.</w:t>
+        <w:t xml:space="preserve">Configure the named notarytool Keychain profile separately; credentials do not belong in source or documentation. Release scripts require matching team/group entitlements, hardened runtime and valid signing identities. They submit, staple and assess the installer through the existing notarization workflow. Test the signed product's App Group access and clean-Mac installation before publishing. Release storage differs from local test storage, so preserve and explicitly import existing settings/protection when migrating.</w:t>
       </w:r>
     </w:p>
     <w:p>
@@ -2414,7 +2991,220 @@
           <w:sz w:val="32"/>
           <w:color w:val="000000"/>
         </w:rPr>
-        <w:t xml:space="preserve">10 Review checklist</w:t>
+        <w:t xml:space="preserve">9 Store preparation</w:t>
+      </w:r>
+    </w:p>
+    <w:p>
+      <w:pPr>
+        <w:spacing w:after="120"/>
+      </w:pPr>
+      <w:r>
+        <w:t xml:space="preserve">For Store preparation, run </w:t>
+      </w:r>
+      <w:r>
+        <w:rPr>
+          <w:rFonts w:ascii="Courier New" w:hAnsi="Courier New" w:cs="Courier New"/>
+          <w:sz w:val="19"/>
+          <w:shd w:val="clear" w:color="auto" w:fill="F2F2F2"/>
+        </w:rPr>
+        <w:t xml:space="preserve">./MacApp/store-build.sh check</w:t>
+      </w:r>
+      <w:r>
+        <w:t xml:space="preserve">. It regenerates docs, compiles an unsigned archive with development identities and checks the Store payload. It does not establish signed runtime behavior. </w:t>
+      </w:r>
+      <w:r>
+        <w:rPr>
+          <w:rFonts w:ascii="Courier New" w:hAnsi="Courier New" w:cs="Courier New"/>
+          <w:sz w:val="19"/>
+          <w:shd w:val="clear" w:color="auto" w:fill="F2F2F2"/>
+        </w:rPr>
+        <w:t xml:space="preserve">MacApp/Store/README.md</w:t>
+      </w:r>
+      <w:r>
+        <w:t xml:space="preserve"> explains signed development, production archive and local export once the team is available. Do not open an unsigned check product or enable another extension against the working inbox.</w:t>
+      </w:r>
+    </w:p>
+    <w:p>
+      <w:pPr>
+        <w:spacing w:after="120"/>
+      </w:pPr>
+      <w:r>
+        <w:t xml:space="preserve">The app can now configure addresses manually and analyze an opened </w:t>
+      </w:r>
+      <w:r>
+        <w:rPr>
+          <w:rFonts w:ascii="Courier New" w:hAnsi="Courier New" w:cs="Courier New"/>
+          <w:sz w:val="19"/>
+          <w:shd w:val="clear" w:color="auto" w:fill="F2F2F2"/>
+        </w:rPr>
+        <w:t xml:space="preserve">.eml</w:t>
+      </w:r>
+      <w:r>
+        <w:t xml:space="preserve"> without Mail automation. Export Setup produces a private archive containing settings and restored-message protection. Import preserves pause/preview, inventory and aliases, then waits for explicit confirmation before filtering. The importer can also read an explicitly selected legacy folder containing both settings and protection; it refuses to silently omit missing protection. Keep the source and private destination backup until the transition is verified.</w:t>
+      </w:r>
+    </w:p>
+    <w:p>
+      <w:pPr>
+        <w:spacing w:after="120"/>
+      </w:pPr>
+      <w:r>
+        <w:t xml:space="preserve">Store support reports use bounded private file history and a Save panel. The direct build can additionally collect its own unified logs. Native checks include synthetic complete-migration, import-confirmation, manual-account, email-file and rotation/expiry failures. Real file-panel permissions, provisioned group sharing, signed model inference and mailbox actions remain separate qualification steps.</w:t>
+      </w:r>
+    </w:p>
+    <w:p>
+      <w:pPr>
+        <w:pStyle w:val="Heading1"/>
+        <w:keepNext/>
+        <w:spacing w:before="240" w:after="80"/>
+      </w:pPr>
+      <w:r>
+        <w:rPr>
+          <w:b/>
+          <w:sz w:val="32"/>
+          <w:color w:val="000000"/>
+        </w:rPr>
+        <w:t xml:space="preserve">10 Keep documentation synchronized</w:t>
+      </w:r>
+    </w:p>
+    <w:p>
+      <w:pPr>
+        <w:spacing w:after="120"/>
+      </w:pPr>
+      <w:r>
+        <w:t xml:space="preserve">The documentation follows Photo-Archival's split: architecture records durable design and invariants; getting-started records the repeatable developer workflow. Keep user instructions in </w:t>
+      </w:r>
+      <w:r>
+        <w:rPr>
+          <w:rFonts w:ascii="Courier New" w:hAnsi="Courier New" w:cs="Courier New"/>
+          <w:sz w:val="19"/>
+          <w:shd w:val="clear" w:color="auto" w:fill="F2F2F2"/>
+        </w:rPr>
+        <w:t xml:space="preserve">README.md</w:t>
+      </w:r>
+      <w:r>
+        <w:t xml:space="preserve"> and engineering details in developer docs. Avoid turning the architecture guide into a chronological troubleshooting log.</w:t>
+      </w:r>
+    </w:p>
+    <w:tbl>
+      <w:tblPr>
+        <w:tblW w:w="0" w:type="auto"/>
+        <w:tblBorders>
+          <w:top w:val="single" w:sz="4" w:space="0" w:color="D0D0D0"/>
+          <w:left w:val="single" w:sz="4" w:space="0" w:color="D0D0D0"/>
+          <w:bottom w:val="single" w:sz="4" w:space="0" w:color="D0D0D0"/>
+          <w:right w:val="single" w:sz="4" w:space="0" w:color="D0D0D0"/>
+        </w:tblBorders>
+      </w:tblPr>
+      <w:tr>
+        <w:trPr>
+          <w:cantSplit/>
+        </w:trPr>
+        <w:tc>
+          <w:tcPr>
+            <w:shd w:val="clear" w:color="auto" w:fill="F5F5F5"/>
+          </w:tcPr>
+          <w:p>
+            <w:pPr>
+              <w:spacing w:after="0" w:line="240" w:lineRule="auto"/>
+            </w:pPr>
+            <w:r>
+              <w:rPr>
+                <w:rFonts w:ascii="Courier New" w:hAnsi="Courier New" w:cs="Courier New"/>
+                <w:sz w:val="18"/>
+              </w:rPr>
+              <w:t xml:space="preserve">python3 docs/build-docx.py</w:t>
+            </w:r>
+          </w:p>
+          <w:p>
+            <w:pPr>
+              <w:spacing w:after="0" w:line="240" w:lineRule="auto"/>
+            </w:pPr>
+            <w:r>
+              <w:rPr>
+                <w:rFonts w:ascii="Courier New" w:hAnsi="Courier New" w:cs="Courier New"/>
+                <w:sz w:val="18"/>
+              </w:rPr>
+              <w:t xml:space="preserve">python3 docs/build-docx.py IN.md OUT.docx</w:t>
+            </w:r>
+          </w:p>
+          <w:p>
+            <w:pPr>
+              <w:spacing w:after="0" w:line="240" w:lineRule="auto"/>
+            </w:pPr>
+            <w:r>
+              <w:rPr>
+                <w:rFonts w:ascii="Courier New" w:hAnsi="Courier New" w:cs="Courier New"/>
+                <w:sz w:val="18"/>
+              </w:rPr>
+              <w:t xml:space="preserve">python3 docs/build-docx.py --check</w:t>
+            </w:r>
+          </w:p>
+        </w:tc>
+      </w:tr>
+    </w:tbl>
+    <w:p/>
+    <w:p>
+      <w:pPr>
+        <w:spacing w:after="120"/>
+      </w:pPr>
+      <w:r>
+        <w:t xml:space="preserve">The local converter is adapted from Photo-Archival's standard-library OOXML generator. A bare run rebuilds all registered Word files; a two-path invocation converts one source; </w:t>
+      </w:r>
+      <w:r>
+        <w:rPr>
+          <w:rFonts w:ascii="Courier New" w:hAnsi="Courier New" w:cs="Courier New"/>
+          <w:sz w:val="19"/>
+          <w:shd w:val="clear" w:color="auto" w:fill="F2F2F2"/>
+        </w:rPr>
+        <w:t xml:space="preserve">--check</w:t>
+      </w:r>
+      <w:r>
+        <w:t xml:space="preserve"> detects missing or stale registered outputs without writing. No Pandoc or third-party Python package is required. ZIP timestamps are fixed so unchanged inputs produce identical bytes.</w:t>
+      </w:r>
+    </w:p>
+    <w:p>
+      <w:pPr>
+        <w:spacing w:after="120"/>
+      </w:pPr>
+      <w:r>
+        <w:t xml:space="preserve">Edit Markdown only, regenerate, validate the package/XML and check Word rendering before committing the </w:t>
+      </w:r>
+      <w:r>
+        <w:rPr>
+          <w:rFonts w:ascii="Courier New" w:hAnsi="Courier New" w:cs="Courier New"/>
+          <w:sz w:val="19"/>
+          <w:shd w:val="clear" w:color="auto" w:fill="F2F2F2"/>
+        </w:rPr>
+        <w:t xml:space="preserve">.md</w:t>
+      </w:r>
+      <w:r>
+        <w:t xml:space="preserve"> and </w:t>
+      </w:r>
+      <w:r>
+        <w:rPr>
+          <w:rFonts w:ascii="Courier New" w:hAnsi="Courier New" w:cs="Courier New"/>
+          <w:sz w:val="19"/>
+          <w:shd w:val="clear" w:color="auto" w:fill="F2F2F2"/>
+        </w:rPr>
+        <w:t xml:space="preserve">.docx</w:t>
+      </w:r>
+      <w:r>
+        <w:t xml:space="preserve"> together. Headings, prose, inline emphasis/code/links, lists, pipe tables and fenced code diagrams are supported. Keep diagram and command lines short enough for the page. If introducing unsupported Markdown, extend the converter in the same change. Normal builds regenerate the Word files automatically; a documentation-only edit can use the converter directly without rebuilding or installing the app.</w:t>
+      </w:r>
+    </w:p>
+    <w:p>
+      <w:pPr>
+        <w:pStyle w:val="Heading1"/>
+        <w:keepNext/>
+        <w:spacing w:before="240" w:after="80"/>
+      </w:pPr>
+      <w:r>
+        <w:rPr>
+          <w:b/>
+          <w:sz w:val="32"/>
+          <w:color w:val="000000"/>
+        </w:rPr>
+        <w:t xml:space="preserve">11 Review checklist</w:t>
       </w:r>
     </w:p>
     <w:p>

--- a/docs/dev/getting-started.docx
+++ b/docs/dev/getting-started.docx
@@ -130,6 +130,7 @@
           </w:tcPr>
           <w:p>
             <w:pPr>
+              <w:keepNext/>
               <w:spacing w:after="0"/>
             </w:pPr>
             <w:r>
@@ -148,6 +149,7 @@
           </w:tcPr>
           <w:p>
             <w:pPr>
+              <w:keepNext/>
               <w:spacing w:after="0"/>
             </w:pPr>
             <w:r>
@@ -166,6 +168,7 @@
           </w:tcPr>
           <w:p>
             <w:pPr>
+              <w:keepNext/>
               <w:spacing w:after="0"/>
             </w:pPr>
             <w:r>
@@ -563,18 +566,29 @@
         <w:t xml:space="preserve">~/Documents/GitHub/Mail-Filter</w:t>
       </w:r>
       <w:r>
-        <w:t xml:space="preserve">. Direct-distribution targets are assembled by </w:t>
-      </w:r>
-      <w:r>
-        <w:rPr>
-          <w:rFonts w:ascii="Courier New" w:hAnsi="Courier New" w:cs="Courier New"/>
-          <w:sz w:val="19"/>
-          <w:shd w:val="clear" w:color="auto" w:fill="F2F2F2"/>
-        </w:rPr>
-        <w:t xml:space="preserve">MacApp/build.sh</w:t>
-      </w:r>
-      <w:r>
-        <w:t xml:space="preserve">, while </w:t>
+        <w:t xml:space="preserve">. Open the root </w:t>
+      </w:r>
+      <w:r>
+        <w:rPr>
+          <w:rFonts w:ascii="Courier New" w:hAnsi="Courier New" w:cs="Courier New"/>
+          <w:sz w:val="19"/>
+          <w:shd w:val="clear" w:color="auto" w:fill="F2F2F2"/>
+        </w:rPr>
+        <w:t xml:space="preserve">Mail-Filter.xcodeproj</w:t>
+      </w:r>
+      <w:r>
+        <w:t xml:space="preserve"> for native development. It owns the app, extension, CLI and uninstaller targets for every distribution channel. </w:t>
+      </w:r>
+      <w:r>
+        <w:rPr>
+          <w:rFonts w:ascii="Courier New" w:hAnsi="Courier New" w:cs="Courier New"/>
+          <w:sz w:val="19"/>
+          <w:shd w:val="clear" w:color="auto" w:fill="F2F2F2"/>
+        </w:rPr>
+        <w:t xml:space="preserve">MacApp/generate-project.py</w:t>
+      </w:r>
+      <w:r>
+        <w:t xml:space="preserve"> is the source-list authority. Shell entry points invoke the same project; </w:t>
       </w:r>
       <w:r>
         <w:rPr>
@@ -585,29 +599,7 @@
         <w:t xml:space="preserve">Package.swift</w:t>
       </w:r>
       <w:r>
-        <w:t xml:space="preserve"> describes the engineering CLI. The Store host and extension have a separate Xcode project at </w:t>
-      </w:r>
-      <w:r>
-        <w:rPr>
-          <w:rFonts w:ascii="Courier New" w:hAnsi="Courier New" w:cs="Courier New"/>
-          <w:sz w:val="19"/>
-          <w:shd w:val="clear" w:color="auto" w:fill="F2F2F2"/>
-        </w:rPr>
-        <w:t xml:space="preserve">MacApp/Store/Mail-Filter.xcodeproj</w:t>
-      </w:r>
-      <w:r>
-        <w:t xml:space="preserve">; its source lists are generated by </w:t>
-      </w:r>
-      <w:r>
-        <w:rPr>
-          <w:rFonts w:ascii="Courier New" w:hAnsi="Courier New" w:cs="Courier New"/>
-          <w:sz w:val="19"/>
-          <w:shd w:val="clear" w:color="auto" w:fill="F2F2F2"/>
-        </w:rPr>
-        <w:t xml:space="preserve">MacApp/Store/generate-project.py</w:t>
-      </w:r>
-      <w:r>
-        <w:t xml:space="preserve">.</w:t>
+        <w:t xml:space="preserve"> additionally supports standalone CLI development and tests.</w:t>
       </w:r>
     </w:p>
     <w:tbl>
@@ -897,15 +889,7 @@
           <w:sz w:val="26"/>
           <w:color w:val="000000"/>
         </w:rPr>
-        <w:t xml:space="preserve">Compile the app inside Xcode</w:t>
-      </w:r>
-    </w:p>
-    <w:p>
-      <w:pPr>
-        <w:spacing w:after="120"/>
-      </w:pPr>
-      <w:r>
-        <w:t xml:space="preserve">Open the existing project from Finder or Terminal:</w:t>
+        <w:t xml:space="preserve">Open the root project</w:t>
       </w:r>
     </w:p>
     <w:tbl>
@@ -935,7 +919,7 @@
                 <w:rFonts w:ascii="Courier New" w:hAnsi="Courier New" w:cs="Courier New"/>
                 <w:sz w:val="18"/>
               </w:rPr>
-              <w:t xml:space="preserve">open MacApp/Store/Mail-Filter.xcodeproj</w:t>
+              <w:t xml:space="preserve">open Mail-Filter.xcodeproj</w:t>
             </w:r>
           </w:p>
         </w:tc>
@@ -947,7 +931,15 @@
         <w:spacing w:after="120"/>
       </w:pPr>
       <w:r>
-        <w:t xml:space="preserve">Open this project file explicitly. Opening the repository folder instead loads the command-line Swift package, which has its own scheme list. The native project contains </w:t>
+        <w:t xml:space="preserve">Open the project file explicitly. Opening the repository folder can instead load the CLI's Swift package and expose its separate schemes. The native navigator follows the repository's actual top-level folders. Source files stay in place; there are no navigation symlinks or copies. Git's public inventory omits ignored private settings and generated outputs. Explicit target source lists determine compilation, independently of navigation.</w:t>
+      </w:r>
+    </w:p>
+    <w:p>
+      <w:pPr>
+        <w:spacing w:after="120"/>
+      </w:pPr>
+      <w:r>
+        <w:t xml:space="preserve">The same </w:t>
       </w:r>
       <w:r>
         <w:rPr>
@@ -958,7 +950,7 @@
         <w:t xml:space="preserve">MailFilter</w:t>
       </w:r>
       <w:r>
-        <w:t xml:space="preserve"> for the settings app and </w:t>
+        <w:t xml:space="preserve"> and </w:t>
       </w:r>
       <w:r>
         <w:rPr>
@@ -969,118 +961,29 @@
         <w:t xml:space="preserve">MailFilterExtension</w:t>
       </w:r>
       <w:r>
-        <w:t xml:space="preserve"> for the embedded MailKit extension. Building the host builds and embeds its extension. A separate helper target packages the direct local installer.</w:t>
-      </w:r>
-    </w:p>
-    <w:p>
-      <w:pPr>
-        <w:spacing w:after="120"/>
-      </w:pPr>
-      <w:r>
-        <w:t xml:space="preserve">Expand </w:t>
-      </w:r>
-      <w:r>
-        <w:rPr>
-          <w:b/>
-        </w:rPr>
-        <w:t xml:space="preserve">Repository</w:t>
-      </w:r>
-      <w:r>
-        <w:t xml:space="preserve"> to browse source, tests, scripts, prompts and docs in their existing folders. Xcode groups and file references point to the original checkout; no symlinks, copies or file moves are involved. Navigation uses Git's public file inventory, omitting ignored private settings and generated outputs. Target membership remains in the generator's explicit compile lists. Regenerate after adding files.</w:t>
-      </w:r>
-    </w:p>
-    <w:p>
-      <w:pPr>
-        <w:spacing w:after="40"/>
-        <w:ind w:left="360" w:hanging="360"/>
-      </w:pPr>
-      <w:r>
-        <w:t xml:space="preserve">1.  </w:t>
-      </w:r>
-      <w:r>
-        <w:t xml:space="preserve">Select the </w:t>
-      </w:r>
-      <w:r>
-        <w:rPr>
-          <w:b/>
-        </w:rPr>
-        <w:t xml:space="preserve">Mail-Filter Build Check</w:t>
-      </w:r>
-      <w:r>
-        <w:t xml:space="preserve"> scheme in the toolbar.</w:t>
-      </w:r>
-    </w:p>
-    <w:p>
-      <w:pPr>
-        <w:spacing w:after="40"/>
-        <w:ind w:left="360" w:hanging="360"/>
-      </w:pPr>
-      <w:r>
-        <w:t xml:space="preserve">2.  </w:t>
-      </w:r>
-      <w:r>
-        <w:t xml:space="preserve">Select </w:t>
-      </w:r>
-      <w:r>
-        <w:rPr>
-          <w:b/>
-        </w:rPr>
-        <w:t xml:space="preserve">My Mac</w:t>
-      </w:r>
-      <w:r>
-        <w:t xml:space="preserve"> as the destination.</w:t>
-      </w:r>
-    </w:p>
-    <w:p>
-      <w:pPr>
-        <w:spacing w:after="40"/>
-        <w:ind w:left="360" w:hanging="360"/>
-      </w:pPr>
-      <w:r>
-        <w:t xml:space="preserve">3.  </w:t>
-      </w:r>
-      <w:r>
-        <w:t xml:space="preserve">Choose </w:t>
-      </w:r>
-      <w:r>
-        <w:rPr>
-          <w:b/>
-        </w:rPr>
-        <w:t xml:space="preserve">Product &gt; Build</w:t>
-      </w:r>
-      <w:r>
-        <w:t xml:space="preserve">, or press Command-B.</w:t>
-      </w:r>
-    </w:p>
-    <w:p>
-      <w:pPr>
-        <w:spacing w:after="40"/>
-        <w:ind w:left="360" w:hanging="360"/>
-      </w:pPr>
-      <w:r>
-        <w:t xml:space="preserve">4.  </w:t>
-      </w:r>
-      <w:r>
-        <w:t xml:space="preserve">Open the Issue navigator with Command-5 to inspect compiler errors.</w:t>
-      </w:r>
-    </w:p>
-    <w:p>
-      <w:pPr>
-        <w:spacing w:after="120"/>
-      </w:pPr>
-      <w:r>
-        <w:t xml:space="preserve">The </w:t>
-      </w:r>
-      <w:r>
-        <w:rPr>
-          <w:rFonts w:ascii="Courier New" w:hAnsi="Courier New" w:cs="Courier New"/>
-          <w:sz w:val="19"/>
-          <w:shd w:val="clear" w:color="auto" w:fill="F2F2F2"/>
-        </w:rPr>
-        <w:t xml:space="preserve">BuildCheck</w:t>
-      </w:r>
-      <w:r>
-        <w:t xml:space="preserve"> configuration disables code signing and needs no Apple Account, certificates or paid membership. It uses the isolated development identifiers. Its scheme has no runnable executable and disables archive/profile builds. Compile with Command-B; use a signed development build for runtime qualification. Building does not install the app, enable a Mail extension or change filtering settings. Xcode records app build products with Launch Services, so unsigned checks use development identities to avoid the working app's identity.</w:t>
+        <w:t xml:space="preserve"> targets build every app variant. Building the host builds and embeds its extension. </w:t>
+      </w:r>
+      <w:r>
+        <w:rPr>
+          <w:rFonts w:ascii="Courier New" w:hAnsi="Courier New" w:cs="Courier New"/>
+          <w:sz w:val="19"/>
+          <w:shd w:val="clear" w:color="auto" w:fill="F2F2F2"/>
+        </w:rPr>
+        <w:t xml:space="preserve">MailFilterCLI</w:t>
+      </w:r>
+      <w:r>
+        <w:t xml:space="preserve"> and </w:t>
+      </w:r>
+      <w:r>
+        <w:rPr>
+          <w:rFonts w:ascii="Courier New" w:hAnsi="Courier New" w:cs="Courier New"/>
+          <w:sz w:val="19"/>
+          <w:shd w:val="clear" w:color="auto" w:fill="F2F2F2"/>
+        </w:rPr>
+        <w:t xml:space="preserve">MailFilterUninstaller</w:t>
+      </w:r>
+      <w:r>
+        <w:t xml:space="preserve"> are separate native targets used by direct builds. The Store scheme's dependency graph excludes them.</w:t>
       </w:r>
     </w:p>
     <w:tbl>
@@ -1120,6 +1023,7 @@
           </w:tcPr>
           <w:p>
             <w:pPr>
+              <w:keepNext/>
               <w:spacing w:after="0"/>
             </w:pPr>
             <w:r>
@@ -1138,13 +1042,14 @@
           </w:tcPr>
           <w:p>
             <w:pPr>
+              <w:keepNext/>
               <w:spacing w:after="0"/>
             </w:pPr>
             <w:r>
               <w:rPr>
                 <w:b/>
               </w:rPr>
-              <w:t xml:space="preserve">Configuration and purpose</w:t>
+              <w:t xml:space="preserve">Purpose</w:t>
             </w:r>
           </w:p>
         </w:tc>
@@ -1163,6 +1068,105 @@
               <w:spacing w:after="0"/>
             </w:pPr>
             <w:r>
+              <w:t xml:space="preserve">Mail-Filter Local</w:t>
+            </w:r>
+          </w:p>
+        </w:tc>
+        <w:tc>
+          <w:tcPr>
+            <w:tcW w:w="5803" w:type="dxa"/>
+            <w:vAlign w:val="center"/>
+          </w:tcPr>
+          <w:p>
+            <w:pPr>
+              <w:spacing w:after="0"/>
+            </w:pPr>
+            <w:r>
+              <w:t xml:space="preserve">Build direct app, extension, CLI and uninstaller; Run launches the settings app.</w:t>
+            </w:r>
+          </w:p>
+        </w:tc>
+      </w:tr>
+      <w:tr>
+        <w:trPr>
+          <w:cantSplit/>
+        </w:trPr>
+        <w:tc>
+          <w:tcPr>
+            <w:tcW w:w="3557" w:type="dxa"/>
+            <w:vAlign w:val="center"/>
+          </w:tcPr>
+          <w:p>
+            <w:pPr>
+              <w:spacing w:after="0"/>
+            </w:pPr>
+            <w:r>
+              <w:t xml:space="preserve">Mail-Filter Local Installer</w:t>
+            </w:r>
+          </w:p>
+        </w:tc>
+        <w:tc>
+          <w:tcPr>
+            <w:tcW w:w="5803" w:type="dxa"/>
+            <w:vAlign w:val="center"/>
+          </w:tcPr>
+          <w:p>
+            <w:pPr>
+              <w:spacing w:after="0"/>
+            </w:pPr>
+            <w:r>
+              <w:t xml:space="preserve">Build native direct products, then create and verify the installer.</w:t>
+            </w:r>
+          </w:p>
+        </w:tc>
+      </w:tr>
+      <w:tr>
+        <w:trPr>
+          <w:cantSplit/>
+        </w:trPr>
+        <w:tc>
+          <w:tcPr>
+            <w:tcW w:w="3557" w:type="dxa"/>
+            <w:vAlign w:val="center"/>
+          </w:tcPr>
+          <w:p>
+            <w:pPr>
+              <w:spacing w:after="0"/>
+            </w:pPr>
+            <w:r>
+              <w:t xml:space="preserve">Mail-Filter Store</w:t>
+            </w:r>
+          </w:p>
+        </w:tc>
+        <w:tc>
+          <w:tcPr>
+            <w:tcW w:w="5803" w:type="dxa"/>
+            <w:vAlign w:val="center"/>
+          </w:tcPr>
+          <w:p>
+            <w:pPr>
+              <w:spacing w:after="0"/>
+            </w:pPr>
+            <w:r>
+              <w:t xml:space="preserve">Signed sandboxed Development for Build/Run; Store configuration for Archive.</w:t>
+            </w:r>
+          </w:p>
+        </w:tc>
+      </w:tr>
+      <w:tr>
+        <w:trPr>
+          <w:cantSplit/>
+        </w:trPr>
+        <w:tc>
+          <w:tcPr>
+            <w:tcW w:w="3557" w:type="dxa"/>
+            <w:vAlign w:val="center"/>
+          </w:tcPr>
+          <w:p>
+            <w:pPr>
+              <w:spacing w:after="0"/>
+            </w:pPr>
+            <w:r>
               <w:t xml:space="preserve">Mail-Filter Build Check</w:t>
             </w:r>
           </w:p>
@@ -1177,7 +1181,7 @@
               <w:spacing w:after="0"/>
             </w:pPr>
             <w:r>
-              <w:t xml:space="preserve">BuildCheck; unsigned app and extension compilation.</w:t>
+              <w:t xml:space="preserve">Unsigned sandboxed app/extension compilation with development identities; no runnable.</w:t>
             </w:r>
           </w:p>
         </w:tc>
@@ -1196,7 +1200,7 @@
               <w:spacing w:after="0"/>
             </w:pPr>
             <w:r>
-              <w:t xml:space="preserve">Mail-Filter Local Installer</w:t>
+              <w:t xml:space="preserve">mail-filter CLI</w:t>
             </w:r>
           </w:p>
         </w:tc>
@@ -1210,73 +1214,18 @@
               <w:spacing w:after="0"/>
             </w:pPr>
             <w:r>
-              <w:t xml:space="preserve">BuildCheck helper; rebuild and verify the direct local installer.</w:t>
-            </w:r>
-          </w:p>
-        </w:tc>
-      </w:tr>
-      <w:tr>
-        <w:trPr>
-          <w:cantSplit/>
-        </w:trPr>
-        <w:tc>
-          <w:tcPr>
-            <w:tcW w:w="3557" w:type="dxa"/>
-            <w:vAlign w:val="center"/>
-          </w:tcPr>
-          <w:p>
-            <w:pPr>
-              <w:spacing w:after="0"/>
-            </w:pPr>
-            <w:r>
-              <w:t xml:space="preserve">Mail-Filter using Run</w:t>
-            </w:r>
-          </w:p>
-        </w:tc>
-        <w:tc>
-          <w:tcPr>
-            <w:tcW w:w="5803" w:type="dxa"/>
-            <w:vAlign w:val="center"/>
-          </w:tcPr>
-          <w:p>
-            <w:pPr>
-              <w:spacing w:after="0"/>
-            </w:pPr>
-            <w:r>
-              <w:t xml:space="preserve">Development; signed sandboxed debugging after team access is available.</w:t>
-            </w:r>
-          </w:p>
-        </w:tc>
-      </w:tr>
-      <w:tr>
-        <w:trPr>
-          <w:cantSplit/>
-        </w:trPr>
-        <w:tc>
-          <w:tcPr>
-            <w:tcW w:w="3557" w:type="dxa"/>
-            <w:vAlign w:val="center"/>
-          </w:tcPr>
-          <w:p>
-            <w:pPr>
-              <w:spacing w:after="0"/>
-            </w:pPr>
-            <w:r>
-              <w:t xml:space="preserve">Mail-Filter using Archive</w:t>
-            </w:r>
-          </w:p>
-        </w:tc>
-        <w:tc>
-          <w:tcPr>
-            <w:tcW w:w="5803" w:type="dxa"/>
-            <w:vAlign w:val="center"/>
-          </w:tcPr>
-          <w:p>
-            <w:pPr>
-              <w:spacing w:after="0"/>
-            </w:pPr>
-            <w:r>
-              <w:t xml:space="preserve">Store; distribution signing and an App Store archive.</w:t>
+              <w:t xml:space="preserve">Native CLI; Run defaults to harmless </w:t>
+            </w:r>
+            <w:r>
+              <w:rPr>
+                <w:rFonts w:ascii="Courier New" w:hAnsi="Courier New" w:cs="Courier New"/>
+                <w:sz w:val="19"/>
+                <w:shd w:val="clear" w:color="auto" w:fill="F2F2F2"/>
+              </w:rPr>
+              <w:t xml:space="preserve">--help</w:t>
+            </w:r>
+            <w:r>
+              <w:t xml:space="preserve">.</w:t>
             </w:r>
           </w:p>
         </w:tc>
@@ -1288,33 +1237,58 @@
         <w:spacing w:after="120"/>
       </w:pPr>
       <w:r>
-        <w:t xml:space="preserve">Xcode may also show an automatic </w:t>
+        <w:t xml:space="preserve">Only the Store scheme enables Archive. Use the installer or release packaging scripts for direct distribution.</w:t>
+      </w:r>
+    </w:p>
+    <w:p>
+      <w:pPr>
+        <w:spacing w:after="120"/>
+      </w:pPr>
+      <w:r>
+        <w:t xml:space="preserve">For ordinary local work, select </w:t>
       </w:r>
       <w:r>
         <w:rPr>
           <w:b/>
         </w:rPr>
-        <w:t xml:space="preserve">MailFilterExtension</w:t>
-      </w:r>
-      <w:r>
-        <w:t xml:space="preserve"> scheme for component development/debugging. It selects development signing and requires a configured team. You do not need it to build the complete app or installer; use Build Check to compile both components without signing.</w:t>
-      </w:r>
-    </w:p>
-    <w:p>
-      <w:pPr>
-        <w:spacing w:after="120"/>
-      </w:pPr>
-      <w:r>
-        <w:t xml:space="preserve">The </w:t>
+        <w:t xml:space="preserve">Mail-Filter Local</w:t>
+      </w:r>
+      <w:r>
+        <w:t xml:space="preserve">, choose </w:t>
       </w:r>
       <w:r>
         <w:rPr>
           <w:b/>
         </w:rPr>
-        <w:t xml:space="preserve">Build Configuration</w:t>
-      </w:r>
-      <w:r>
-        <w:t xml:space="preserve"> navigator group contains the configuration files and the detailed Store build guide. The engineering CLI remains in the root Swift package. The app and Store archive targets exclude the CLI and uninstaller; the Local Installer helper packages them through the existing direct-build scripts.</w:t>
+        <w:t xml:space="preserve">My Mac</w:t>
+      </w:r>
+      <w:r>
+        <w:t xml:space="preserve">, and press Command-B. Run launches an ad hoc signed app with the same identity and private storage as the existing local installation. It can read saved settings when opened; quit Mail before deliberately testing a replacement extension. Building alone does not install or activate the extension or change filtering settings. Xcode records built app paths with Launch Services, so use a separate macOS test user for live extension qualification.</w:t>
+      </w:r>
+    </w:p>
+    <w:p>
+      <w:pPr>
+        <w:spacing w:after="120"/>
+      </w:pPr>
+      <w:r>
+        <w:t xml:space="preserve">Select </w:t>
+      </w:r>
+      <w:r>
+        <w:rPr>
+          <w:b/>
+        </w:rPr>
+        <w:t xml:space="preserve">Mail-Filter Build Check</w:t>
+      </w:r>
+      <w:r>
+        <w:t xml:space="preserve"> for unsigned sandboxed compilation without an Apple Account or certificates. This scheme uses isolated development identifiers and has no runnable. It cannot qualify runtime permissions or shared App Group access. Use the Issue navigator with Command-5 to inspect build errors.</w:t>
+      </w:r>
+    </w:p>
+    <w:p>
+      <w:pPr>
+        <w:spacing w:after="120"/>
+      </w:pPr>
+      <w:r>
+        <w:t xml:space="preserve">Xcode may also expose automatic component schemes. Their default configuration is Local, so compiling the extension alone does not require a paid team. Use a host scheme for normal development; MailKit still needs its containing app for installation and activation.</w:t>
       </w:r>
     </w:p>
     <w:p>
@@ -1329,15 +1303,15 @@
           <w:sz w:val="26"/>
           <w:color w:val="000000"/>
         </w:rPr>
-        <w:t xml:space="preserve">Create a local installer inside Xcode</w:t>
-      </w:r>
-    </w:p>
-    <w:p>
-      <w:pPr>
-        <w:spacing w:after="120"/>
-      </w:pPr>
-      <w:r>
-        <w:t xml:space="preserve">Select the </w:t>
+        <w:t xml:space="preserve">Create the local installer inside Xcode</w:t>
+      </w:r>
+    </w:p>
+    <w:p>
+      <w:pPr>
+        <w:spacing w:after="120"/>
+      </w:pPr>
+      <w:r>
+        <w:t xml:space="preserve">Select </w:t>
       </w:r>
       <w:r>
         <w:rPr>
@@ -1346,7 +1320,7 @@
         <w:t xml:space="preserve">Mail-Filter Local Installer</w:t>
       </w:r>
       <w:r>
-        <w:t xml:space="preserve"> scheme, then choose </w:t>
+        <w:t xml:space="preserve">, then choose </w:t>
       </w:r>
       <w:r>
         <w:rPr>
@@ -1355,54 +1329,54 @@
         <w:t xml:space="preserve">Product &gt; Build</w:t>
       </w:r>
       <w:r>
-        <w:t xml:space="preserve"> or press Command-B. Wait for </w:t>
+        <w:t xml:space="preserve"> or press Command-B. Its native dependencies build the app, extension, CLI and uninstaller first. The packaging phase stages copies of those products, adds the engineering CLI and its resources to the staged app, reseals its signature, and verifies the installer. It does not start another </w:t>
+      </w:r>
+      <w:r>
+        <w:rPr>
+          <w:rFonts w:ascii="Courier New" w:hAnsi="Courier New" w:cs="Courier New"/>
+          <w:sz w:val="19"/>
+          <w:shd w:val="clear" w:color="auto" w:fill="F2F2F2"/>
+        </w:rPr>
+        <w:t xml:space="preserve">xcodebuild</w:t>
+      </w:r>
+      <w:r>
+        <w:t xml:space="preserve"> or maintain a second Swift compile list.</w:t>
+      </w:r>
+    </w:p>
+    <w:p>
+      <w:pPr>
+        <w:spacing w:after="120"/>
+      </w:pPr>
+      <w:r>
+        <w:t xml:space="preserve">The output is </w:t>
+      </w:r>
+      <w:r>
+        <w:rPr>
+          <w:rFonts w:ascii="Courier New" w:hAnsi="Courier New" w:cs="Courier New"/>
+          <w:sz w:val="19"/>
+          <w:shd w:val="clear" w:color="auto" w:fill="F2F2F2"/>
+        </w:rPr>
+        <w:t xml:space="preserve">outputs/Mail-Filter Installer.pkg</w:t>
+      </w:r>
+      <w:r>
+        <w:t xml:space="preserve">. The packager maintains a Desktop shortcut to that same file and leaves unrelated Desktop items untouched. Building creates the package; open it yourself to install. It does not launch Installer, change installed apps, filtering settings or PATH, or enable extensions. The package uses ad hoc signing and requires no paid developer membership.</w:t>
+      </w:r>
+    </w:p>
+    <w:p>
+      <w:pPr>
+        <w:spacing w:after="120"/>
+      </w:pPr>
+      <w:r>
+        <w:t xml:space="preserve">Each explicit installer build reruns packaging. Use </w:t>
       </w:r>
       <w:r>
         <w:rPr>
           <w:b/>
         </w:rPr>
-        <w:t xml:space="preserve">Build Succeeded</w:t>
-      </w:r>
-      <w:r>
-        <w:t xml:space="preserve">. This invokes </w:t>
-      </w:r>
-      <w:r>
-        <w:rPr>
-          <w:rFonts w:ascii="Courier New" w:hAnsi="Courier New" w:cs="Courier New"/>
-          <w:sz w:val="19"/>
-          <w:shd w:val="clear" w:color="auto" w:fill="F2F2F2"/>
-        </w:rPr>
-        <w:t xml:space="preserve">MacApp/package.sh local</w:t>
-      </w:r>
-      <w:r>
-        <w:t xml:space="preserve">, regenerates Word documentation, rebuilds the direct app and extension, embeds the engineering CLI, builds the uninstaller, applies ad hoc signing and verifies the package.</w:t>
-      </w:r>
-    </w:p>
-    <w:p>
-      <w:pPr>
-        <w:spacing w:after="120"/>
-      </w:pPr>
-      <w:r>
-        <w:t xml:space="preserve">The output is </w:t>
-      </w:r>
-      <w:r>
-        <w:rPr>
-          <w:rFonts w:ascii="Courier New" w:hAnsi="Courier New" w:cs="Courier New"/>
-          <w:sz w:val="19"/>
-          <w:shd w:val="clear" w:color="auto" w:fill="F2F2F2"/>
-        </w:rPr>
-        <w:t xml:space="preserve">outputs/Mail-Filter Installer.pkg</w:t>
-      </w:r>
-      <w:r>
-        <w:t xml:space="preserve"> in the repository. The packager maintains a Desktop shortcut to that same file and leaves unrelated Desktop items untouched. Open the package yourself when you intend to install it; building the helper never starts Installer or changes installed apps, filtering settings, PATH entries or extension activation. No paid developer membership is needed for this local package.</w:t>
-      </w:r>
-    </w:p>
-    <w:p>
-      <w:pPr>
-        <w:spacing w:after="120"/>
-      </w:pPr>
-      <w:r>
-        <w:t xml:space="preserve">Each explicit build of the helper reruns packaging. Use </w:t>
+        <w:t xml:space="preserve">Mail-Filter Local</w:t>
+      </w:r>
+      <w:r>
+        <w:t xml:space="preserve"> for normal incremental development or </w:t>
       </w:r>
       <w:r>
         <w:rPr>
@@ -1411,7 +1385,7 @@
         <w:t xml:space="preserve">Mail-Filter Build Check</w:t>
       </w:r>
       <w:r>
-        <w:t xml:space="preserve"> for faster compilation while editing. The helper has no dependency on the sandboxed app targets. Only this helper disables Xcode's script sandbox to allow the maintained packager to write repo outputs and its Desktop shortcut; the native app and extension retain their sandbox settings. The local installer is a test artifact and is separate from an App Store archive or a notarized public release.</w:t>
+        <w:t xml:space="preserve"> for unsigned Store compilation. Only the packaging helper disables Xcode's build-script sandbox, because it writes repository outputs and the Desktop shortcut. This is separate from the app's runtime sandbox, which is controlled by its distribution configuration.</w:t>
       </w:r>
     </w:p>
     <w:p>
@@ -1434,7 +1408,7 @@
         <w:spacing w:after="120"/>
       </w:pPr>
       <w:r>
-        <w:t xml:space="preserve">After the paid developer team is active, register the app, extension and shared group identifiers listed in </w:t>
+        <w:t xml:space="preserve">After the paid developer team is active, register the Store app, extension and shared-group identifiers in </w:t>
       </w:r>
       <w:r>
         <w:rPr>
@@ -1445,23 +1419,15 @@
         <w:t xml:space="preserve">MacApp/Store/README.md</w:t>
       </w:r>
       <w:r>
-        <w:t xml:space="preserve">. In Xcode Settings under Apple Accounts, sign in and create or download the required signing assets. Keep automatic signing enabled for both targets.</w:t>
-      </w:r>
-    </w:p>
-    <w:p>
-      <w:pPr>
-        <w:spacing w:after="120"/>
-      </w:pPr>
-      <w:r>
-        <w:t xml:space="preserve">Copy </w:t>
-      </w:r>
-      <w:r>
-        <w:rPr>
-          <w:rFonts w:ascii="Courier New" w:hAnsi="Courier New" w:cs="Courier New"/>
-          <w:sz w:val="19"/>
-          <w:shd w:val="clear" w:color="auto" w:fill="F2F2F2"/>
-        </w:rPr>
-        <w:t xml:space="preserve">MacApp/Store/Signing.example.xcconfig</w:t>
+        <w:t xml:space="preserve">. Sign in under Xcode Settings, Apple Accounts, and create or download signing assets. Copy </w:t>
+      </w:r>
+      <w:r>
+        <w:rPr>
+          <w:rFonts w:ascii="Courier New" w:hAnsi="Courier New" w:cs="Courier New"/>
+          <w:sz w:val="19"/>
+          <w:shd w:val="clear" w:color="auto" w:fill="F2F2F2"/>
+        </w:rPr>
+        <w:t xml:space="preserve">MacApp/Build/Signing.example.xcconfig</w:t>
       </w:r>
       <w:r>
         <w:t xml:space="preserve"> to </w:t>
@@ -1475,7 +1441,7 @@
         <w:t xml:space="preserve">Signing.local.xcconfig</w:t>
       </w:r>
       <w:r>
-        <w:t xml:space="preserve"> in the same directory. Set </w:t>
+        <w:t xml:space="preserve"> in the same directory and set </w:t>
       </w:r>
       <w:r>
         <w:rPr>
@@ -1486,54 +1452,43 @@
         <w:t xml:space="preserve">DEVELOPMENT_TEAM</w:t>
       </w:r>
       <w:r>
-        <w:t xml:space="preserve"> in that local file to the actual ten-character paid developer Team ID. Both signed configurations and targets read it. Git ignores this file; avoid adding team overrides to the generated project, because regeneration would overwrite them. The Build Check configuration continues to disable signing even after the local file exists.</w:t>
-      </w:r>
-    </w:p>
-    <w:p>
-      <w:pPr>
-        <w:spacing w:after="120"/>
-      </w:pPr>
-      <w:r>
-        <w:t xml:space="preserve">Select the </w:t>
+        <w:t xml:space="preserve"> to the actual ten-character Team ID. Git ignores it. An existing local signing file from the old Store directory should be moved to this new location rather than committed.</w:t>
+      </w:r>
+    </w:p>
+    <w:p>
+      <w:pPr>
+        <w:spacing w:after="120"/>
+      </w:pPr>
+      <w:r>
+        <w:t xml:space="preserve">The </w:t>
       </w:r>
       <w:r>
         <w:rPr>
           <w:b/>
         </w:rPr>
-        <w:t xml:space="preserve">Mail-Filter</w:t>
-      </w:r>
-      <w:r>
-        <w:t xml:space="preserve"> scheme for signed Run or Archive. Before enabling its development extension, qualify App Group storage, import and permissions in an isolated test setup. Do not enable both filtering extensions against the same working inbox. Signed runtime and App Review remain separate checks from successful compilation.</w:t>
-      </w:r>
-    </w:p>
-    <w:p>
-      <w:pPr>
-        <w:spacing w:after="120"/>
-      </w:pPr>
-      <w:r>
-        <w:t xml:space="preserve">When adding files to the Xcode targets, update </w:t>
-      </w:r>
-      <w:r>
-        <w:rPr>
-          <w:rFonts w:ascii="Courier New" w:hAnsi="Courier New" w:cs="Courier New"/>
-          <w:sz w:val="19"/>
-          <w:shd w:val="clear" w:color="auto" w:fill="F2F2F2"/>
-        </w:rPr>
-        <w:t xml:space="preserve">MacApp/Store/generate-project.py</w:t>
-      </w:r>
-      <w:r>
-        <w:t xml:space="preserve">, regenerate with Python 3, and run it with </w:t>
-      </w:r>
-      <w:r>
-        <w:rPr>
-          <w:rFonts w:ascii="Courier New" w:hAnsi="Courier New" w:cs="Courier New"/>
-          <w:sz w:val="19"/>
-          <w:shd w:val="clear" w:color="auto" w:fill="F2F2F2"/>
-        </w:rPr>
-        <w:t xml:space="preserve">--check</w:t>
-      </w:r>
-      <w:r>
-        <w:t xml:space="preserve"> to detect drift. The project and shared schemes are reproducible outputs. Development checks allow Xcode's debug and preview libraries; the production Store verifier still requires the release executable alone.</w:t>
+        <w:t xml:space="preserve">Mail-Filter Store</w:t>
+      </w:r>
+      <w:r>
+        <w:t xml:space="preserve"> scheme uses Development for Build/Run and Store for Archive. Those configurations share sandboxed capabilities but have separate bundle IDs and App Groups. DeveloperID uses Developer ID signing for direct downloads; Local uses ad hoc signing and retains the existing local-development settings directory. BuildCheck disables signing even when the private team file exists. The configuration files under </w:t>
+      </w:r>
+      <w:r>
+        <w:rPr>
+          <w:rFonts w:ascii="Courier New" w:hAnsi="Courier New" w:cs="Courier New"/>
+          <w:sz w:val="19"/>
+          <w:shd w:val="clear" w:color="auto" w:fill="F2F2F2"/>
+        </w:rPr>
+        <w:t xml:space="preserve">MacApp/Build/</w:t>
+      </w:r>
+      <w:r>
+        <w:t xml:space="preserve"> define these differences; do not overwrite generated target settings with team overrides.</w:t>
+      </w:r>
+    </w:p>
+    <w:p>
+      <w:pPr>
+        <w:spacing w:after="120"/>
+      </w:pPr>
+      <w:r>
+        <w:t xml:space="preserve">Before enabling a signed development extension, qualify group sharing, migration, file panels and Mail permissions in an isolated setup. Do not enable multiple filtering extensions against the same working inbox. Compilation and signature checks do not establish signed runtime or App Review acceptance.</w:t>
       </w:r>
     </w:p>
     <w:p>
@@ -1548,15 +1503,7 @@
           <w:sz w:val="26"/>
           <w:color w:val="000000"/>
         </w:rPr>
-        <w:t xml:space="preserve">Build the direct app and engineering tools</w:t>
-      </w:r>
-    </w:p>
-    <w:p>
-      <w:pPr>
-        <w:spacing w:after="120"/>
-      </w:pPr>
-      <w:r>
-        <w:t xml:space="preserve">Use the maintained scripts as the direct build contract. They supply compile lists, target architecture, language modes, bundle IDs, entitlements, resource copies, signing order and verification.</w:t>
+        <w:t xml:space="preserve">Use the same targets from Terminal</w:t>
       </w:r>
     </w:p>
     <w:tbl>
@@ -1598,6 +1545,30 @@
                 <w:rFonts w:ascii="Courier New" w:hAnsi="Courier New" w:cs="Courier New"/>
                 <w:sz w:val="18"/>
               </w:rPr>
+              <w:t xml:space="preserve">./MacApp/package.sh local</w:t>
+            </w:r>
+          </w:p>
+          <w:p>
+            <w:pPr>
+              <w:spacing w:after="0" w:line="240" w:lineRule="auto"/>
+            </w:pPr>
+            <w:r>
+              <w:rPr>
+                <w:rFonts w:ascii="Courier New" w:hAnsi="Courier New" w:cs="Courier New"/>
+                <w:sz w:val="18"/>
+              </w:rPr>
+              <w:t xml:space="preserve">./MacApp/store-build.sh check</w:t>
+            </w:r>
+          </w:p>
+          <w:p>
+            <w:pPr>
+              <w:spacing w:after="0" w:line="240" w:lineRule="auto"/>
+            </w:pPr>
+            <w:r>
+              <w:rPr>
+                <w:rFonts w:ascii="Courier New" w:hAnsi="Courier New" w:cs="Courier New"/>
+                <w:sz w:val="18"/>
+              </w:rPr>
               <w:t xml:space="preserve">./build.sh</w:t>
             </w:r>
           </w:p>
@@ -1610,51 +1581,116 @@
         <w:spacing w:after="120"/>
       </w:pPr>
       <w:r>
-        <w:t xml:space="preserve">The native build creates </w:t>
-      </w:r>
-      <w:r>
-        <w:rPr>
-          <w:rFonts w:ascii="Courier New" w:hAnsi="Courier New" w:cs="Courier New"/>
-          <w:sz w:val="19"/>
-          <w:shd w:val="clear" w:color="auto" w:fill="F2F2F2"/>
-        </w:rPr>
-        <w:t xml:space="preserve">.build/mac-app/Mail-Filter.app</w:t>
-      </w:r>
-      <w:r>
-        <w:t xml:space="preserve">, its embedded </w:t>
-      </w:r>
-      <w:r>
-        <w:rPr>
-          <w:rFonts w:ascii="Courier New" w:hAnsi="Courier New" w:cs="Courier New"/>
-          <w:sz w:val="19"/>
-          <w:shd w:val="clear" w:color="auto" w:fill="F2F2F2"/>
-        </w:rPr>
-        <w:t xml:space="preserve">Contents/PlugIns/Mail-Filter.appex</w:t>
-      </w:r>
-      <w:r>
-        <w:t xml:space="preserve">, and </w:t>
-      </w:r>
-      <w:r>
-        <w:rPr>
-          <w:rFonts w:ascii="Courier New" w:hAnsi="Courier New" w:cs="Courier New"/>
-          <w:sz w:val="19"/>
-          <w:shd w:val="clear" w:color="auto" w:fill="F2F2F2"/>
-        </w:rPr>
-        <w:t xml:space="preserve">.build/mac-app/Uninstall Mail-Filter.app</w:t>
-      </w:r>
-      <w:r>
-        <w:t xml:space="preserve">. It also compiles and embeds the engineering CLI under </w:t>
-      </w:r>
-      <w:r>
-        <w:rPr>
-          <w:rFonts w:ascii="Courier New" w:hAnsi="Courier New" w:cs="Courier New"/>
-          <w:sz w:val="19"/>
-          <w:shd w:val="clear" w:color="auto" w:fill="F2F2F2"/>
-        </w:rPr>
-        <w:t xml:space="preserve">Contents/Resources/DeveloperTools/</w:t>
-      </w:r>
-      <w:r>
-        <w:t xml:space="preserve">. The root build creates </w:t>
+        <w:rPr>
+          <w:rFonts w:ascii="Courier New" w:hAnsi="Courier New" w:cs="Courier New"/>
+          <w:sz w:val="19"/>
+          <w:shd w:val="clear" w:color="auto" w:fill="F2F2F2"/>
+        </w:rPr>
+        <w:t xml:space="preserve">MacApp/build.sh</w:t>
+      </w:r>
+      <w:r>
+        <w:t xml:space="preserve"> invokes the root project's Local scheme, stages the products under </w:t>
+      </w:r>
+      <w:r>
+        <w:rPr>
+          <w:rFonts w:ascii="Courier New" w:hAnsi="Courier New" w:cs="Courier New"/>
+          <w:sz w:val="19"/>
+          <w:shd w:val="clear" w:color="auto" w:fill="F2F2F2"/>
+        </w:rPr>
+        <w:t xml:space="preserve">.build/mac-app/</w:t>
+      </w:r>
+      <w:r>
+        <w:t xml:space="preserve">, embeds the CLI under </w:t>
+      </w:r>
+      <w:r>
+        <w:rPr>
+          <w:rFonts w:ascii="Courier New" w:hAnsi="Courier New" w:cs="Courier New"/>
+          <w:sz w:val="19"/>
+          <w:shd w:val="clear" w:color="auto" w:fill="F2F2F2"/>
+        </w:rPr>
+        <w:t xml:space="preserve">Mail-Filter.app/Contents/Resources/DeveloperTools/</w:t>
+      </w:r>
+      <w:r>
+        <w:t xml:space="preserve">, and verifies signatures and payloads. </w:t>
+      </w:r>
+      <w:r>
+        <w:rPr>
+          <w:rFonts w:ascii="Courier New" w:hAnsi="Courier New" w:cs="Courier New"/>
+          <w:sz w:val="19"/>
+          <w:shd w:val="clear" w:color="auto" w:fill="F2F2F2"/>
+        </w:rPr>
+        <w:t xml:space="preserve">package.sh</w:t>
+      </w:r>
+      <w:r>
+        <w:t xml:space="preserve"> uses those staged products to create the direct installer. The Xcode installer scheme bypasses this build wrapper because its target dependencies have already compiled the products; it uses the same staging and package verification functions.</w:t>
+      </w:r>
+    </w:p>
+    <w:p>
+      <w:pPr>
+        <w:spacing w:after="120"/>
+      </w:pPr>
+      <w:r>
+        <w:rPr>
+          <w:rFonts w:ascii="Courier New" w:hAnsi="Courier New" w:cs="Courier New"/>
+          <w:sz w:val="19"/>
+          <w:shd w:val="clear" w:color="auto" w:fill="F2F2F2"/>
+        </w:rPr>
+        <w:t xml:space="preserve">store-build.sh check</w:t>
+      </w:r>
+      <w:r>
+        <w:t xml:space="preserve"> invokes the same host and extension targets with Store settings, disables signing and substitutes development identities. It verifies an unsigned archive at </w:t>
+      </w:r>
+      <w:r>
+        <w:rPr>
+          <w:rFonts w:ascii="Courier New" w:hAnsi="Courier New" w:cs="Courier New"/>
+          <w:sz w:val="19"/>
+          <w:shd w:val="clear" w:color="auto" w:fill="F2F2F2"/>
+        </w:rPr>
+        <w:t xml:space="preserve">.build/store-unsigned.xcarchive</w:t>
+      </w:r>
+      <w:r>
+        <w:t xml:space="preserve">. All native configurations share </w:t>
+      </w:r>
+      <w:r>
+        <w:rPr>
+          <w:rFonts w:ascii="Courier New" w:hAnsi="Courier New" w:cs="Courier New"/>
+          <w:sz w:val="19"/>
+          <w:shd w:val="clear" w:color="auto" w:fill="F2F2F2"/>
+        </w:rPr>
+        <w:t xml:space="preserve">.build/xcode-derived/</w:t>
+      </w:r>
+      <w:r>
+        <w:t xml:space="preserve">, with products separated by configuration. None of these commands installs or activates the filter or requests Mail actions.</w:t>
+      </w:r>
+    </w:p>
+    <w:p>
+      <w:pPr>
+        <w:spacing w:after="120"/>
+      </w:pPr>
+      <w:r>
+        <w:t xml:space="preserve">Every native build depends on </w:t>
+      </w:r>
+      <w:r>
+        <w:rPr>
+          <w:rFonts w:ascii="Courier New" w:hAnsi="Courier New" w:cs="Courier New"/>
+          <w:sz w:val="19"/>
+          <w:shd w:val="clear" w:color="auto" w:fill="F2F2F2"/>
+        </w:rPr>
+        <w:t xml:space="preserve">MailFilterDocumentation</w:t>
+      </w:r>
+      <w:r>
+        <w:t xml:space="preserve">, which regenerates all registered Word documents before compilation. Its script declares the Markdown inputs and Word outputs and retains Xcode's script sandbox. Missing Python or failed conversion stops the build. This applies equally to Xcode builds and the shell wrappers. The root </w:t>
+      </w:r>
+      <w:r>
+        <w:rPr>
+          <w:rFonts w:ascii="Courier New" w:hAnsi="Courier New" w:cs="Courier New"/>
+          <w:sz w:val="19"/>
+          <w:shd w:val="clear" w:color="auto" w:fill="F2F2F2"/>
+        </w:rPr>
+        <w:t xml:space="preserve">build.sh</w:t>
+      </w:r>
+      <w:r>
+        <w:t xml:space="preserve"> separately regenerates docs before building the standalone Swift package CLI at </w:t>
       </w:r>
       <w:r>
         <w:rPr>
@@ -1665,68 +1701,26 @@
         <w:t xml:space="preserve">.build/release/mail-filter</w:t>
       </w:r>
       <w:r>
-        <w:t xml:space="preserve"> through Swift Package Manager. Neither command installs apps, reads messages, enables extensions or requests Junk actions.</w:t>
-      </w:r>
-    </w:p>
-    <w:p>
-      <w:pPr>
-        <w:spacing w:after="120"/>
-      </w:pPr>
-      <w:r>
-        <w:t xml:space="preserve">Both build scripts first regenerate the registered Word documents from Markdown. Python 3 and successful conversion are required; a documentation failure stops the build before compilation. Packaging uses the native build and inherits this step.</w:t>
-      </w:r>
-    </w:p>
-    <w:p>
-      <w:pPr>
-        <w:spacing w:after="120"/>
-      </w:pPr>
-      <w:r>
-        <w:t xml:space="preserve">The Store shell entry point, </w:t>
-      </w:r>
-      <w:r>
-        <w:rPr>
-          <w:rFonts w:ascii="Courier New" w:hAnsi="Courier New" w:cs="Courier New"/>
-          <w:sz w:val="19"/>
-          <w:shd w:val="clear" w:color="auto" w:fill="F2F2F2"/>
-        </w:rPr>
-        <w:t xml:space="preserve">MacApp/store-build.sh</w:t>
-      </w:r>
-      <w:r>
-        <w:t xml:space="preserve">, also regenerates Word documentation, as does the Xcode Local Installer helper. Xcode's Build Check and signed app schemes compile the app and extension only; after editing Markdown while using those schemes, run </w:t>
-      </w:r>
-      <w:r>
-        <w:rPr>
-          <w:rFonts w:ascii="Courier New" w:hAnsi="Courier New" w:cs="Courier New"/>
-          <w:sz w:val="19"/>
-          <w:shd w:val="clear" w:color="auto" w:fill="F2F2F2"/>
-        </w:rPr>
-        <w:t xml:space="preserve">python3 docs/build-docx.py</w:t>
-      </w:r>
-      <w:r>
-        <w:t xml:space="preserve"> before committing the source and generated Word files together.</w:t>
-      </w:r>
-    </w:p>
-    <w:p>
-      <w:pPr>
-        <w:spacing w:after="120"/>
-      </w:pPr>
-      <w:r>
-        <w:t xml:space="preserve">When adding a Swift source file, update every native target or test compilation that needs it. A file under the root package's target directory may be discovered by SwiftPM while still being absent from the explicit native lists. Inspect both build paths when changing shared code.</w:t>
-      </w:r>
-    </w:p>
-    <w:p>
-      <w:pPr>
-        <w:pStyle w:val="Heading1"/>
-        <w:keepNext/>
-        <w:spacing w:before="240" w:after="80"/>
-      </w:pPr>
-      <w:r>
-        <w:rPr>
-          <w:b/>
-          <w:sz w:val="32"/>
-          <w:color w:val="000000"/>
-        </w:rPr>
-        <w:t xml:space="preserve">4 Run meaningful checks</w:t>
+        <w:t xml:space="preserve">.</w:t>
+      </w:r>
+    </w:p>
+    <w:p>
+      <w:pPr>
+        <w:spacing w:after="120"/>
+      </w:pPr>
+      <w:r>
+        <w:t xml:space="preserve">After adding source files, update </w:t>
+      </w:r>
+      <w:r>
+        <w:rPr>
+          <w:rFonts w:ascii="Courier New" w:hAnsi="Courier New" w:cs="Courier New"/>
+          <w:sz w:val="19"/>
+          <w:shd w:val="clear" w:color="auto" w:fill="F2F2F2"/>
+        </w:rPr>
+        <w:t xml:space="preserve">MacApp/generate-project.py</w:t>
+      </w:r>
+      <w:r>
+        <w:t xml:space="preserve"> and run:</w:t>
       </w:r>
     </w:p>
     <w:tbl>
@@ -1756,6 +1750,75 @@
                 <w:rFonts w:ascii="Courier New" w:hAnsi="Courier New" w:cs="Courier New"/>
                 <w:sz w:val="18"/>
               </w:rPr>
+              <w:t xml:space="preserve">python3 MacApp/generate-project.py</w:t>
+            </w:r>
+          </w:p>
+          <w:p>
+            <w:pPr>
+              <w:spacing w:after="0" w:line="240" w:lineRule="auto"/>
+            </w:pPr>
+            <w:r>
+              <w:rPr>
+                <w:rFonts w:ascii="Courier New" w:hAnsi="Courier New" w:cs="Courier New"/>
+                <w:sz w:val="18"/>
+              </w:rPr>
+              <w:t xml:space="preserve">python3 MacApp/generate-project.py --check</w:t>
+            </w:r>
+          </w:p>
+        </w:tc>
+      </w:tr>
+    </w:tbl>
+    <w:p/>
+    <w:p>
+      <w:pPr>
+        <w:spacing w:after="120"/>
+      </w:pPr>
+      <w:r>
+        <w:t xml:space="preserve">The generated project and shared schemes are checked in. Git's inventory supplies navigator references, while the generator's target lists supply membership. The CLI source directory is discovered by both the generator and SwiftPM. No shell script has an independent app or extension compile list. Development checks allow named Xcode debug/preview libraries; the production Store verifier still requires a release executable alone.</w:t>
+      </w:r>
+    </w:p>
+    <w:p>
+      <w:pPr>
+        <w:pStyle w:val="Heading1"/>
+        <w:keepNext/>
+        <w:spacing w:before="240" w:after="80"/>
+      </w:pPr>
+      <w:r>
+        <w:rPr>
+          <w:b/>
+          <w:sz w:val="32"/>
+          <w:color w:val="000000"/>
+        </w:rPr>
+        <w:t xml:space="preserve">4 Run meaningful checks</w:t>
+      </w:r>
+    </w:p>
+    <w:tbl>
+      <w:tblPr>
+        <w:tblW w:w="0" w:type="auto"/>
+        <w:tblBorders>
+          <w:top w:val="single" w:sz="4" w:space="0" w:color="D0D0D0"/>
+          <w:left w:val="single" w:sz="4" w:space="0" w:color="D0D0D0"/>
+          <w:bottom w:val="single" w:sz="4" w:space="0" w:color="D0D0D0"/>
+          <w:right w:val="single" w:sz="4" w:space="0" w:color="D0D0D0"/>
+        </w:tblBorders>
+      </w:tblPr>
+      <w:tr>
+        <w:trPr>
+          <w:cantSplit/>
+        </w:trPr>
+        <w:tc>
+          <w:tcPr>
+            <w:shd w:val="clear" w:color="auto" w:fill="F5F5F5"/>
+          </w:tcPr>
+          <w:p>
+            <w:pPr>
+              <w:spacing w:after="0" w:line="240" w:lineRule="auto"/>
+            </w:pPr>
+            <w:r>
+              <w:rPr>
+                <w:rFonts w:ascii="Courier New" w:hAnsi="Courier New" w:cs="Courier New"/>
+                <w:sz w:val="18"/>
+              </w:rPr>
               <w:t xml:space="preserve">./MacApp/test.sh</w:t>
             </w:r>
           </w:p>
@@ -1768,7 +1831,7 @@
                 <w:rFonts w:ascii="Courier New" w:hAnsi="Courier New" w:cs="Courier New"/>
                 <w:sz w:val="18"/>
               </w:rPr>
-              <w:t xml:space="preserve">swift test</w:t>
+              <w:t xml:space="preserve">./test.sh</w:t>
             </w:r>
           </w:p>
         </w:tc>
@@ -1820,6 +1883,7 @@
           </w:tcPr>
           <w:p>
             <w:pPr>
+              <w:keepNext/>
               <w:spacing w:after="0"/>
             </w:pPr>
             <w:r>
@@ -1838,6 +1902,7 @@
           </w:tcPr>
           <w:p>
             <w:pPr>
+              <w:keepNext/>
               <w:spacing w:after="0"/>
             </w:pPr>
             <w:r>
@@ -2366,6 +2431,7 @@
           </w:tcPr>
           <w:p>
             <w:pPr>
+              <w:keepNext/>
               <w:spacing w:after="0"/>
             </w:pPr>
             <w:r>
@@ -2384,6 +2450,7 @@
           </w:tcPr>
           <w:p>
             <w:pPr>
+              <w:keepNext/>
               <w:spacing w:after="0"/>
             </w:pPr>
             <w:r>

--- a/docs/dev/getting-started.docx
+++ b/docs/dev/getting-started.docx
@@ -1488,7 +1488,382 @@
         <w:spacing w:after="120"/>
       </w:pPr>
       <w:r>
+        <w:t xml:space="preserve">Store archiving uses automatic development signing. App Store export applies distribution signing and final profiles; do not force Apple Distribution into the automatic archive build. Archive verification and strict distribution verification are separate stages. An archive passing its stage is not permission to upload or publish it.</w:t>
+      </w:r>
+    </w:p>
+    <w:p>
+      <w:pPr>
+        <w:spacing w:after="120"/>
+      </w:pPr>
+      <w:r>
         <w:t xml:space="preserve">Before enabling a signed development extension, qualify group sharing, migration, file panels and Mail permissions in an isolated setup. Do not enable multiple filtering extensions against the same working inbox. Compilation and signature checks do not establish signed runtime or App Review acceptance.</w:t>
+      </w:r>
+    </w:p>
+    <w:p>
+      <w:pPr>
+        <w:pStyle w:val="Heading2"/>
+        <w:keepNext/>
+        <w:spacing w:before="240" w:after="80"/>
+      </w:pPr>
+      <w:r>
+        <w:rPr>
+          <w:b/>
+          <w:sz w:val="26"/>
+          <w:color w:val="000000"/>
+        </w:rPr>
+        <w:t xml:space="preserve">Stage a Development extension for Mail testing</w:t>
+      </w:r>
+    </w:p>
+    <w:p>
+      <w:pPr>
+        <w:spacing w:after="120"/>
+      </w:pPr>
+      <w:r>
+        <w:t xml:space="preserve">Quit Mail and the development settings app before replacing or registering a test bundle. Build with </w:t>
+      </w:r>
+      <w:r>
+        <w:rPr>
+          <w:b/>
+        </w:rPr>
+        <w:t xml:space="preserve">Mail-Filter Store</w:t>
+      </w:r>
+      <w:r>
+        <w:t xml:space="preserve">, </w:t>
+      </w:r>
+      <w:r>
+        <w:rPr>
+          <w:b/>
+        </w:rPr>
+        <w:t xml:space="preserve">My Mac</w:t>
+      </w:r>
+      <w:r>
+        <w:t xml:space="preserve">, </w:t>
+      </w:r>
+      <w:r>
+        <w:rPr>
+          <w:b/>
+        </w:rPr>
+        <w:t xml:space="preserve">Product &gt; Build</w:t>
+      </w:r>
+      <w:r>
+        <w:t xml:space="preserve">, or use </w:t>
+      </w:r>
+      <w:r>
+        <w:rPr>
+          <w:rFonts w:ascii="Courier New" w:hAnsi="Courier New" w:cs="Courier New"/>
+          <w:sz w:val="19"/>
+          <w:shd w:val="clear" w:color="auto" w:fill="F2F2F2"/>
+        </w:rPr>
+        <w:t xml:space="preserve">MAIL_FILTER_TEAM_ID=YOURTEAMID ./MacApp/store-build.sh development</w:t>
+      </w:r>
+      <w:r>
+        <w:t xml:space="preserve"> from the repository root. The shell workflow uses the actual Mac as its destination and lets Xcode create/download profiles and register that Mac if needed.</w:t>
+      </w:r>
+    </w:p>
+    <w:p>
+      <w:pPr>
+        <w:spacing w:after="120"/>
+      </w:pPr>
+      <w:r>
+        <w:t xml:space="preserve">For the first installation, copy the signed Development </w:t>
+      </w:r>
+      <w:r>
+        <w:rPr>
+          <w:rFonts w:ascii="Courier New" w:hAnsi="Courier New" w:cs="Courier New"/>
+          <w:sz w:val="19"/>
+          <w:shd w:val="clear" w:color="auto" w:fill="F2F2F2"/>
+        </w:rPr>
+        <w:t xml:space="preserve">Mail-Filter.app</w:t>
+      </w:r>
+      <w:r>
+        <w:t xml:space="preserve"> to your user Applications folder and name the copy </w:t>
+      </w:r>
+      <w:r>
+        <w:rPr>
+          <w:rFonts w:ascii="Courier New" w:hAnsi="Courier New" w:cs="Courier New"/>
+          <w:sz w:val="19"/>
+          <w:shd w:val="clear" w:color="auto" w:fill="F2F2F2"/>
+        </w:rPr>
+        <w:t xml:space="preserve">Mail-Filter Development.app</w:t>
+      </w:r>
+      <w:r>
+        <w:t xml:space="preserve">. The shell build is under </w:t>
+      </w:r>
+      <w:r>
+        <w:rPr>
+          <w:rFonts w:ascii="Courier New" w:hAnsi="Courier New" w:cs="Courier New"/>
+          <w:sz w:val="19"/>
+          <w:shd w:val="clear" w:color="auto" w:fill="F2F2F2"/>
+        </w:rPr>
+        <w:t xml:space="preserve">.build/xcode-derived/Build/Products/Development/</w:t>
+      </w:r>
+      <w:r>
+        <w:t xml:space="preserve">; an Xcode build uses its selected Derived Data directory. For an update, replace the complete development app bundle while Mail and the settings app are closed. Preserve its separate App Group data. Do not replace the working </w:t>
+      </w:r>
+      <w:r>
+        <w:rPr>
+          <w:rFonts w:ascii="Courier New" w:hAnsi="Courier New" w:cs="Courier New"/>
+          <w:sz w:val="19"/>
+          <w:shd w:val="clear" w:color="auto" w:fill="F2F2F2"/>
+        </w:rPr>
+        <w:t xml:space="preserve">/Applications/Mail-Filter.app</w:t>
+      </w:r>
+      <w:r>
+        <w:t xml:space="preserve"> to perform this test.</w:t>
+      </w:r>
+    </w:p>
+    <w:p>
+      <w:pPr>
+        <w:spacing w:after="120"/>
+      </w:pPr>
+      <w:r>
+        <w:t xml:space="preserve">Register and open the staged copy:</w:t>
+      </w:r>
+    </w:p>
+    <w:tbl>
+      <w:tblPr>
+        <w:tblW w:w="0" w:type="auto"/>
+        <w:tblBorders>
+          <w:top w:val="single" w:sz="4" w:space="0" w:color="D0D0D0"/>
+          <w:left w:val="single" w:sz="4" w:space="0" w:color="D0D0D0"/>
+          <w:bottom w:val="single" w:sz="4" w:space="0" w:color="D0D0D0"/>
+          <w:right w:val="single" w:sz="4" w:space="0" w:color="D0D0D0"/>
+        </w:tblBorders>
+      </w:tblPr>
+      <w:tr>
+        <w:trPr>
+          <w:cantSplit/>
+        </w:trPr>
+        <w:tc>
+          <w:tcPr>
+            <w:shd w:val="clear" w:color="auto" w:fill="F5F5F5"/>
+          </w:tcPr>
+          <w:p>
+            <w:pPr>
+              <w:spacing w:after="0" w:line="240" w:lineRule="auto"/>
+            </w:pPr>
+            <w:r>
+              <w:rPr>
+                <w:rFonts w:ascii="Courier New" w:hAnsi="Courier New" w:cs="Courier New"/>
+                <w:sz w:val="18"/>
+              </w:rPr>
+              <w:t xml:space="preserve">/usr/bin/pluginkit -a "$HOME/Applications/Mail-Filter Development.app/Contents/PlugIns/Mail-Filter.appex"</w:t>
+            </w:r>
+          </w:p>
+          <w:p>
+            <w:pPr>
+              <w:spacing w:after="0" w:line="240" w:lineRule="auto"/>
+            </w:pPr>
+            <w:r>
+              <w:rPr>
+                <w:rFonts w:ascii="Courier New" w:hAnsi="Courier New" w:cs="Courier New"/>
+                <w:sz w:val="18"/>
+              </w:rPr>
+              <w:t xml:space="preserve">/usr/bin/open -a "$HOME/Applications/Mail-Filter Development.app"</w:t>
+            </w:r>
+          </w:p>
+        </w:tc>
+      </w:tr>
+    </w:tbl>
+    <w:p/>
+    <w:p>
+      <w:pPr>
+        <w:spacing w:after="120"/>
+      </w:pPr>
+      <w:r>
+        <w:t xml:space="preserve">Open this settings app before reopening Mail. Confirm the saved accounts and enable Preview first. Reopen Mail, then use </w:t>
+      </w:r>
+      <w:r>
+        <w:rPr>
+          <w:b/>
+        </w:rPr>
+        <w:t xml:space="preserve">Mail &gt; Settings &gt; Extensions</w:t>
+      </w:r>
+      <w:r>
+        <w:t xml:space="preserve"> to enable </w:t>
+      </w:r>
+      <w:r>
+        <w:rPr>
+          <w:b/>
+        </w:rPr>
+        <w:t xml:space="preserve">Mail-Filter Development</w:t>
+      </w:r>
+      <w:r>
+        <w:t xml:space="preserve"> and disable the original filter during the controlled test. A full registry entry alone is insufficient: normal discovery with </w:t>
+      </w:r>
+      <w:r>
+        <w:rPr>
+          <w:rFonts w:ascii="Courier New" w:hAnsi="Courier New" w:cs="Courier New"/>
+          <w:sz w:val="19"/>
+          <w:shd w:val="clear" w:color="auto" w:fill="F2F2F2"/>
+        </w:rPr>
+        <w:t xml:space="preserve">pluginkit -m -v -p com.apple.email.extension</w:t>
+      </w:r>
+      <w:r>
+        <w:t xml:space="preserve"> must list the staged copy. Registration does not silently enable it.</w:t>
+      </w:r>
+    </w:p>
+    <w:p>
+      <w:pPr>
+        <w:spacing w:after="120"/>
+      </w:pPr>
+      <w:r>
+        <w:t xml:space="preserve">Do not rebuild, replace or re-register the active development bundle while Mail hosts it. Re-registering during a live session caused PlugInKit error 16, "other version in use," in the October 19 qualification. A clean Mail quit, completed staging and a fresh Mail launch released the stale instance. If an extension is missing, compare normal discovery with the full registry and Mail's logs rather than repeatedly sending test emails.</w:t>
+      </w:r>
+    </w:p>
+    <w:p>
+      <w:pPr>
+        <w:spacing w:after="120"/>
+      </w:pPr>
+      <w:r>
+        <w:t xml:space="preserve">The original settings app and development settings app have separate counters. Incoming callbacks normally increase by two for one message: before and after the body is fetched. Self-mail should be kept. A Preview positive appears in Activity without a Junk action request; turn Preview off and save only for the controlled move test. Also verify restoring a moved message, restarting Mail and receiving mail with the settings app closed. The dated results are in the deployment plan.</w:t>
+      </w:r>
+    </w:p>
+    <w:p>
+      <w:pPr>
+        <w:pStyle w:val="Heading2"/>
+        <w:keepNext/>
+        <w:spacing w:before="240" w:after="80"/>
+      </w:pPr>
+      <w:r>
+        <w:rPr>
+          <w:b/>
+          <w:sz w:val="26"/>
+          <w:color w:val="000000"/>
+        </w:rPr>
+        <w:t xml:space="preserve">Archive and export for App Store Connect</w:t>
+      </w:r>
+    </w:p>
+    <w:p>
+      <w:pPr>
+        <w:spacing w:after="120"/>
+      </w:pPr>
+      <w:r>
+        <w:t xml:space="preserve">Use </w:t>
+      </w:r>
+      <w:r>
+        <w:rPr>
+          <w:b/>
+        </w:rPr>
+        <w:t xml:space="preserve">Mail-Filter Store &gt; Product &gt; Archive</w:t>
+      </w:r>
+      <w:r>
+        <w:t xml:space="preserve"> in Xcode for the production identity, then use Organizer for validation and distribution. The shell equivalents create local artifacts:</w:t>
+      </w:r>
+    </w:p>
+    <w:tbl>
+      <w:tblPr>
+        <w:tblW w:w="0" w:type="auto"/>
+        <w:tblBorders>
+          <w:top w:val="single" w:sz="4" w:space="0" w:color="D0D0D0"/>
+          <w:left w:val="single" w:sz="4" w:space="0" w:color="D0D0D0"/>
+          <w:bottom w:val="single" w:sz="4" w:space="0" w:color="D0D0D0"/>
+          <w:right w:val="single" w:sz="4" w:space="0" w:color="D0D0D0"/>
+        </w:tblBorders>
+      </w:tblPr>
+      <w:tr>
+        <w:trPr>
+          <w:cantSplit/>
+        </w:trPr>
+        <w:tc>
+          <w:tcPr>
+            <w:shd w:val="clear" w:color="auto" w:fill="F5F5F5"/>
+          </w:tcPr>
+          <w:p>
+            <w:pPr>
+              <w:spacing w:after="0" w:line="240" w:lineRule="auto"/>
+            </w:pPr>
+            <w:r>
+              <w:rPr>
+                <w:rFonts w:ascii="Courier New" w:hAnsi="Courier New" w:cs="Courier New"/>
+                <w:sz w:val="18"/>
+              </w:rPr>
+              <w:t xml:space="preserve">export MAIL_FILTER_TEAM_ID=YOURTEAMID</w:t>
+            </w:r>
+          </w:p>
+          <w:p>
+            <w:pPr>
+              <w:spacing w:after="0" w:line="240" w:lineRule="auto"/>
+            </w:pPr>
+            <w:r>
+              <w:rPr>
+                <w:rFonts w:ascii="Courier New" w:hAnsi="Courier New" w:cs="Courier New"/>
+                <w:sz w:val="18"/>
+              </w:rPr>
+              <w:t xml:space="preserve">./MacApp/store-build.sh archive</w:t>
+            </w:r>
+          </w:p>
+          <w:p>
+            <w:pPr>
+              <w:spacing w:after="0" w:line="240" w:lineRule="auto"/>
+            </w:pPr>
+            <w:r>
+              <w:rPr>
+                <w:rFonts w:ascii="Courier New" w:hAnsi="Courier New" w:cs="Courier New"/>
+                <w:sz w:val="18"/>
+              </w:rPr>
+              <w:t xml:space="preserve">./MacApp/store-build.sh export</w:t>
+            </w:r>
+          </w:p>
+        </w:tc>
+      </w:tr>
+    </w:tbl>
+    <w:p/>
+    <w:p>
+      <w:pPr>
+        <w:spacing w:after="120"/>
+      </w:pPr>
+      <w:r>
+        <w:t xml:space="preserve">The archive is </w:t>
+      </w:r>
+      <w:r>
+        <w:rPr>
+          <w:rFonts w:ascii="Courier New" w:hAnsi="Courier New" w:cs="Courier New"/>
+          <w:sz w:val="19"/>
+          <w:shd w:val="clear" w:color="auto" w:fill="F2F2F2"/>
+        </w:rPr>
+        <w:t xml:space="preserve">outputs/store/Mail-Filter.xcarchive</w:t>
+      </w:r>
+      <w:r>
+        <w:t xml:space="preserve">; the exported package is </w:t>
+      </w:r>
+      <w:r>
+        <w:rPr>
+          <w:rFonts w:ascii="Courier New" w:hAnsi="Courier New" w:cs="Courier New"/>
+          <w:sz w:val="19"/>
+          <w:shd w:val="clear" w:color="auto" w:fill="F2F2F2"/>
+        </w:rPr>
+        <w:t xml:space="preserve">outputs/store/export/Mail-Filter.pkg</w:t>
+      </w:r>
+      <w:r>
+        <w:t xml:space="preserve">. The commands refuse to overwrite an existing archive or export directory. Preserve completed artifacts before creating a replacement. Automatic provisioning can create/download signing assets; export uses the explicit local </w:t>
+      </w:r>
+      <w:r>
+        <w:rPr>
+          <w:rFonts w:ascii="Courier New" w:hAnsi="Courier New" w:cs="Courier New"/>
+          <w:sz w:val="19"/>
+          <w:shd w:val="clear" w:color="auto" w:fill="F2F2F2"/>
+        </w:rPr>
+        <w:t xml:space="preserve">destination=export</w:t>
+      </w:r>
+      <w:r>
+        <w:t xml:space="preserve"> setting and does not upload.</w:t>
+      </w:r>
+    </w:p>
+    <w:p>
+      <w:pPr>
+        <w:spacing w:after="120"/>
+      </w:pPr>
+      <w:r>
+        <w:t xml:space="preserve">The archive's development signature is checked with the verifier's explicit archive mode. The exported package passes a separate strict verifier that checks its installer signature, matching signing team, distribution-signed app/extension, unexpired App Store profiles, no debugging permission, provisioned group, privacy manifests and engineering-payload exclusions. Never treat a development archive as a validated distribution package.</w:t>
+      </w:r>
+    </w:p>
+    <w:p>
+      <w:pPr>
+        <w:spacing w:after="120"/>
+      </w:pPr>
+      <w:r>
+        <w:t xml:space="preserve">Create the App Store Connect app record before upload, using the production bundle ID. Confirm current agreements and publisher roles. Local package verification is distinct from App Store Connect validation, TestFlight, App Review and release approval. Public support/privacy URLs, screenshots and a reproducible synthetic review demonstration remain publisher preparation tasks.</w:t>
       </w:r>
     </w:p>
     <w:p>

--- a/docs/dev/getting-started.docx
+++ b/docs/dev/getting-started.docx
@@ -2603,7 +2603,16 @@
         <w:spacing w:after="120"/>
       </w:pPr>
       <w:r>
-        <w:t xml:space="preserve">Open the package to install the apps into </w:t>
+        <w:t xml:space="preserve">Quit Mail, Mail-Filter and its uninstaller </w:t>
+      </w:r>
+      <w:r>
+        <w:rPr>
+          <w:b/>
+        </w:rPr>
+        <w:t xml:space="preserve">before</w:t>
+      </w:r>
+      <w:r>
+        <w:t xml:space="preserve"> opening the package to install into </w:t>
       </w:r>
       <w:r>
         <w:rPr>
@@ -2614,7 +2623,7 @@
         <w:t xml:space="preserve">/Applications</w:t>
       </w:r>
       <w:r>
-        <w:t xml:space="preserve">. Compatible private settings, activity and protection survive updates. The optional </w:t>
+        <w:t xml:space="preserve">. Installer uses a native close-app requirement, plus a read-only preinstall check across users. It stops before replacement if an old extension process remains or process inspection fails. If Mail has quit but the extension does not exit, restart the Mac before retrying. The guard never terminates apps or changes private settings. Compatible private settings, activity and protection survive updates. The optional </w:t>
       </w:r>
       <w:r>
         <w:rPr>
@@ -2642,7 +2651,16 @@
         <w:spacing w:after="120"/>
       </w:pPr>
       <w:r>
-        <w:t xml:space="preserve">Quit and reopen Mail-Filter and Mail after replacing the installed app. Confirm host and installed extension builds in the diagnostic report, check the extension in Mail Settings, and confirm saved account selection, </w:t>
+        <w:t xml:space="preserve">After installation, open Mail-Filter and reopen Mail. Compare the sidebar build with </w:t>
+      </w:r>
+      <w:r>
+        <w:rPr>
+          <w:b/>
+        </w:rPr>
+        <w:t xml:space="preserve">Mail-Filter (build 21)</w:t>
+      </w:r>
+      <w:r>
+        <w:t xml:space="preserve"> in Mail Settings, using the current build number. Confirm saved accounts, </w:t>
       </w:r>
       <w:r>
         <w:rPr>
@@ -2651,7 +2669,7 @@
         <w:t xml:space="preserve">Enable filtering</w:t>
       </w:r>
       <w:r>
-        <w:t xml:space="preserve">, Preview and model readiness. Keeping an old process alive can mask a successful rebuild. The settings window can then close; Mail must stay running.</w:t>
+        <w:t xml:space="preserve">, Preview and model readiness. Activity retains the last extension startup build and time; application diagnostics also record its process ID. This is historical evidence, not a liveness check, and earlier builds have no startup identity. Verify a new incoming callback after the update; old Inbox messages are not replayed. The settings window can then close; Mail must stay running.</w:t>
       </w:r>
     </w:p>
     <w:p>

--- a/docs/dev/getting-started.docx
+++ b/docs/dev/getting-started.docx
@@ -22,7 +22,7 @@
         <w:spacing w:after="120"/>
       </w:pPr>
       <w:r>
-        <w:t xml:space="preserve">This guide is for developers who need to build, navigate, test and package Mail-Filter. Start with the scripted local build and synthetic checks, then use read-only diagnostics to investigate model behavior before testing actions in Mail. </w:t>
+        <w:t xml:space="preserve">This guide is for developers who need to build, navigate, test and package Mail-Filter. Start with the isolated signed Dev build and synthetic checks, then use read-only diagnostics to investigate model behavior before testing actions in Mail. </w:t>
       </w:r>
       <w:r>
         <w:rPr>
@@ -807,7 +807,7 @@
         <w:spacing w:after="120"/>
       </w:pPr>
       <w:r>
-        <w:t xml:space="preserve">The native app saves local-test state under </w:t>
+        <w:t xml:space="preserve">The legacy Local configuration saves state under </w:t>
       </w:r>
       <w:r>
         <w:rPr>
@@ -818,7 +818,7 @@
         <w:t xml:space="preserve">~/Library/Application Support/Mail-Filter Local/</w:t>
       </w:r>
       <w:r>
-        <w:t xml:space="preserve">; release builds use an App Group container. Configure accounts through the app, not by committing personal settings. The CLI independently reads </w:t>
+        <w:t xml:space="preserve">. Mail-Filter Dev and Store use different provisioned App Group containers, so their setup, activity and recovery files remain separate. Configure accounts through the app, not by committing personal settings. The CLI independently reads </w:t>
       </w:r>
       <w:r>
         <w:rPr>
@@ -1068,6 +1068,39 @@
               <w:spacing w:after="0"/>
             </w:pPr>
             <w:r>
+              <w:t xml:space="preserve">Mail-Filter Dev</w:t>
+            </w:r>
+          </w:p>
+        </w:tc>
+        <w:tc>
+          <w:tcPr>
+            <w:tcW w:w="5803" w:type="dxa"/>
+            <w:vAlign w:val="center"/>
+          </w:tcPr>
+          <w:p>
+            <w:pPr>
+              <w:spacing w:after="0"/>
+            </w:pPr>
+            <w:r>
+              <w:t xml:space="preserve">Build and run the signed sandboxed app with separate settings and extension beside Store.</w:t>
+            </w:r>
+          </w:p>
+        </w:tc>
+      </w:tr>
+      <w:tr>
+        <w:trPr>
+          <w:cantSplit/>
+        </w:trPr>
+        <w:tc>
+          <w:tcPr>
+            <w:tcW w:w="3557" w:type="dxa"/>
+            <w:vAlign w:val="center"/>
+          </w:tcPr>
+          <w:p>
+            <w:pPr>
+              <w:spacing w:after="0"/>
+            </w:pPr>
+            <w:r>
               <w:t xml:space="preserve">Mail-Filter Local</w:t>
             </w:r>
           </w:p>
@@ -1082,7 +1115,7 @@
               <w:spacing w:after="0"/>
             </w:pPr>
             <w:r>
-              <w:t xml:space="preserve">Build direct app, extension, CLI and uninstaller; Run launches the settings app.</w:t>
+              <w:t xml:space="preserve">Build the legacy direct app, extension, CLI and uninstaller; shares the production app identity.</w:t>
             </w:r>
           </w:p>
         </w:tc>
@@ -1245,13 +1278,13 @@
         <w:spacing w:after="120"/>
       </w:pPr>
       <w:r>
-        <w:t xml:space="preserve">For ordinary local work, select </w:t>
-      </w:r>
-      <w:r>
-        <w:rPr>
-          <w:b/>
-        </w:rPr>
-        <w:t xml:space="preserve">Mail-Filter Local</w:t>
+        <w:t xml:space="preserve">For development beside Store, select </w:t>
+      </w:r>
+      <w:r>
+        <w:rPr>
+          <w:b/>
+        </w:rPr>
+        <w:t xml:space="preserve">Mail-Filter Dev</w:t>
       </w:r>
       <w:r>
         <w:t xml:space="preserve">, choose </w:t>
@@ -1263,7 +1296,7 @@
         <w:t xml:space="preserve">My Mac</w:t>
       </w:r>
       <w:r>
-        <w:t xml:space="preserve">, and press Command-B. Run launches an ad hoc signed app with the same identity and private storage as the existing local installation. It can read saved settings when opened; quit Mail before deliberately testing a replacement extension. Building alone does not install or activate the extension or change filtering settings. Xcode records built app paths with Launch Services, so use a separate macOS test user for live extension qualification.</w:t>
+        <w:t xml:space="preserve">, and press Command-B. Run launches the signed Development app with separate identifiers and storage. The legacy Local scheme retains the production identity and must not replace or compete with a working Store installation. Quit Mail before deliberately testing a replacement extension. Building alone does not install or activate the extension or change filtering settings. Xcode records built app paths with Launch Services, so use a separate macOS test user for live extension qualification.</w:t>
       </w:r>
     </w:p>
     <w:p>
@@ -1373,10 +1406,10 @@
         <w:rPr>
           <w:b/>
         </w:rPr>
-        <w:t xml:space="preserve">Mail-Filter Local</w:t>
-      </w:r>
-      <w:r>
-        <w:t xml:space="preserve"> for normal incremental development or </w:t>
+        <w:t xml:space="preserve">Mail-Filter Dev</w:t>
+      </w:r>
+      <w:r>
+        <w:t xml:space="preserve"> for normal signed incremental development or </w:t>
       </w:r>
       <w:r>
         <w:rPr>
@@ -1525,7 +1558,7 @@
         <w:rPr>
           <w:b/>
         </w:rPr>
-        <w:t xml:space="preserve">Mail-Filter Store</w:t>
+        <w:t xml:space="preserve">Mail-Filter Dev</w:t>
       </w:r>
       <w:r>
         <w:t xml:space="preserve">, </w:t>
@@ -1565,7 +1598,37 @@
         <w:spacing w:after="120"/>
       </w:pPr>
       <w:r>
-        <w:t xml:space="preserve">For the first installation, copy the signed Development </w:t>
+        <w:t xml:space="preserve">Prefer </w:t>
+      </w:r>
+      <w:r>
+        <w:rPr>
+          <w:rFonts w:ascii="Courier New" w:hAnsi="Courier New" w:cs="Courier New"/>
+          <w:sz w:val="19"/>
+          <w:shd w:val="clear" w:color="auto" w:fill="F2F2F2"/>
+        </w:rPr>
+        <w:t xml:space="preserve">MAIL_FILTER_TEAM_ID=YOURTEAMID ./MacApp/install-dev.sh</w:t>
+      </w:r>
+      <w:r>
+        <w:t xml:space="preserve"> to build, verify and stage the isolated app. Use </w:t>
+      </w:r>
+      <w:r>
+        <w:rPr>
+          <w:rFonts w:ascii="Courier New" w:hAnsi="Courier New" w:cs="Courier New"/>
+          <w:sz w:val="19"/>
+          <w:shd w:val="clear" w:color="auto" w:fill="F2F2F2"/>
+        </w:rPr>
+        <w:t xml:space="preserve">--no-build</w:t>
+      </w:r>
+      <w:r>
+        <w:t xml:space="preserve"> to stage an already verified Development product. The script preserves an existing staged copy under ignored outputs/development, rejects replacement of an in-use Dev bundle and never activates the extension or imports settings.</w:t>
+      </w:r>
+    </w:p>
+    <w:p>
+      <w:pPr>
+        <w:spacing w:after="120"/>
+      </w:pPr>
+      <w:r>
+        <w:t xml:space="preserve">For manual first installation, copy the signed Development </w:t>
       </w:r>
       <w:r>
         <w:rPr>
@@ -1584,7 +1647,7 @@
           <w:sz w:val="19"/>
           <w:shd w:val="clear" w:color="auto" w:fill="F2F2F2"/>
         </w:rPr>
-        <w:t xml:space="preserve">Mail-Filter Development.app</w:t>
+        <w:t xml:space="preserve">Mail-Filter Dev.app</w:t>
       </w:r>
       <w:r>
         <w:t xml:space="preserve">. The shell build is under </w:t>
@@ -1647,7 +1710,7 @@
                 <w:rFonts w:ascii="Courier New" w:hAnsi="Courier New" w:cs="Courier New"/>
                 <w:sz w:val="18"/>
               </w:rPr>
-              <w:t xml:space="preserve">/usr/bin/pluginkit -a "$HOME/Applications/Mail-Filter Development.app/Contents/PlugIns/Mail-Filter.appex"</w:t>
+              <w:t xml:space="preserve">/usr/bin/pluginkit -a "$HOME/Applications/Mail-Filter Dev.app/Contents/PlugIns/Mail-Filter.appex"</w:t>
             </w:r>
           </w:p>
           <w:p>
@@ -1659,7 +1722,7 @@
                 <w:rFonts w:ascii="Courier New" w:hAnsi="Courier New" w:cs="Courier New"/>
                 <w:sz w:val="18"/>
               </w:rPr>
-              <w:t xml:space="preserve">/usr/bin/open -a "$HOME/Applications/Mail-Filter Development.app"</w:t>
+              <w:t xml:space="preserve">/usr/bin/open -a "$HOME/Applications/Mail-Filter Dev.app"</w:t>
             </w:r>
           </w:p>
         </w:tc>
@@ -1686,7 +1749,7 @@
         <w:rPr>
           <w:b/>
         </w:rPr>
-        <w:t xml:space="preserve">Mail-Filter Development</w:t>
+        <w:t xml:space="preserve">Mail-Filter Dev</w:t>
       </w:r>
       <w:r>
         <w:t xml:space="preserve"> and disable the original filter during the controlled test. A full registry entry alone is insufficient: normal discovery with </w:t>
@@ -2218,7 +2281,7 @@
         <w:spacing w:after="120"/>
       </w:pPr>
       <w:r>
-        <w:t xml:space="preserve">Native checks compile small Swift executables and use synthetic messages and temporary stores. They cover configuration, own-sender guards, MIME extraction, scheduling, deadlines, retries, evidence, recovery protection, migration, activity/export privacy and uninstall/PATH planning. The Swift package tests cover CLI options, parsing, evidence and state behavior. Python packaging checks verify the narrowly scoped PATH scripts against fixtures.</w:t>
+        <w:t xml:space="preserve">Native checks compile small Swift executables and use synthetic messages and temporary stores. FailureInjectionChecks exercises the real production pipeline with scripted empty/blank/malformed replies, refusals, context and temporary errors, missing keyword evidence, attempt/overall timeouts, uncooperative late positives, duplicate bursts, queue overflow, cancellation and settings/protection changes during inference. It also verifies that an empty keyword list disables only keyword validation, and preserves negative/error, Preview and identity guards. No actual model or Mail call occurs in these fault scenarios. They cover configuration, own-sender guards, MIME extraction, scheduling, deadlines, retries, evidence, recovery protection, migration, activity/export privacy and uninstall/PATH planning. The Swift package tests cover CLI options, parsing, evidence and state behavior. Python packaging checks verify the narrowly scoped PATH scripts against fixtures.</w:t>
       </w:r>
     </w:p>
     <w:tbl>
@@ -2495,6 +2558,252 @@
       </w:pPr>
       <w:r>
         <w:t xml:space="preserve">Synthetic tests do not generate real model responses or prove MailKit delivered an action. A successful build also does not prove extension activation, Automation permission or shared storage access in a real session. Run the affected checks, then broaden only if new failures or changes justify it.</w:t>
+      </w:r>
+    </w:p>
+    <w:p>
+      <w:pPr>
+        <w:pStyle w:val="Heading2"/>
+        <w:keepNext/>
+        <w:spacing w:before="240" w:after="80"/>
+      </w:pPr>
+      <w:r>
+        <w:rPr>
+          <w:b/>
+          <w:sz w:val="26"/>
+          <w:color w:val="000000"/>
+        </w:rPr>
+        <w:t xml:space="preserve">Test mail sent to yourself</w:t>
+      </w:r>
+    </w:p>
+    <w:p>
+      <w:pPr>
+        <w:spacing w:after="120"/>
+      </w:pPr>
+      <w:r>
+        <w:t xml:space="preserve">In </w:t>
+      </w:r>
+      <w:r>
+        <w:rPr>
+          <w:b/>
+        </w:rPr>
+        <w:t xml:space="preserve">Mail-Filter Dev</w:t>
+      </w:r>
+      <w:r>
+        <w:t xml:space="preserve">, open Filtering and turn on </w:t>
+      </w:r>
+      <w:r>
+        <w:rPr>
+          <w:b/>
+        </w:rPr>
+        <w:t xml:space="preserve">Filter mail from my own addresses (testing)</w:t>
+      </w:r>
+      <w:r>
+        <w:t xml:space="preserve">, then </w:t>
+      </w:r>
+      <w:r>
+        <w:rPr>
+          <w:b/>
+        </w:rPr>
+        <w:t xml:space="preserve">Save Settings</w:t>
+      </w:r>
+      <w:r>
+        <w:t xml:space="preserve">. This switch is off by default and appears only in the signed Development configuration. It allows mail from any configured own address, including unchecked accounts, to reach classification when delivered to a selected recipient. Preview, keyword validation, meaningful-body and recovery checks still apply. For actual Junk moves, turn Preview off and save; enable only the Dev extension for the designated test setup. Send a fresh message for each action test because previously moved/restored messages remain protected. Turn the testing switch off and save when finished.</w:t>
+      </w:r>
+    </w:p>
+    <w:p>
+      <w:pPr>
+        <w:spacing w:after="120"/>
+      </w:pPr>
+      <w:r>
+        <w:t xml:space="preserve">The Store build has no self-mail switch and ignores its saved key if present in an imported Dev setup. The native suite compiles the injected pipeline twice, checking production exclusion and Dev opt-in, cross-account self-mail, Preview, evidence, pause, recovery and settings changes during inference. It never moves real mail.</w:t>
+      </w:r>
+    </w:p>
+    <w:p>
+      <w:pPr>
+        <w:pStyle w:val="Heading2"/>
+        <w:keepNext/>
+        <w:spacing w:before="240" w:after="80"/>
+      </w:pPr>
+      <w:r>
+        <w:rPr>
+          <w:b/>
+          <w:sz w:val="26"/>
+          <w:color w:val="000000"/>
+        </w:rPr>
+        <w:t xml:space="preserve">Compare response and section budgets</w:t>
+      </w:r>
+    </w:p>
+    <w:p>
+      <w:pPr>
+        <w:spacing w:after="120"/>
+      </w:pPr>
+      <w:r>
+        <w:t xml:space="preserve">Build 24 records content-free per-request measurements in support reports. </w:t>
+      </w:r>
+      <w:r>
+        <w:rPr>
+          <w:rFonts w:ascii="Courier New" w:hAnsi="Courier New" w:cs="Courier New"/>
+          <w:sz w:val="19"/>
+          <w:shd w:val="clear" w:color="auto" w:fill="F2F2F2"/>
+        </w:rPr>
+        <w:t xml:space="preserve">modelEmptyResponse</w:t>
+      </w:r>
+      <w:r>
+        <w:t xml:space="preserve"> means zero or whitespace-only classification text; </w:t>
+      </w:r>
+      <w:r>
+        <w:rPr>
+          <w:rFonts w:ascii="Courier New" w:hAnsi="Courier New" w:cs="Courier New"/>
+          <w:sz w:val="19"/>
+          <w:shd w:val="clear" w:color="auto" w:fill="F2F2F2"/>
+        </w:rPr>
+        <w:t xml:space="preserve">invalidModelResponse</w:t>
+      </w:r>
+      <w:r>
+        <w:t xml:space="preserve"> means nonempty text outside the accepted label format. On macOS 27, compare visible response length with actual output and reasoning token counts. The output-limit flag does not itself prove truncation or a model defect. Memory-pressure notifications may be unknown; installed RAM alone does not establish pressure.</w:t>
+      </w:r>
+    </w:p>
+    <w:p>
+      <w:pPr>
+        <w:spacing w:after="120"/>
+      </w:pPr>
+      <w:r>
+        <w:t xml:space="preserve">Use a normal Terminal session on the affected Mac for this read-only controlled comparison:</w:t>
+      </w:r>
+    </w:p>
+    <w:tbl>
+      <w:tblPr>
+        <w:tblW w:w="0" w:type="auto"/>
+        <w:tblBorders>
+          <w:top w:val="single" w:sz="4" w:space="0" w:color="D0D0D0"/>
+          <w:left w:val="single" w:sz="4" w:space="0" w:color="D0D0D0"/>
+          <w:bottom w:val="single" w:sz="4" w:space="0" w:color="D0D0D0"/>
+          <w:right w:val="single" w:sz="4" w:space="0" w:color="D0D0D0"/>
+        </w:tblBorders>
+      </w:tblPr>
+      <w:tr>
+        <w:trPr>
+          <w:cantSplit/>
+        </w:trPr>
+        <w:tc>
+          <w:tcPr>
+            <w:shd w:val="clear" w:color="auto" w:fill="F5F5F5"/>
+          </w:tcPr>
+          <w:p>
+            <w:pPr>
+              <w:spacing w:after="0" w:line="240" w:lineRule="auto"/>
+            </w:pPr>
+            <w:r>
+              <w:rPr>
+                <w:rFonts w:ascii="Courier New" w:hAnsi="Courier New" w:cs="Courier New"/>
+                <w:sz w:val="18"/>
+              </w:rPr>
+              <w:t xml:space="preserve">./MacApp/probe-model.sh --compare-request-budgets REPORT.json</w:t>
+            </w:r>
+          </w:p>
+        </w:tc>
+      </w:tr>
+    </w:tbl>
+    <w:p/>
+    <w:p>
+      <w:pPr>
+        <w:spacing w:after="120"/>
+      </w:pPr>
+      <w:r>
+        <w:t xml:space="preserve">Pass an explicit selected-email export to avoid picking up other Desktop reports. The experiment compares 6,000 versus 3,000-character section limits and 64 versus 256 output tokens, with the same exported policy and content. It also runs short and long synthetic receipt/campaign controls. It does not retry each trial; each generated section has its own measurements. Trial order and model warm-up can influence timing, so repeat comparisons before attributing a difference to one setting.</w:t>
+      </w:r>
+    </w:p>
+    <w:p>
+      <w:pPr>
+        <w:spacing w:after="120"/>
+      </w:pPr>
+      <w:r>
+        <w:t xml:space="preserve">For synthetic inputs only, without reading email reports or accessing Mail:</w:t>
+      </w:r>
+    </w:p>
+    <w:tbl>
+      <w:tblPr>
+        <w:tblW w:w="0" w:type="auto"/>
+        <w:tblBorders>
+          <w:top w:val="single" w:sz="4" w:space="0" w:color="D0D0D0"/>
+          <w:left w:val="single" w:sz="4" w:space="0" w:color="D0D0D0"/>
+          <w:bottom w:val="single" w:sz="4" w:space="0" w:color="D0D0D0"/>
+          <w:right w:val="single" w:sz="4" w:space="0" w:color="D0D0D0"/>
+        </w:tblBorders>
+      </w:tblPr>
+      <w:tr>
+        <w:trPr>
+          <w:cantSplit/>
+        </w:trPr>
+        <w:tc>
+          <w:tcPr>
+            <w:shd w:val="clear" w:color="auto" w:fill="F5F5F5"/>
+          </w:tcPr>
+          <w:p>
+            <w:pPr>
+              <w:spacing w:after="0" w:line="240" w:lineRule="auto"/>
+            </w:pPr>
+            <w:r>
+              <w:rPr>
+                <w:rFonts w:ascii="Courier New" w:hAnsi="Courier New" w:cs="Courier New"/>
+                <w:sz w:val="18"/>
+              </w:rPr>
+              <w:t xml:space="preserve">./MacApp/probe-model.sh --compare-request-budgets --synthetic-only</w:t>
+            </w:r>
+          </w:p>
+          <w:p>
+            <w:pPr>
+              <w:spacing w:after="0" w:line="240" w:lineRule="auto"/>
+            </w:pPr>
+            <w:r>
+              <w:rPr>
+                <w:rFonts w:ascii="Courier New" w:hAnsi="Courier New" w:cs="Courier New"/>
+                <w:sz w:val="18"/>
+              </w:rPr>
+              <w:t xml:space="preserve">./MacApp/probe-model.sh --stress-model --synthetic-only</w:t>
+            </w:r>
+          </w:p>
+          <w:p>
+            <w:pPr>
+              <w:spacing w:after="0" w:line="240" w:lineRule="auto"/>
+            </w:pPr>
+            <w:r>
+              <w:rPr>
+                <w:rFonts w:ascii="Courier New" w:hAnsi="Courier New" w:cs="Courier New"/>
+                <w:sz w:val="18"/>
+              </w:rPr>
+              <w:t xml:space="preserve">./MacApp/probe-model.sh --probe-output-limits --synthetic-only</w:t>
+            </w:r>
+          </w:p>
+        </w:tc>
+      </w:tr>
+    </w:tbl>
+    <w:p/>
+    <w:p>
+      <w:pPr>
+        <w:spacing w:after="120"/>
+      </w:pPr>
+      <w:r>
+        <w:t xml:space="preserve">The owner-only output is </w:t>
+      </w:r>
+      <w:r>
+        <w:rPr>
+          <w:rFonts w:ascii="Courier New" w:hAnsi="Courier New" w:cs="Courier New"/>
+          <w:sz w:val="19"/>
+          <w:shd w:val="clear" w:color="auto" w:fill="F2F2F2"/>
+        </w:rPr>
+        <w:t xml:space="preserve">~/Desktop/Mail-Filter Request Budget Comparison.json</w:t>
+      </w:r>
+      <w:r>
+        <w:t xml:space="preserve">. Real-email comparisons contain private message/model text; keep them outside Git. Share the explicit report together with the normal support report when investigating a failure. Build 24 production uses the 3,000-character/256-token combination, with retries at 1,500 characters and unchanged 20/60-second deadlines; this command changes no filtering settings or mailbox contents. The local synthetic matrix does not reproduce or prove resolution of the original failure. Keep review on hold until a plausible matching failure has been reproduced and the mitigation demonstrated. If local synthetic tests keep passing, collect an explicit affected-email export and a read-only comparison from the affected Mac before making a root-cause claim.</w:t>
+      </w:r>
+    </w:p>
+    <w:p>
+      <w:pPr>
+        <w:spacing w:after="120"/>
+      </w:pPr>
+      <w:r>
+        <w:t xml:space="preserve">The stress probe compares the exact previous standard policy with the candidate policy, captures response scalars and evaluates the approved build's parser. The output-limit probe intentionally uses tiny response limits as a truncation control; failure at one or two tokens is not evidence that the shipped 64-token budget caused a failure. Reports are private Desktop files and must not become committed email fixtures. The 48 local stress trials passed without reproducing the affected Mac's first-attempt failure. Review remains on hold until a plausible matching scenario is recreated and a mitigation is demonstrated; passing injected faults alone does not satisfy that gate.</w:t>
       </w:r>
     </w:p>
     <w:p>

--- a/docs/dev/getting-started.docx
+++ b/docs/dev/getting-started.docx
@@ -2572,103 +2572,15 @@
           <w:sz w:val="26"/>
           <w:color w:val="000000"/>
         </w:rPr>
-        <w:t xml:space="preserve">Test mail sent to yourself</w:t>
-      </w:r>
-    </w:p>
-    <w:p>
-      <w:pPr>
-        <w:spacing w:after="120"/>
-      </w:pPr>
-      <w:r>
-        <w:t xml:space="preserve">In </w:t>
-      </w:r>
-      <w:r>
-        <w:rPr>
-          <w:b/>
-        </w:rPr>
-        <w:t xml:space="preserve">Mail-Filter Dev</w:t>
-      </w:r>
-      <w:r>
-        <w:t xml:space="preserve">, open Filtering and turn on </w:t>
-      </w:r>
-      <w:r>
-        <w:rPr>
-          <w:b/>
-        </w:rPr>
-        <w:t xml:space="preserve">Filter mail from my own addresses (testing)</w:t>
-      </w:r>
-      <w:r>
-        <w:t xml:space="preserve">, then </w:t>
-      </w:r>
-      <w:r>
-        <w:rPr>
-          <w:b/>
-        </w:rPr>
-        <w:t xml:space="preserve">Save Settings</w:t>
-      </w:r>
-      <w:r>
-        <w:t xml:space="preserve">. This switch is off by default and appears only in the signed Development configuration. It allows mail from any configured own address, including unchecked accounts, to reach classification when delivered to a selected recipient. Preview, keyword validation, meaningful-body and recovery checks still apply. For actual Junk moves, turn Preview off and save; enable only the Dev extension for the designated test setup. Send a fresh message for each action test because previously moved/restored messages remain protected. Turn the testing switch off and save when finished.</w:t>
-      </w:r>
-    </w:p>
-    <w:p>
-      <w:pPr>
-        <w:spacing w:after="120"/>
-      </w:pPr>
-      <w:r>
-        <w:t xml:space="preserve">The Store build has no self-mail switch and ignores its saved key if present in an imported Dev setup. The native suite compiles the injected pipeline twice, checking production exclusion and Dev opt-in, cross-account self-mail, Preview, evidence, pause, recovery and settings changes during inference. It never moves real mail.</w:t>
-      </w:r>
-    </w:p>
-    <w:p>
-      <w:pPr>
-        <w:pStyle w:val="Heading2"/>
-        <w:keepNext/>
-        <w:spacing w:before="240" w:after="80"/>
-      </w:pPr>
-      <w:r>
-        <w:rPr>
-          <w:b/>
-          <w:sz w:val="26"/>
-          <w:color w:val="000000"/>
-        </w:rPr>
-        <w:t xml:space="preserve">Compare response and section budgets</w:t>
-      </w:r>
-    </w:p>
-    <w:p>
-      <w:pPr>
-        <w:spacing w:after="120"/>
-      </w:pPr>
-      <w:r>
-        <w:t xml:space="preserve">Build 24 records content-free per-request measurements in support reports. </w:t>
-      </w:r>
-      <w:r>
-        <w:rPr>
-          <w:rFonts w:ascii="Courier New" w:hAnsi="Courier New" w:cs="Courier New"/>
-          <w:sz w:val="19"/>
-          <w:shd w:val="clear" w:color="auto" w:fill="F2F2F2"/>
-        </w:rPr>
-        <w:t xml:space="preserve">modelEmptyResponse</w:t>
-      </w:r>
-      <w:r>
-        <w:t xml:space="preserve"> means zero or whitespace-only classification text; </w:t>
-      </w:r>
-      <w:r>
-        <w:rPr>
-          <w:rFonts w:ascii="Courier New" w:hAnsi="Courier New" w:cs="Courier New"/>
-          <w:sz w:val="19"/>
-          <w:shd w:val="clear" w:color="auto" w:fill="F2F2F2"/>
-        </w:rPr>
-        <w:t xml:space="preserve">invalidModelResponse</w:t>
-      </w:r>
-      <w:r>
-        <w:t xml:space="preserve"> means nonempty text outside the accepted label format. On macOS 27, compare visible response length with actual output and reasoning token counts. The output-limit flag does not itself prove truncation or a model defect. Memory-pressure notifications may be unknown; installed RAM alone does not establish pressure.</w:t>
-      </w:r>
-    </w:p>
-    <w:p>
-      <w:pPr>
-        <w:spacing w:after="120"/>
-      </w:pPr>
-      <w:r>
-        <w:t xml:space="preserve">Use a normal Terminal session on the affected Mac for this read-only controlled comparison:</w:t>
+        <w:t xml:space="preserve">Qualify timing and queued inference</w:t>
+      </w:r>
+    </w:p>
+    <w:p>
+      <w:pPr>
+        <w:spacing w:after="120"/>
+      </w:pPr>
+      <w:r>
+        <w:t xml:space="preserve">The normal native suite includes accelerated timing tests and 200 model-slot cancellation/handoff races. Run production-duration qualification separately from the repository root, using a new output file whose parent exists:</w:t>
       </w:r>
     </w:p>
     <w:tbl>
@@ -2698,7 +2610,19 @@
                 <w:rFonts w:ascii="Courier New" w:hAnsi="Courier New" w:cs="Courier New"/>
                 <w:sz w:val="18"/>
               </w:rPr>
-              <w:t xml:space="preserve">./MacApp/probe-model.sh --compare-request-budgets REPORT.json</w:t>
+              <w:t xml:space="preserve">./MacApp/qualify-timing.sh --full \</w:t>
+            </w:r>
+          </w:p>
+          <w:p>
+            <w:pPr>
+              <w:spacing w:after="0" w:line="240" w:lineRule="auto"/>
+            </w:pPr>
+            <w:r>
+              <w:rPr>
+                <w:rFonts w:ascii="Courier New" w:hAnsi="Courier New" w:cs="Courier New"/>
+                <w:sz w:val="18"/>
+              </w:rPr>
+              <w:t xml:space="preserve">  --output /private/tmp/mail-filter-full-timing.json</w:t>
             </w:r>
           </w:p>
         </w:tc>
@@ -2710,15 +2634,15 @@
         <w:spacing w:after="120"/>
       </w:pPr>
       <w:r>
-        <w:t xml:space="preserve">Pass an explicit selected-email export to avoid picking up other Desktop reports. The experiment compares 6,000 versus 3,000-character section limits and 64 versus 256 output tokens, with the same exported policy and content. It also runs short and long synthetic receipt/campaign controls. It does not retry each trial; each generated section has its own measurements. Trial order and model warm-up can influence timing, so repeat comparisons before attributing a difference to one setting.</w:t>
-      </w:r>
-    </w:p>
-    <w:p>
-      <w:pPr>
-        <w:spacing w:after="120"/>
-      </w:pPr>
-      <w:r>
-        <w:t xml:space="preserve">For synthetic inputs only, without reading email reports or accessing Mail:</w:t>
+        <w:t xml:space="preserve">It takes about three minutes. It runs the actual native retry/scheduler/parser/action-gate code with temporary stores and scripted SDK calls, real 20-second attempt and 60-second overall limits, and actual 1-/2-second delays. It checks legacy overlap, corrected SDK serialization, before/after-deadline replies, late positives, slow multi-section exhaustion, the next queued message and cancellation while waiting. It generates no real model response and makes no Mail call. Its intended-action counters belong only to temporary state. Reports identify each scenario, retain a monotonic timeline and report individual checks for the total-budget case.</w:t>
+      </w:r>
+    </w:p>
+    <w:p>
+      <w:pPr>
+        <w:spacing w:after="120"/>
+      </w:pPr>
+      <w:r>
+        <w:t xml:space="preserve">For the actual model comparison on this Mac, run:</w:t>
       </w:r>
     </w:p>
     <w:tbl>
@@ -2748,7 +2672,7 @@
                 <w:rFonts w:ascii="Courier New" w:hAnsi="Courier New" w:cs="Courier New"/>
                 <w:sz w:val="18"/>
               </w:rPr>
-              <w:t xml:space="preserve">./MacApp/probe-model.sh --compare-request-budgets --synthetic-only</w:t>
+              <w:t xml:space="preserve">./MacApp/probe-model-queue.sh \</w:t>
             </w:r>
           </w:p>
           <w:p>
@@ -2760,19 +2684,7 @@
                 <w:rFonts w:ascii="Courier New" w:hAnsi="Courier New" w:cs="Courier New"/>
                 <w:sz w:val="18"/>
               </w:rPr>
-              <w:t xml:space="preserve">./MacApp/probe-model.sh --stress-model --synthetic-only</w:t>
-            </w:r>
-          </w:p>
-          <w:p>
-            <w:pPr>
-              <w:spacing w:after="0" w:line="240" w:lineRule="auto"/>
-            </w:pPr>
-            <w:r>
-              <w:rPr>
-                <w:rFonts w:ascii="Courier New" w:hAnsi="Courier New" w:cs="Courier New"/>
-                <w:sz w:val="18"/>
-              </w:rPr>
-              <w:t xml:space="preserve">./MacApp/probe-model.sh --probe-output-limits --synthetic-only</w:t>
+              <w:t xml:space="preserve">  /private/tmp/mail-filter-real-model-queue</w:t>
             </w:r>
           </w:p>
         </w:tc>
@@ -2784,6 +2696,257 @@
         <w:spacing w:after="120"/>
       </w:pPr>
       <w:r>
+        <w:t xml:space="preserve">Use a new directory. This experiment reconstructs the historical unbudgeted JSON request from Git as data, uses fictional token-dense tracking links, and then compares queued and paced native processing under fixed policy/budgets. It performs 16 message trials in AB/BA blocks and saves requests, replies, usage, timings and the historical contract. There is no Mail access, actual move, installed-app replacement or production-settings change. Keep outputs out of Git. A recreated context overflow or an injected timeout does not prove the remote invalid-label error has the same cause.</w:t>
+      </w:r>
+    </w:p>
+    <w:p>
+      <w:pPr>
+        <w:spacing w:after="120"/>
+      </w:pPr>
+      <w:r>
+        <w:t xml:space="preserve">Read the </w:t>
+      </w:r>
+      <w:hyperlink r:id="rId2">
+        <w:r>
+          <w:t xml:space="preserve">timing and queue investigation</w:t>
+        </w:r>
+      </w:hyperlink>
+      <w:r>
+        <w:t xml:space="preserve"> and </w:t>
+      </w:r>
+      <w:hyperlink r:id="rId3">
+        <w:r>
+          <w:t xml:space="preserve">original failure history</w:t>
+        </w:r>
+      </w:hyperlink>
+      <w:r>
+        <w:t xml:space="preserve"> before changing retry budgets. Smaller sections reduce individual request size while potentially increasing total attempt time. Queue admission begins the 60-second budget; earlier waiting time is separate. The SDK gate is process-local, and a never-returning framework call cannot be forcefully retired through this code. Store review remains on hold.</w:t>
+      </w:r>
+    </w:p>
+    <w:p>
+      <w:pPr>
+        <w:pStyle w:val="Heading2"/>
+        <w:keepNext/>
+        <w:spacing w:before="240" w:after="80"/>
+      </w:pPr>
+      <w:r>
+        <w:rPr>
+          <w:b/>
+          <w:sz w:val="26"/>
+          <w:color w:val="000000"/>
+        </w:rPr>
+        <w:t xml:space="preserve">Test mail sent to yourself</w:t>
+      </w:r>
+    </w:p>
+    <w:p>
+      <w:pPr>
+        <w:spacing w:after="120"/>
+      </w:pPr>
+      <w:r>
+        <w:t xml:space="preserve">In </w:t>
+      </w:r>
+      <w:r>
+        <w:rPr>
+          <w:b/>
+        </w:rPr>
+        <w:t xml:space="preserve">Mail-Filter Dev</w:t>
+      </w:r>
+      <w:r>
+        <w:t xml:space="preserve">, open Filtering and turn on </w:t>
+      </w:r>
+      <w:r>
+        <w:rPr>
+          <w:b/>
+        </w:rPr>
+        <w:t xml:space="preserve">Filter mail from my own addresses (testing)</w:t>
+      </w:r>
+      <w:r>
+        <w:t xml:space="preserve">, then </w:t>
+      </w:r>
+      <w:r>
+        <w:rPr>
+          <w:b/>
+        </w:rPr>
+        <w:t xml:space="preserve">Save Settings</w:t>
+      </w:r>
+      <w:r>
+        <w:t xml:space="preserve">. This switch is off by default and appears only in the signed Development configuration. It allows mail from any configured own address, including unchecked accounts, to reach classification when delivered to a selected recipient. Preview, keyword validation, meaningful-body and recovery checks still apply. For actual Junk moves, turn Preview off and save; enable only the Dev extension for the designated test setup. Send a fresh message for each action test because previously moved/restored messages remain protected. Turn the testing switch off and save when finished.</w:t>
+      </w:r>
+    </w:p>
+    <w:p>
+      <w:pPr>
+        <w:spacing w:after="120"/>
+      </w:pPr>
+      <w:r>
+        <w:t xml:space="preserve">The Store build has no self-mail switch and ignores its saved key if present in an imported Dev setup. The native suite compiles the injected pipeline twice, checking production exclusion and Dev opt-in, cross-account self-mail, Preview, evidence, pause, recovery and settings changes during inference. It never moves real mail.</w:t>
+      </w:r>
+    </w:p>
+    <w:p>
+      <w:pPr>
+        <w:pStyle w:val="Heading2"/>
+        <w:keepNext/>
+        <w:spacing w:before="240" w:after="80"/>
+      </w:pPr>
+      <w:r>
+        <w:rPr>
+          <w:b/>
+          <w:sz w:val="26"/>
+          <w:color w:val="000000"/>
+        </w:rPr>
+        <w:t xml:space="preserve">Compare response and section budgets</w:t>
+      </w:r>
+    </w:p>
+    <w:p>
+      <w:pPr>
+        <w:spacing w:after="120"/>
+      </w:pPr>
+      <w:r>
+        <w:t xml:space="preserve">Build 24 records content-free per-request measurements in support reports. </w:t>
+      </w:r>
+      <w:r>
+        <w:rPr>
+          <w:rFonts w:ascii="Courier New" w:hAnsi="Courier New" w:cs="Courier New"/>
+          <w:sz w:val="19"/>
+          <w:shd w:val="clear" w:color="auto" w:fill="F2F2F2"/>
+        </w:rPr>
+        <w:t xml:space="preserve">modelEmptyResponse</w:t>
+      </w:r>
+      <w:r>
+        <w:t xml:space="preserve"> means zero or whitespace-only classification text; </w:t>
+      </w:r>
+      <w:r>
+        <w:rPr>
+          <w:rFonts w:ascii="Courier New" w:hAnsi="Courier New" w:cs="Courier New"/>
+          <w:sz w:val="19"/>
+          <w:shd w:val="clear" w:color="auto" w:fill="F2F2F2"/>
+        </w:rPr>
+        <w:t xml:space="preserve">invalidModelResponse</w:t>
+      </w:r>
+      <w:r>
+        <w:t xml:space="preserve"> means nonempty text outside the accepted label format. On macOS 27, compare visible response length with actual output and reasoning token counts. The output-limit flag does not itself prove truncation or a model defect. Memory-pressure notifications may be unknown; installed RAM alone does not establish pressure.</w:t>
+      </w:r>
+    </w:p>
+    <w:p>
+      <w:pPr>
+        <w:spacing w:after="120"/>
+      </w:pPr>
+      <w:r>
+        <w:t xml:space="preserve">Use a normal Terminal session on the affected Mac for this read-only controlled comparison:</w:t>
+      </w:r>
+    </w:p>
+    <w:tbl>
+      <w:tblPr>
+        <w:tblW w:w="0" w:type="auto"/>
+        <w:tblBorders>
+          <w:top w:val="single" w:sz="4" w:space="0" w:color="D0D0D0"/>
+          <w:left w:val="single" w:sz="4" w:space="0" w:color="D0D0D0"/>
+          <w:bottom w:val="single" w:sz="4" w:space="0" w:color="D0D0D0"/>
+          <w:right w:val="single" w:sz="4" w:space="0" w:color="D0D0D0"/>
+        </w:tblBorders>
+      </w:tblPr>
+      <w:tr>
+        <w:trPr>
+          <w:cantSplit/>
+        </w:trPr>
+        <w:tc>
+          <w:tcPr>
+            <w:shd w:val="clear" w:color="auto" w:fill="F5F5F5"/>
+          </w:tcPr>
+          <w:p>
+            <w:pPr>
+              <w:spacing w:after="0" w:line="240" w:lineRule="auto"/>
+            </w:pPr>
+            <w:r>
+              <w:rPr>
+                <w:rFonts w:ascii="Courier New" w:hAnsi="Courier New" w:cs="Courier New"/>
+                <w:sz w:val="18"/>
+              </w:rPr>
+              <w:t xml:space="preserve">./MacApp/probe-model.sh --compare-request-budgets REPORT.json</w:t>
+            </w:r>
+          </w:p>
+        </w:tc>
+      </w:tr>
+    </w:tbl>
+    <w:p/>
+    <w:p>
+      <w:pPr>
+        <w:spacing w:after="120"/>
+      </w:pPr>
+      <w:r>
+        <w:t xml:space="preserve">Pass an explicit selected-email export to avoid picking up other Desktop reports. The experiment compares 6,000 versus 3,000-character section limits and 64 versus 256 output tokens, with the same exported policy and content. It also runs short and long synthetic receipt/campaign controls. It does not retry each trial; each generated section has its own measurements. Trial order and model warm-up can influence timing, so repeat comparisons before attributing a difference to one setting.</w:t>
+      </w:r>
+    </w:p>
+    <w:p>
+      <w:pPr>
+        <w:spacing w:after="120"/>
+      </w:pPr>
+      <w:r>
+        <w:t xml:space="preserve">For synthetic inputs only, without reading email reports or accessing Mail:</w:t>
+      </w:r>
+    </w:p>
+    <w:tbl>
+      <w:tblPr>
+        <w:tblW w:w="0" w:type="auto"/>
+        <w:tblBorders>
+          <w:top w:val="single" w:sz="4" w:space="0" w:color="D0D0D0"/>
+          <w:left w:val="single" w:sz="4" w:space="0" w:color="D0D0D0"/>
+          <w:bottom w:val="single" w:sz="4" w:space="0" w:color="D0D0D0"/>
+          <w:right w:val="single" w:sz="4" w:space="0" w:color="D0D0D0"/>
+        </w:tblBorders>
+      </w:tblPr>
+      <w:tr>
+        <w:trPr>
+          <w:cantSplit/>
+        </w:trPr>
+        <w:tc>
+          <w:tcPr>
+            <w:shd w:val="clear" w:color="auto" w:fill="F5F5F5"/>
+          </w:tcPr>
+          <w:p>
+            <w:pPr>
+              <w:spacing w:after="0" w:line="240" w:lineRule="auto"/>
+            </w:pPr>
+            <w:r>
+              <w:rPr>
+                <w:rFonts w:ascii="Courier New" w:hAnsi="Courier New" w:cs="Courier New"/>
+                <w:sz w:val="18"/>
+              </w:rPr>
+              <w:t xml:space="preserve">./MacApp/probe-model.sh --compare-request-budgets --synthetic-only</w:t>
+            </w:r>
+          </w:p>
+          <w:p>
+            <w:pPr>
+              <w:spacing w:after="0" w:line="240" w:lineRule="auto"/>
+            </w:pPr>
+            <w:r>
+              <w:rPr>
+                <w:rFonts w:ascii="Courier New" w:hAnsi="Courier New" w:cs="Courier New"/>
+                <w:sz w:val="18"/>
+              </w:rPr>
+              <w:t xml:space="preserve">./MacApp/probe-model.sh --stress-model --synthetic-only</w:t>
+            </w:r>
+          </w:p>
+          <w:p>
+            <w:pPr>
+              <w:spacing w:after="0" w:line="240" w:lineRule="auto"/>
+            </w:pPr>
+            <w:r>
+              <w:rPr>
+                <w:rFonts w:ascii="Courier New" w:hAnsi="Courier New" w:cs="Courier New"/>
+                <w:sz w:val="18"/>
+              </w:rPr>
+              <w:t xml:space="preserve">./MacApp/probe-model.sh --probe-output-limits --synthetic-only</w:t>
+            </w:r>
+          </w:p>
+        </w:tc>
+      </w:tr>
+    </w:tbl>
+    <w:p/>
+    <w:p>
+      <w:pPr>
+        <w:spacing w:after="120"/>
+      </w:pPr>
+      <w:r>
         <w:t xml:space="preserve">The owner-only output is </w:t>
       </w:r>
       <w:r>
@@ -2795,7 +2958,7 @@
         <w:t xml:space="preserve">~/Desktop/Mail-Filter Request Budget Comparison.json</w:t>
       </w:r>
       <w:r>
-        <w:t xml:space="preserve">. Real-email comparisons contain private message/model text; keep them outside Git. Share the explicit report together with the normal support report when investigating a failure. Build 24 production uses the 3,000-character/256-token combination, with retries at 1,500 characters and unchanged 20/60-second deadlines; this command changes no filtering settings or mailbox contents. The local synthetic matrix does not reproduce or prove resolution of the original failure. Keep review on hold until a plausible matching failure has been reproduced and the mitigation demonstrated. If local synthetic tests keep passing, collect an explicit affected-email export and a read-only comparison from the affected Mac before making a root-cause claim.</w:t>
+        <w:t xml:space="preserve">. Real-email comparisons contain private message/model text; keep them outside Git. Share the explicit report together with the normal support report when investigating a failure. Build 24 production uses the 3,000-character/256-token combination, with retries at 1,500 characters and unchanged 20/60-second deadlines; this command changes no filtering settings or mailbox contents. The local synthetic matrix does not reproduce or prove resolution of the original failure. Keep review on hold until a plausible matching failure has been reproduced and the mitigation demonstrated. Keep debugging on the publisher’s Mac using the local reproduction plan. The remote family member is only a beta tester; neither extra passing controls nor a different hardware specification establishes the original failure’s cause.</w:t>
       </w:r>
     </w:p>
     <w:p>

--- a/docs/dev/getting-started.docx
+++ b/docs/dev/getting-started.docx
@@ -3745,6 +3745,66 @@
       </w:r>
       <w:r>
         <w:t xml:space="preserve">.</w:t>
+      </w:r>
+    </w:p>
+    <w:p>
+      <w:pPr>
+        <w:spacing w:after="120"/>
+      </w:pPr>
+      <w:r>
+        <w:t xml:space="preserve">Build 27 retains original automatic rejected replies in a separate private cache, even if the next attempt succeeds. Export the selected email report promptly after a failure. Its </w:t>
+      </w:r>
+      <w:r>
+        <w:rPr>
+          <w:rFonts w:ascii="Courier New" w:hAnsi="Courier New" w:cs="Courier New"/>
+          <w:sz w:val="19"/>
+          <w:shd w:val="clear" w:color="auto" w:fill="F2F2F2"/>
+        </w:rPr>
+        <w:t xml:space="preserve">originalModelFailures</w:t>
+      </w:r>
+      <w:r>
+        <w:t xml:space="preserve"> field includes exact reply bytes, request fingerprints, policy revision and per-section metrics. An empty list can mean no rejection or expired/evicted records; </w:t>
+      </w:r>
+      <w:r>
+        <w:rPr>
+          <w:rFonts w:ascii="Courier New" w:hAnsi="Courier New" w:cs="Courier New"/>
+          <w:sz w:val="19"/>
+          <w:shd w:val="clear" w:color="auto" w:fill="F2F2F2"/>
+        </w:rPr>
+        <w:t xml:space="preserve">failureHistoryAvailable: false</w:t>
+      </w:r>
+      <w:r>
+        <w:t xml:space="preserve"> means the cache could not be read. Ordinary application diagnostics omit those replies and email content. The cache is bounded to 32 records, 8 KiB of reply per record and 512 KiB total, with seven-day export eligibility.</w:t>
+      </w:r>
+    </w:p>
+    <w:p>
+      <w:pPr>
+        <w:spacing w:after="120"/>
+      </w:pPr>
+      <w:r>
+        <w:t xml:space="preserve">Current app diagnostics also report hardware/model metadata. Compare retained per-request variant, reasoning usage, request sizes, model-slot wait and queue admission duration before assigning a cause. A busy model slot at timeout indicates an outstanding framework await, not proof of ongoing hardware inference. Use </w:t>
+      </w:r>
+      <w:r>
+        <w:rPr>
+          <w:rFonts w:ascii="Courier New" w:hAnsi="Courier New" w:cs="Courier New"/>
+          <w:sz w:val="19"/>
+          <w:shd w:val="clear" w:color="auto" w:fill="F2F2F2"/>
+        </w:rPr>
+        <w:t xml:space="preserve">MAIL_FILTER_DERIVED_DATA_PATH</w:t>
+      </w:r>
+      <w:r>
+        <w:t xml:space="preserve"> with </w:t>
+      </w:r>
+      <w:r>
+        <w:rPr>
+          <w:rFonts w:ascii="Courier New" w:hAnsi="Courier New" w:cs="Courier New"/>
+          <w:sz w:val="19"/>
+          <w:shd w:val="clear" w:color="auto" w:fill="F2F2F2"/>
+        </w:rPr>
+        <w:t xml:space="preserve">store-build.sh</w:t>
+      </w:r>
+      <w:r>
+        <w:t xml:space="preserve"> to isolate clean Dev and Store builds in separate new directories.</w:t>
       </w:r>
     </w:p>
     <w:p>

--- a/docs/dev/getting-started.docx
+++ b/docs/dev/getting-started.docx
@@ -2720,7 +2720,7 @@
         </w:r>
       </w:hyperlink>
       <w:r>
-        <w:t xml:space="preserve"> before changing retry budgets. Smaller sections reduce individual request size while potentially increasing total attempt time. Queue admission begins the 60-second budget; earlier waiting time is separate. The SDK gate is process-local, and a never-returning framework call cannot be forcefully retired through this code. Store review remains on hold.</w:t>
+        <w:t xml:space="preserve"> before changing retry budgets. Smaller sections reduce individual request size while potentially increasing total attempt time. Queue admission begins the 60-second budget; earlier waiting time is separate. The SDK gate is process-local, and a never-returning framework call cannot be forcefully retired through this code. See current release status.</w:t>
       </w:r>
     </w:p>
     <w:p>
@@ -2958,15 +2958,15 @@
         <w:t xml:space="preserve">~/Desktop/Mail-Filter Request Budget Comparison.json</w:t>
       </w:r>
       <w:r>
-        <w:t xml:space="preserve">. Real-email comparisons contain private message/model text; keep them outside Git. Share the explicit report together with the normal support report when investigating a failure. Build 24 production uses the 3,000-character/256-token combination, with retries at 1,500 characters and unchanged 20/60-second deadlines; this command changes no filtering settings or mailbox contents. The local synthetic matrix does not reproduce or prove resolution of the original failure. Keep review on hold until a plausible matching failure has been reproduced and the mitigation demonstrated. Keep debugging on the publisher’s Mac using the local reproduction plan. The remote family member is only a beta tester; neither extra passing controls nor a different hardware specification establishes the original failure’s cause.</w:t>
-      </w:r>
-    </w:p>
-    <w:p>
-      <w:pPr>
-        <w:spacing w:after="120"/>
-      </w:pPr>
-      <w:r>
-        <w:t xml:space="preserve">The stress probe compares the exact previous standard policy with the candidate policy, captures response scalars and evaluates the approved build's parser. The output-limit probe intentionally uses tiny response limits as a truncation control; failure at one or two tokens is not evidence that the shipped 64-token budget caused a failure. Reports are private Desktop files and must not become committed email fixtures. The 48 local stress trials passed without reproducing the affected Mac's first-attempt failure. Review remains on hold until a plausible matching scenario is recreated and a mitigation is demonstrated; passing injected faults alone does not satisfy that gate.</w:t>
+        <w:t xml:space="preserve">. Real-email comparisons contain private message/model text; keep them outside Git. Share the explicit report together with the normal support report when investigating a failure. Build 24 production uses the 3,000-character/256-token combination, with retries at 1,500 characters and unchanged 20/60-second deadlines; this command changes no filtering settings or mailbox contents. The local synthetic matrix does not reproduce or prove resolution of the original failure. Record remaining reproduction limits and obtain publisher approval before submitting an update. Keep debugging on the publisher’s Mac using the local reproduction plan. The remote family member is only a beta tester; neither extra passing controls nor a different hardware specification establishes the original failure’s cause.</w:t>
+      </w:r>
+    </w:p>
+    <w:p>
+      <w:pPr>
+        <w:spacing w:after="120"/>
+      </w:pPr>
+      <w:r>
+        <w:t xml:space="preserve">The stress probe compares the exact previous standard policy with the candidate policy, captures response scalars and evaluates the approved build's parser. The output-limit probe intentionally uses tiny response limits as a truncation control; failure at one or two tokens is not evidence that the shipped 64-token budget caused a failure. Reports are private Desktop files and must not become committed email fixtures. The 48 local stress trials passed without reproducing the affected Mac's first-attempt failure. These trials do not recreate the original failure. The publisher approved build 27 after the defensive audit and clean-build qualification; see the release record.</w:t>
       </w:r>
     </w:p>
     <w:p>

--- a/docs/dev/getting-started.docx
+++ b/docs/dev/getting-started.docx
@@ -532,7 +532,7 @@
         <w:spacing w:after="120"/>
       </w:pPr>
       <w:r>
-        <w:t xml:space="preserve">Local builds use ad hoc signing and need no paid developer account. Public direct downloads require Developer ID certificates and notarization; Store distribution uses its own signing and review workflow. Do not treat a locally verified installer as a notarized release.</w:t>
+        <w:t xml:space="preserve">Signed Dev installers require Apple Development signing and provisioned Dev identifiers/App Group. Legacy Local builds use ad hoc signing and need no paid developer account. Public direct downloads require Developer ID certificates and notarization; Store distribution uses its own signing and review workflow. Do not treat a locally verified installer as a notarized release.</w:t>
       </w:r>
     </w:p>
     <w:p>
@@ -1134,6 +1134,39 @@
               <w:spacing w:after="0"/>
             </w:pPr>
             <w:r>
+              <w:t xml:space="preserve">Mail-Filter Dev Installer</w:t>
+            </w:r>
+          </w:p>
+        </w:tc>
+        <w:tc>
+          <w:tcPr>
+            <w:tcW w:w="5803" w:type="dxa"/>
+            <w:vAlign w:val="center"/>
+          </w:tcPr>
+          <w:p>
+            <w:pPr>
+              <w:spacing w:after="0"/>
+            </w:pPr>
+            <w:r>
+              <w:t xml:space="preserve">Build signed Dev app/extension and CLI, then package the isolated app.</w:t>
+            </w:r>
+          </w:p>
+        </w:tc>
+      </w:tr>
+      <w:tr>
+        <w:trPr>
+          <w:cantSplit/>
+        </w:trPr>
+        <w:tc>
+          <w:tcPr>
+            <w:tcW w:w="3557" w:type="dxa"/>
+            <w:vAlign w:val="center"/>
+          </w:tcPr>
+          <w:p>
+            <w:pPr>
+              <w:spacing w:after="0"/>
+            </w:pPr>
+            <w:r>
               <w:t xml:space="preserve">Mail-Filter Local Installer</w:t>
             </w:r>
           </w:p>
@@ -1148,7 +1181,7 @@
               <w:spacing w:after="0"/>
             </w:pPr>
             <w:r>
-              <w:t xml:space="preserve">Build native direct products, then create and verify the installer.</w:t>
+              <w:t xml:space="preserve">Build legacy direct products, then package with a Store-overwrite guard.</w:t>
             </w:r>
           </w:p>
         </w:tc>
@@ -1336,7 +1369,7 @@
           <w:sz w:val="26"/>
           <w:color w:val="000000"/>
         </w:rPr>
-        <w:t xml:space="preserve">Create the local installer inside Xcode</w:t>
+        <w:t xml:space="preserve">Create the Dev installer inside Xcode</w:t>
       </w:r>
     </w:p>
     <w:p>
@@ -1350,7 +1383,7 @@
         <w:rPr>
           <w:b/>
         </w:rPr>
-        <w:t xml:space="preserve">Mail-Filter Local Installer</w:t>
+        <w:t xml:space="preserve">Mail-Filter Dev Installer</w:t>
       </w:r>
       <w:r>
         <w:t xml:space="preserve">, then choose </w:t>
@@ -1362,18 +1395,7 @@
         <w:t xml:space="preserve">Product &gt; Build</w:t>
       </w:r>
       <w:r>
-        <w:t xml:space="preserve"> or press Command-B. Its native dependencies build the app, extension, CLI and uninstaller first. The packaging phase stages copies of those products, adds the engineering CLI and its resources to the staged app, reseals its signature, and verifies the installer. It does not start another </w:t>
-      </w:r>
-      <w:r>
-        <w:rPr>
-          <w:rFonts w:ascii="Courier New" w:hAnsi="Courier New" w:cs="Courier New"/>
-          <w:sz w:val="19"/>
-          <w:shd w:val="clear" w:color="auto" w:fill="F2F2F2"/>
-        </w:rPr>
-        <w:t xml:space="preserve">xcodebuild</w:t>
-      </w:r>
-      <w:r>
-        <w:t xml:space="preserve"> or maintain a second Swift compile list.</w:t>
+        <w:t xml:space="preserve"> or press Command-B. The aggregate builds the signed Development app, its embedded extension and the CLI. Packaging preserves the original app signature and stages the engineering CLI outside the app bundle. It does not start a recursive native build.</w:t>
       </w:r>
     </w:p>
     <w:p>
@@ -1389,18 +1411,40 @@
           <w:sz w:val="19"/>
           <w:shd w:val="clear" w:color="auto" w:fill="F2F2F2"/>
         </w:rPr>
-        <w:t xml:space="preserve">outputs/Mail-Filter Installer.pkg</w:t>
-      </w:r>
-      <w:r>
-        <w:t xml:space="preserve">. The packager maintains a Desktop shortcut to that same file and leaves unrelated Desktop items untouched. Building creates the package; open it yourself to install. It does not launch Installer, change installed apps, filtering settings or PATH, or enable extensions. The package uses ad hoc signing and requires no paid developer membership.</w:t>
-      </w:r>
-    </w:p>
-    <w:p>
-      <w:pPr>
-        <w:spacing w:after="120"/>
-      </w:pPr>
-      <w:r>
-        <w:t xml:space="preserve">Each explicit installer build reruns packaging. Use </w:t>
+        <w:t xml:space="preserve">outputs/Mail-Filter Dev Installer.pkg</w:t>
+      </w:r>
+      <w:r>
+        <w:t xml:space="preserve">, with a Desktop shortcut. The installer title and introduction display the app name, marketing version and build number. It installs </w:t>
+      </w:r>
+      <w:r>
+        <w:rPr>
+          <w:rFonts w:ascii="Courier New" w:hAnsi="Courier New" w:cs="Courier New"/>
+          <w:sz w:val="19"/>
+          <w:shd w:val="clear" w:color="auto" w:fill="F2F2F2"/>
+        </w:rPr>
+        <w:t xml:space="preserve">/Applications/Mail-Filter Dev.app</w:t>
+      </w:r>
+      <w:r>
+        <w:t xml:space="preserve">, never </w:t>
+      </w:r>
+      <w:r>
+        <w:rPr>
+          <w:rFonts w:ascii="Courier New" w:hAnsi="Courier New" w:cs="Courier New"/>
+          <w:sz w:val="19"/>
+          <w:shd w:val="clear" w:color="auto" w:fill="F2F2F2"/>
+        </w:rPr>
+        <w:t xml:space="preserve">/Applications/Mail-Filter.app</w:t>
+      </w:r>
+      <w:r>
+        <w:t xml:space="preserve">. Existing compatible Dev settings survive updates. Both app identities and their App Groups remain separate; installation does not import setup or activate filtering. Development signing requires a team and registered test Mac.</w:t>
+      </w:r>
+    </w:p>
+    <w:p>
+      <w:pPr>
+        <w:spacing w:after="120"/>
+      </w:pPr>
+      <w:r>
+        <w:t xml:space="preserve">Each explicit installer build reruns packaging. Both packaging helpers disable Xcode's build-script sandbox to write outputs and the Desktop shortcut; this does not change the apps' runtime sandbox. Use </w:t>
       </w:r>
       <w:r>
         <w:rPr>
@@ -1409,7 +1453,7 @@
         <w:t xml:space="preserve">Mail-Filter Dev</w:t>
       </w:r>
       <w:r>
-        <w:t xml:space="preserve"> for normal signed incremental development or </w:t>
+        <w:t xml:space="preserve"> for incremental development and </w:t>
       </w:r>
       <w:r>
         <w:rPr>
@@ -1418,7 +1462,16 @@
         <w:t xml:space="preserve">Mail-Filter Build Check</w:t>
       </w:r>
       <w:r>
-        <w:t xml:space="preserve"> for unsigned Store compilation. Only the packaging helper disables Xcode's build-script sandbox, because it writes repository outputs and the Desktop shortcut. This is separate from the app's runtime sandbox, which is controlled by its distribution configuration.</w:t>
+        <w:t xml:space="preserve"> for unsigned compilation. The explicitly selected legacy Local Installer produces </w:t>
+      </w:r>
+      <w:r>
+        <w:rPr>
+          <w:b/>
+        </w:rPr>
+        <w:t xml:space="preserve">Mail-Filter Direct Installer.pkg</w:t>
+      </w:r>
+      <w:r>
+        <w:t xml:space="preserve">, retains the production identity, and refuses to overwrite a Store copy.</w:t>
       </w:r>
     </w:p>
     <w:p>
@@ -1639,7 +1692,18 @@
         <w:t xml:space="preserve">Mail-Filter.app</w:t>
       </w:r>
       <w:r>
-        <w:t xml:space="preserve"> to your user Applications folder and name the copy </w:t>
+        <w:t xml:space="preserve"> to </w:t>
+      </w:r>
+      <w:r>
+        <w:rPr>
+          <w:rFonts w:ascii="Courier New" w:hAnsi="Courier New" w:cs="Courier New"/>
+          <w:sz w:val="19"/>
+          <w:shd w:val="clear" w:color="auto" w:fill="F2F2F2"/>
+        </w:rPr>
+        <w:t xml:space="preserve">/Applications</w:t>
+      </w:r>
+      <w:r>
+        <w:t xml:space="preserve"> and name the copy </w:t>
       </w:r>
       <w:r>
         <w:rPr>
@@ -1650,7 +1714,18 @@
         <w:t xml:space="preserve">Mail-Filter Dev.app</w:t>
       </w:r>
       <w:r>
-        <w:t xml:space="preserve">. The shell build is under </w:t>
+        <w:t xml:space="preserve">. Remove any older copy from </w:t>
+      </w:r>
+      <w:r>
+        <w:rPr>
+          <w:rFonts w:ascii="Courier New" w:hAnsi="Courier New" w:cs="Courier New"/>
+          <w:sz w:val="19"/>
+          <w:shd w:val="clear" w:color="auto" w:fill="F2F2F2"/>
+        </w:rPr>
+        <w:t xml:space="preserve">~/Applications</w:t>
+      </w:r>
+      <w:r>
+        <w:t xml:space="preserve"> while keeping its private data. The staging script preserves that older copy under ignored outputs/development before installing the new one. The shell build is under </w:t>
       </w:r>
       <w:r>
         <w:rPr>
@@ -1710,7 +1785,7 @@
                 <w:rFonts w:ascii="Courier New" w:hAnsi="Courier New" w:cs="Courier New"/>
                 <w:sz w:val="18"/>
               </w:rPr>
-              <w:t xml:space="preserve">/usr/bin/pluginkit -a "$HOME/Applications/Mail-Filter Dev.app/Contents/PlugIns/Mail-Filter.appex"</w:t>
+              <w:t xml:space="preserve">/usr/bin/pluginkit -a "/Applications/Mail-Filter Dev.app/Contents/PlugIns/Mail-Filter.appex"</w:t>
             </w:r>
           </w:p>
           <w:p>
@@ -1722,7 +1797,7 @@
                 <w:rFonts w:ascii="Courier New" w:hAnsi="Courier New" w:cs="Courier New"/>
                 <w:sz w:val="18"/>
               </w:rPr>
-              <w:t xml:space="preserve">/usr/bin/open -a "$HOME/Applications/Mail-Filter Dev.app"</w:t>
+              <w:t xml:space="preserve">/usr/bin/open -a "/Applications/Mail-Filter Dev.app"</w:t>
             </w:r>
           </w:p>
         </w:tc>
@@ -2057,10 +2132,10 @@
           <w:sz w:val="19"/>
           <w:shd w:val="clear" w:color="auto" w:fill="F2F2F2"/>
         </w:rPr>
-        <w:t xml:space="preserve">package.sh</w:t>
-      </w:r>
-      <w:r>
-        <w:t xml:space="preserve"> uses those staged products to create the direct installer. The Xcode installer scheme bypasses this build wrapper because its target dependencies have already compiled the products; it uses the same staging and package verification functions.</w:t>
+        <w:t xml:space="preserve">package.sh local</w:t>
+      </w:r>
+      <w:r>
+        <w:t xml:space="preserve"> uses those staged products to create the direct installer; the default selects the isolated Dev installer. The Xcode installer scheme bypasses this build wrapper because its target dependencies have already compiled the products; it uses the same staging and package verification functions.</w:t>
       </w:r>
     </w:p>
     <w:p>
@@ -2981,7 +3056,7 @@
           <w:sz w:val="32"/>
           <w:color w:val="000000"/>
         </w:rPr>
-        <w:t xml:space="preserve">5 Package and install a local build</w:t>
+        <w:t xml:space="preserve">5 Package and install a Dev build</w:t>
       </w:r>
     </w:p>
     <w:tbl>
@@ -3011,7 +3086,7 @@
                 <w:rFonts w:ascii="Courier New" w:hAnsi="Courier New" w:cs="Courier New"/>
                 <w:sz w:val="18"/>
               </w:rPr>
-              <w:t xml:space="preserve">./MacApp/package.sh local</w:t>
+              <w:t xml:space="preserve">MAIL_FILTER_TEAM_ID=YOURTEAMID ./MacApp/package.sh</w:t>
             </w:r>
           </w:p>
         </w:tc>
@@ -3023,7 +3098,49 @@
         <w:spacing w:after="120"/>
       </w:pPr>
       <w:r>
-        <w:t xml:space="preserve">Packaging rebuilds the native product, verifies signatures and bundle identities, constructs the installer choices, expands/verifies the payload, and writes </w:t>
+        <w:t xml:space="preserve">A configured private Signing.local.xcconfig can supply the team instead. This invokes </w:t>
+      </w:r>
+      <w:r>
+        <w:rPr>
+          <w:b/>
+        </w:rPr>
+        <w:t xml:space="preserve">Mail-Filter Dev Installer</w:t>
+      </w:r>
+      <w:r>
+        <w:t xml:space="preserve">, verifies signed capabilities, expands the package for inspection, and writes </w:t>
+      </w:r>
+      <w:r>
+        <w:rPr>
+          <w:rFonts w:ascii="Courier New" w:hAnsi="Courier New" w:cs="Courier New"/>
+          <w:sz w:val="19"/>
+          <w:shd w:val="clear" w:color="auto" w:fill="F2F2F2"/>
+        </w:rPr>
+        <w:t xml:space="preserve">outputs/Mail-Filter Dev Installer.pkg</w:t>
+      </w:r>
+      <w:r>
+        <w:t xml:space="preserve"> plus its Desktop shortcut. The title, welcome and conclusion show the exact version and build. Both </w:t>
+      </w:r>
+      <w:r>
+        <w:rPr>
+          <w:rFonts w:ascii="Courier New" w:hAnsi="Courier New" w:cs="Courier New"/>
+          <w:sz w:val="19"/>
+          <w:shd w:val="clear" w:color="auto" w:fill="F2F2F2"/>
+        </w:rPr>
+        <w:t xml:space="preserve">.build/</w:t>
+      </w:r>
+      <w:r>
+        <w:t xml:space="preserve"> and </w:t>
+      </w:r>
+      <w:r>
+        <w:rPr>
+          <w:rFonts w:ascii="Courier New" w:hAnsi="Courier New" w:cs="Courier New"/>
+          <w:sz w:val="19"/>
+          <w:shd w:val="clear" w:color="auto" w:fill="F2F2F2"/>
+        </w:rPr>
+        <w:t xml:space="preserve">outputs/</w:t>
+      </w:r>
+      <w:r>
+        <w:t xml:space="preserve"> are ignored. Successful Dev packaging archives the old generic </w:t>
       </w:r>
       <w:r>
         <w:rPr>
@@ -3034,57 +3151,24 @@
         <w:t xml:space="preserve">outputs/Mail-Filter Installer.pkg</w:t>
       </w:r>
       <w:r>
-        <w:t xml:space="preserve">. It creates a Desktop symbolic-link shortcut to that same package. </w:t>
-      </w:r>
-      <w:r>
-        <w:rPr>
-          <w:rFonts w:ascii="Courier New" w:hAnsi="Courier New" w:cs="Courier New"/>
-          <w:sz w:val="19"/>
-          <w:shd w:val="clear" w:color="auto" w:fill="F2F2F2"/>
-        </w:rPr>
-        <w:t xml:space="preserve">.build/</w:t>
-      </w:r>
-      <w:r>
-        <w:t xml:space="preserve"> and </w:t>
-      </w:r>
-      <w:r>
-        <w:rPr>
-          <w:rFonts w:ascii="Courier New" w:hAnsi="Courier New" w:cs="Courier New"/>
-          <w:sz w:val="19"/>
-          <w:shd w:val="clear" w:color="auto" w:fill="F2F2F2"/>
-        </w:rPr>
-        <w:t xml:space="preserve">outputs/</w:t>
-      </w:r>
-      <w:r>
-        <w:t xml:space="preserve"> are ignored; generated developer </w:t>
-      </w:r>
-      <w:r>
-        <w:rPr>
-          <w:rFonts w:ascii="Courier New" w:hAnsi="Courier New" w:cs="Courier New"/>
-          <w:sz w:val="19"/>
-          <w:shd w:val="clear" w:color="auto" w:fill="F2F2F2"/>
-        </w:rPr>
-        <w:t xml:space="preserve">.docx</w:t>
-      </w:r>
-      <w:r>
-        <w:t xml:space="preserve"> files are retained with their Markdown sources.</w:t>
-      </w:r>
-    </w:p>
-    <w:p>
-      <w:pPr>
-        <w:spacing w:after="120"/>
-      </w:pPr>
-      <w:r>
-        <w:t xml:space="preserve">Quit Mail, Mail-Filter and its uninstaller </w:t>
-      </w:r>
-      <w:r>
-        <w:rPr>
-          <w:b/>
-        </w:rPr>
-        <w:t xml:space="preserve">before</w:t>
-      </w:r>
-      <w:r>
-        <w:t xml:space="preserve"> opening the package to install into </w:t>
+        <w:t xml:space="preserve"> under ignored legacy-installers and removes only its matching owned Desktop symlink.</w:t>
+      </w:r>
+    </w:p>
+    <w:p>
+      <w:pPr>
+        <w:spacing w:after="120"/>
+      </w:pPr>
+      <w:r>
+        <w:t xml:space="preserve">Quit Mail and Mail-Filter Dev before installing. The package requires closing those apps and checks again before replacement, including lingering Dev extension processes. It installs only </w:t>
+      </w:r>
+      <w:r>
+        <w:rPr>
+          <w:b/>
+        </w:rPr>
+        <w:t xml:space="preserve">Mail-Filter Dev.app</w:t>
+      </w:r>
+      <w:r>
+        <w:t xml:space="preserve"> in </w:t>
       </w:r>
       <w:r>
         <w:rPr>
@@ -3095,61 +3179,150 @@
         <w:t xml:space="preserve">/Applications</w:t>
       </w:r>
       <w:r>
-        <w:t xml:space="preserve">. Installer uses a native close-app requirement, plus a read-only preinstall check across users. It stops before replacement if an old extension process remains or process inspection fails. If Mail has quit but the extension does not exit, restart the Mac before retrying. The guard never terminates apps or changes private settings. Compatible private settings, activity and protection survive updates. The optional </w:t>
-      </w:r>
-      <w:r>
-        <w:rPr>
-          <w:b/>
-        </w:rPr>
-        <w:t xml:space="preserve">Add command-line tool to PATH</w:t>
-      </w:r>
-      <w:r>
-        <w:t xml:space="preserve"> choice adds only the dedicated </w:t>
-      </w:r>
-      <w:r>
-        <w:rPr>
-          <w:rFonts w:ascii="Courier New" w:hAnsi="Courier New" w:cs="Courier New"/>
-          <w:sz w:val="19"/>
-          <w:shd w:val="clear" w:color="auto" w:fill="F2F2F2"/>
-        </w:rPr>
-        <w:t xml:space="preserve">/etc/paths.d/org.mail-filter.command-line</w:t>
-      </w:r>
-      <w:r>
-        <w:t xml:space="preserve"> entry. Unchecking it removes only a matching installer-owned entry. Open a new Terminal window for PATH changes to take effect; shell dotfiles are not edited.</w:t>
-      </w:r>
-    </w:p>
-    <w:p>
-      <w:pPr>
-        <w:spacing w:after="120"/>
-      </w:pPr>
-      <w:r>
-        <w:t xml:space="preserve">After installation, open Mail-Filter and reopen Mail. Compare the sidebar build with </w:t>
-      </w:r>
-      <w:r>
-        <w:rPr>
-          <w:b/>
-        </w:rPr>
-        <w:t xml:space="preserve">Mail-Filter (build 21)</w:t>
-      </w:r>
-      <w:r>
-        <w:t xml:space="preserve"> in Mail Settings, using the current build number. Confirm saved accounts, </w:t>
-      </w:r>
-      <w:r>
-        <w:rPr>
-          <w:b/>
-        </w:rPr>
-        <w:t xml:space="preserve">Enable filtering</w:t>
-      </w:r>
-      <w:r>
-        <w:t xml:space="preserve">, Preview and model readiness. Activity retains the last extension startup build and time; application diagnostics also record its process ID. This is historical evidence, not a liveness check, and earlier builds have no startup identity. Verify a new incoming callback after the update; old Inbox messages are not replayed. The settings window can then close; Mail must stay running.</w:t>
-      </w:r>
-    </w:p>
-    <w:p>
-      <w:pPr>
-        <w:spacing w:after="120"/>
-      </w:pPr>
-      <w:r>
-        <w:t xml:space="preserve">A fresh native setup defaults to apply mode once configured. Use Preview for initial validation and keep it saved while testing. Updating does not automatically scan older Inbox messages. Own-sender mail is protected, so sending to yourself can exercise callback delivery but is not a positive-classification test.</w:t>
+        <w:t xml:space="preserve">. An unexpected destination identity, symlink or Store receipt stops installation. It never replaces the production </w:t>
+      </w:r>
+      <w:r>
+        <w:rPr>
+          <w:b/>
+        </w:rPr>
+        <w:t xml:space="preserve">Mail-Filter.app</w:t>
+      </w:r>
+      <w:r>
+        <w:t xml:space="preserve">, resets an App Group or enables filtering. Compatible Dev accounts, settings, activity and restored-message protection survive updates.</w:t>
+      </w:r>
+    </w:p>
+    <w:p>
+      <w:pPr>
+        <w:spacing w:after="120"/>
+      </w:pPr>
+      <w:r>
+        <w:t xml:space="preserve">If Dev was previously staged in </w:t>
+      </w:r>
+      <w:r>
+        <w:rPr>
+          <w:rFonts w:ascii="Courier New" w:hAnsi="Courier New" w:cs="Courier New"/>
+          <w:sz w:val="19"/>
+          <w:shd w:val="clear" w:color="auto" w:fill="F2F2F2"/>
+        </w:rPr>
+        <w:t xml:space="preserve">~/Applications</w:t>
+      </w:r>
+      <w:r>
+        <w:t xml:space="preserve">, retire that older app before using the installer; preserve its private data. </w:t>
+      </w:r>
+      <w:r>
+        <w:rPr>
+          <w:rFonts w:ascii="Courier New" w:hAnsi="Courier New" w:cs="Courier New"/>
+          <w:sz w:val="19"/>
+          <w:shd w:val="clear" w:color="auto" w:fill="F2F2F2"/>
+        </w:rPr>
+        <w:t xml:space="preserve">install-dev.sh</w:t>
+      </w:r>
+      <w:r>
+        <w:t xml:space="preserve"> stages at the new system Applications path and backs up any recognized personal copy under ignored outputs/development. Do not retain multiple installed Dev bundles. The Store copy can coexist at </w:t>
+      </w:r>
+      <w:r>
+        <w:rPr>
+          <w:rFonts w:ascii="Courier New" w:hAnsi="Courier New" w:cs="Courier New"/>
+          <w:sz w:val="19"/>
+          <w:shd w:val="clear" w:color="auto" w:fill="F2F2F2"/>
+        </w:rPr>
+        <w:t xml:space="preserve">/Applications/Mail-Filter.app</w:t>
+      </w:r>
+      <w:r>
+        <w:t xml:space="preserve">.</w:t>
+      </w:r>
+    </w:p>
+    <w:p>
+      <w:pPr>
+        <w:spacing w:after="120"/>
+      </w:pPr>
+      <w:r>
+        <w:t xml:space="preserve">Mail Settings controls independent extension checkboxes. There is no public MailKit API to make them radio buttons or disable a competing extension. For a Dev test, uncheck </w:t>
+      </w:r>
+      <w:r>
+        <w:rPr>
+          <w:b/>
+        </w:rPr>
+        <w:t xml:space="preserve">Mail-Filter</w:t>
+      </w:r>
+      <w:r>
+        <w:t xml:space="preserve">, then check </w:t>
+      </w:r>
+      <w:r>
+        <w:rPr>
+          <w:b/>
+        </w:rPr>
+        <w:t xml:space="preserve">Mail-Filter Dev</w:t>
+      </w:r>
+      <w:r>
+        <w:t xml:space="preserve">; reverse those choices afterward. Restart Mail after replacing a loaded extension. Compare the sidebar build with the enabled extension build and verify a new callback; existing Inbox messages are not automatically replayed.</w:t>
+      </w:r>
+    </w:p>
+    <w:p>
+      <w:pPr>
+        <w:spacing w:after="120"/>
+      </w:pPr>
+      <w:r>
+        <w:t xml:space="preserve">The optional engineering CLI component installs under </w:t>
+      </w:r>
+      <w:r>
+        <w:rPr>
+          <w:rFonts w:ascii="Courier New" w:hAnsi="Courier New" w:cs="Courier New"/>
+          <w:sz w:val="19"/>
+          <w:shd w:val="clear" w:color="auto" w:fill="F2F2F2"/>
+        </w:rPr>
+        <w:t xml:space="preserve">/Library/Application Support/Mail-Filter Dev/DeveloperTools</w:t>
+      </w:r>
+      <w:r>
+        <w:t xml:space="preserve">. Its PATH file is </w:t>
+      </w:r>
+      <w:r>
+        <w:rPr>
+          <w:rFonts w:ascii="Courier New" w:hAnsi="Courier New" w:cs="Courier New"/>
+          <w:sz w:val="19"/>
+          <w:shd w:val="clear" w:color="auto" w:fill="F2F2F2"/>
+        </w:rPr>
+        <w:t xml:space="preserve">/etc/paths.d/org.mail-filter.development.command-line</w:t>
+      </w:r>
+      <w:r>
+        <w:t xml:space="preserve">. Deselecting it removes only an exact matching owned entry, preserving tool files and private CLI settings. No shell dotfiles are edited. Open a new Terminal window afterward. The CLI uses its own account configuration and recovery state; do not run apply mode alongside an active extension.</w:t>
+      </w:r>
+    </w:p>
+    <w:p>
+      <w:pPr>
+        <w:spacing w:after="120"/>
+      </w:pPr>
+      <w:r>
+        <w:t xml:space="preserve">For legacy direct-distribution qualification only, run </w:t>
+      </w:r>
+      <w:r>
+        <w:rPr>
+          <w:rFonts w:ascii="Courier New" w:hAnsi="Courier New" w:cs="Courier New"/>
+          <w:sz w:val="19"/>
+          <w:shd w:val="clear" w:color="auto" w:fill="F2F2F2"/>
+        </w:rPr>
+        <w:t xml:space="preserve">./MacApp/package.sh local</w:t>
+      </w:r>
+      <w:r>
+        <w:t xml:space="preserve"> or choose </w:t>
+      </w:r>
+      <w:r>
+        <w:rPr>
+          <w:b/>
+        </w:rPr>
+        <w:t xml:space="preserve">Mail-Filter Local Installer</w:t>
+      </w:r>
+      <w:r>
+        <w:t xml:space="preserve">. This produces </w:t>
+      </w:r>
+      <w:r>
+        <w:rPr>
+          <w:b/>
+        </w:rPr>
+        <w:t xml:space="preserve">Mail-Filter Direct Installer.pkg</w:t>
+      </w:r>
+      <w:r>
+        <w:t xml:space="preserve"> with a production identity. The preinstall guard refuses a Store receipt, Store channel metadata, an unexpected identity, a symlink, or an in-use app. Its existing optional PATH component and uninstaller remain specific to direct distribution. Use Dev for routine side-by-side engineering.</w:t>
       </w:r>
     </w:p>
     <w:p>

--- a/docs/dev/getting-started.docx
+++ b/docs/dev/getting-started.docx
@@ -2827,16 +2827,34 @@
         <w:t xml:space="preserve">Mail-Filter Dev</w:t>
       </w:r>
       <w:r>
-        <w:t xml:space="preserve">, open Filtering and turn on </w:t>
-      </w:r>
-      <w:r>
-        <w:rPr>
-          <w:b/>
-        </w:rPr>
-        <w:t xml:space="preserve">Filter mail from my own addresses (testing)</w:t>
-      </w:r>
-      <w:r>
-        <w:t xml:space="preserve">, then </w:t>
+        <w:t xml:space="preserve">, open Filtering and check </w:t>
+      </w:r>
+      <w:r>
+        <w:rPr>
+          <w:b/>
+        </w:rPr>
+        <w:t xml:space="preserve">Analyze and filter self-sent mail (Dev)</w:t>
+      </w:r>
+      <w:r>
+        <w:t xml:space="preserve">. </w:t>
+      </w:r>
+      <w:r>
+        <w:rPr>
+          <w:b/>
+        </w:rPr>
+        <w:t xml:space="preserve">ON</w:t>
+      </w:r>
+      <w:r>
+        <w:t xml:space="preserve"> analyzes messages from your own addresses and permits verified positives to move to Junk; </w:t>
+      </w:r>
+      <w:r>
+        <w:rPr>
+          <w:b/>
+        </w:rPr>
+        <w:t xml:space="preserve">OFF</w:t>
+      </w:r>
+      <w:r>
+        <w:t xml:space="preserve"> protects them without AI analysis. The Dev default is ON for new settings and older files without the key. An explicitly saved OFF choice remains OFF; turn it ON if you want self-mail tests. Click </w:t>
       </w:r>
       <w:r>
         <w:rPr>
@@ -2845,15 +2863,15 @@
         <w:t xml:space="preserve">Save Settings</w:t>
       </w:r>
       <w:r>
-        <w:t xml:space="preserve">. This switch is off by default and appears only in the signed Development configuration. It allows mail from any configured own address, including unchecked accounts, to reach classification when delivered to a selected recipient. Preview, keyword validation, meaningful-body and recovery checks still apply. For actual Junk moves, turn Preview off and save; enable only the Dev extension for the designated test setup. Send a fresh message for each action test because previously moved/restored messages remain protected. Turn the testing switch off and save when finished.</w:t>
-      </w:r>
-    </w:p>
-    <w:p>
-      <w:pPr>
-        <w:spacing w:after="120"/>
-      </w:pPr>
-      <w:r>
-        <w:t xml:space="preserve">The Store build has no self-mail switch and ignores its saved key if present in an imported Dev setup. The native suite compiles the injected pipeline twice, checking production exclusion and Dev opt-in, cross-account self-mail, Preview, evidence, pause, recovery and settings changes during inference. It never moves real mail.</w:t>
+        <w:t xml:space="preserve"> after changing it; the unsaved-change notice clears when applied. It allows mail from any configured own address, including unchecked accounts, to reach classification when delivered to a selected recipient. Preview, keyword validation, meaningful-body and recovery checks still apply. For actual Junk moves, turn Preview off and save; enable only the Dev extension for the designated test setup. Send a fresh message for each action test because previously moved/restored messages remain protected. Leave it ON for self-mail testing, or turn it OFF and save to protect your own senders.</w:t>
+      </w:r>
+    </w:p>
+    <w:p>
+      <w:pPr>
+        <w:spacing w:after="120"/>
+      </w:pPr>
+      <w:r>
+        <w:t xml:space="preserve">The Store build has no self-mail switch and ignores its saved key if present in an imported Dev setup. The native suite compiles the injected pipeline twice, checking production protection, Dev defaults, explicit saved OFF choices, cross-account self-mail, Preview, evidence, pause, recovery and settings changes during inference. It never moves real mail.</w:t>
       </w:r>
     </w:p>
     <w:p>
